--- a/9-交付管理/运行记录类文件/090203-盐都区新能源汽车充电站建设项目-巡检报告.docx
+++ b/9-交付管理/运行记录类文件/090203-盐都区新能源汽车充电站建设项目-巡检报告.docx
@@ -392,8 +392,10 @@
                 <w:rFonts w:hint="eastAsia"/>
                 <w:lang w:val="en-US" w:eastAsia="zh-CN"/>
               </w:rPr>
-              <w:t>交付实施计划</w:t>
-            </w:r>
+              <w:t>巡检报告</w:t>
+            </w:r>
+            <w:bookmarkStart w:id="13" w:name="_GoBack"/>
+            <w:bookmarkEnd w:id="13"/>
             <w:r>
               <w:t>（ZDFJT-ITS</w:t>
             </w:r>
@@ -409,7 +411,7 @@
                 <w:spacing w:val="-1"/>
                 <w:lang w:val="en-US" w:eastAsia="zh-CN"/>
               </w:rPr>
-              <w:t>JFSSJH</w:t>
+              <w:t>XJBG</w:t>
             </w:r>
             <w:r>
               <w:rPr>
@@ -1325,8 +1327,6 @@
               <w:tab w:val="right" w:leader="dot" w:pos="8336"/>
             </w:tabs>
           </w:pPr>
-          <w:bookmarkStart w:id="13" w:name="_GoBack"/>
-          <w:bookmarkEnd w:id="13"/>
           <w:r>
             <w:rPr>
               <w:rFonts w:ascii="宋体" w:hAnsi="宋体" w:eastAsia="宋体" w:cs="宋体"/>
@@ -2287,6 +2287,7 @@
     </w:p>
     <w:tbl>
       <w:tblPr>
+        <w:tblStyle w:val="20"/>
         <w:tblW w:w="8715" w:type="dxa"/>
         <w:jc w:val="center"/>
         <w:tblBorders>
@@ -2320,6 +2321,142 @@
             <w:insideH w:val="none" w:color="auto" w:sz="0" w:space="0"/>
             <w:insideV w:val="none" w:color="auto" w:sz="0" w:space="0"/>
           </w:tblBorders>
+          <w:tblCellMar>
+            <w:top w:w="15" w:type="dxa"/>
+            <w:left w:w="15" w:type="dxa"/>
+            <w:bottom w:w="15" w:type="dxa"/>
+            <w:right w:w="15" w:type="dxa"/>
+          </w:tblCellMar>
+        </w:tblPrEx>
+        <w:trPr>
+          <w:trHeight w:val="0" w:hRule="atLeast"/>
+          <w:jc w:val="center"/>
+        </w:trPr>
+        <w:tc>
+          <w:tcPr>
+            <w:tcW w:w="0" w:type="auto"/>
+            <w:tcBorders>
+              <w:top w:val="single" w:color="auto" w:sz="12" w:space="0"/>
+              <w:left w:val="single" w:color="auto" w:sz="12" w:space="0"/>
+              <w:bottom w:val="nil"/>
+              <w:right w:val="nil"/>
+            </w:tcBorders>
+            <w:shd w:val="clear" w:color="auto" w:fill="FFFFFF"/>
+            <w:noWrap w:val="0"/>
+            <w:tcMar>
+              <w:top w:w="120" w:type="dxa"/>
+              <w:left w:w="-1" w:type="dxa"/>
+              <w:bottom w:w="120" w:type="dxa"/>
+              <w:right w:w="192" w:type="dxa"/>
+            </w:tcMar>
+            <w:vAlign w:val="center"/>
+          </w:tcPr>
+          <w:p>
+            <w:pPr>
+              <w:keepNext w:val="0"/>
+              <w:keepLines w:val="0"/>
+              <w:widowControl/>
+              <w:suppressLineNumbers w:val="0"/>
+              <w:snapToGrid w:val="0"/>
+              <w:spacing w:line="300" w:lineRule="atLeast"/>
+              <w:jc w:val="left"/>
+              <w:rPr>
+                <w:rFonts w:ascii="Segoe UI" w:hAnsi="Segoe UI" w:eastAsia="Segoe UI" w:cs="Segoe UI"/>
+                <w:i w:val="0"/>
+                <w:iCs w:val="0"/>
+                <w:caps w:val="0"/>
+                <w:color w:val="0F1115"/>
+                <w:spacing w:val="0"/>
+                <w:sz w:val="18"/>
+                <w:szCs w:val="18"/>
+              </w:rPr>
+            </w:pPr>
+            <w:r>
+              <w:rPr>
+                <w:rFonts w:hint="default" w:ascii="Segoe UI" w:hAnsi="Segoe UI" w:eastAsia="Segoe UI" w:cs="Segoe UI"/>
+                <w:i w:val="0"/>
+                <w:iCs w:val="0"/>
+                <w:caps w:val="0"/>
+                <w:snapToGrid w:val="0"/>
+                <w:color w:val="000000"/>
+                <w:spacing w:val="0"/>
+                <w:kern w:val="0"/>
+                <w:sz w:val="18"/>
+                <w:szCs w:val="18"/>
+                <w:lang w:val="en-US" w:eastAsia="zh-CN" w:bidi="ar"/>
+              </w:rPr>
+              <w:t>项目名称</w:t>
+            </w:r>
+          </w:p>
+        </w:tc>
+        <w:tc>
+          <w:tcPr>
+            <w:tcW w:w="7103" w:type="dxa"/>
+            <w:tcBorders>
+              <w:top w:val="single" w:color="auto" w:sz="12" w:space="0"/>
+              <w:left w:val="single" w:color="auto" w:sz="4" w:space="0"/>
+              <w:bottom w:val="nil"/>
+              <w:right w:val="single" w:color="auto" w:sz="12" w:space="0"/>
+            </w:tcBorders>
+            <w:shd w:val="clear" w:color="auto" w:fill="FFFFFF"/>
+            <w:noWrap w:val="0"/>
+            <w:tcMar>
+              <w:top w:w="120" w:type="dxa"/>
+              <w:left w:w="192" w:type="dxa"/>
+              <w:bottom w:w="120" w:type="dxa"/>
+              <w:right w:w="192" w:type="dxa"/>
+            </w:tcMar>
+            <w:vAlign w:val="center"/>
+          </w:tcPr>
+          <w:p>
+            <w:pPr>
+              <w:keepNext w:val="0"/>
+              <w:keepLines w:val="0"/>
+              <w:widowControl/>
+              <w:suppressLineNumbers w:val="0"/>
+              <w:snapToGrid w:val="0"/>
+              <w:spacing w:line="300" w:lineRule="atLeast"/>
+              <w:jc w:val="left"/>
+              <w:rPr>
+                <w:rFonts w:hint="default" w:ascii="Segoe UI" w:hAnsi="Segoe UI" w:eastAsia="Segoe UI" w:cs="Segoe UI"/>
+                <w:i w:val="0"/>
+                <w:iCs w:val="0"/>
+                <w:caps w:val="0"/>
+                <w:color w:val="0F1115"/>
+                <w:spacing w:val="0"/>
+                <w:sz w:val="18"/>
+                <w:szCs w:val="18"/>
+              </w:rPr>
+            </w:pPr>
+            <w:r>
+              <w:rPr>
+                <w:rFonts w:hint="default" w:ascii="Segoe UI" w:hAnsi="Segoe UI" w:eastAsia="Segoe UI" w:cs="Segoe UI"/>
+                <w:i w:val="0"/>
+                <w:iCs w:val="0"/>
+                <w:caps w:val="0"/>
+                <w:snapToGrid w:val="0"/>
+                <w:color w:val="000000"/>
+                <w:spacing w:val="0"/>
+                <w:kern w:val="0"/>
+                <w:sz w:val="18"/>
+                <w:szCs w:val="18"/>
+                <w:lang w:val="en-US" w:eastAsia="zh-CN" w:bidi="ar"/>
+              </w:rPr>
+              <w:t>盐都区新能源汽车充电站建设项目</w:t>
+            </w:r>
+          </w:p>
+        </w:tc>
+      </w:tr>
+      <w:tr>
+        <w:tblPrEx>
+          <w:tblBorders>
+            <w:top w:val="none" w:color="auto" w:sz="0" w:space="0"/>
+            <w:left w:val="none" w:color="auto" w:sz="0" w:space="0"/>
+            <w:bottom w:val="none" w:color="auto" w:sz="0" w:space="0"/>
+            <w:right w:val="none" w:color="auto" w:sz="0" w:space="0"/>
+            <w:insideH w:val="none" w:color="auto" w:sz="0" w:space="0"/>
+            <w:insideV w:val="none" w:color="auto" w:sz="0" w:space="0"/>
+          </w:tblBorders>
           <w:shd w:val="clear" w:color="auto" w:fill="FFFFFF"/>
           <w:tblCellMar>
             <w:top w:w="15" w:type="dxa"/>
@@ -2336,7 +2473,7 @@
           <w:tcPr>
             <w:tcW w:w="0" w:type="auto"/>
             <w:tcBorders>
-              <w:top w:val="single" w:color="auto" w:sz="12" w:space="0"/>
+              <w:top w:val="single" w:color="auto" w:sz="4" w:space="0"/>
               <w:left w:val="single" w:color="auto" w:sz="12" w:space="0"/>
               <w:bottom w:val="nil"/>
               <w:right w:val="nil"/>
@@ -2361,32 +2498,34 @@
               <w:spacing w:line="300" w:lineRule="atLeast"/>
               <w:jc w:val="left"/>
               <w:rPr>
-                <w:rFonts w:ascii="Segoe UI" w:hAnsi="Segoe UI" w:eastAsia="Segoe UI" w:cs="Segoe UI"/>
-                <w:i w:val="0"/>
-                <w:iCs w:val="0"/>
-                <w:caps w:val="0"/>
-                <w:color w:val="0F1115"/>
-                <w:spacing w:val="0"/>
-                <w:sz w:val="18"/>
-                <w:szCs w:val="18"/>
-              </w:rPr>
-            </w:pPr>
-            <w:r>
-              <w:rPr>
-                <w:rFonts w:hint="default" w:ascii="Segoe UI" w:hAnsi="Segoe UI" w:eastAsia="Segoe UI" w:cs="Segoe UI"/>
-                <w:i w:val="0"/>
-                <w:iCs w:val="0"/>
-                <w:caps w:val="0"/>
-                <w:snapToGrid w:val="0"/>
-                <w:color w:val="000000"/>
-                <w:spacing w:val="0"/>
-                <w:kern w:val="0"/>
-                <w:sz w:val="18"/>
-                <w:szCs w:val="18"/>
-                <w:bdr w:val="none" w:color="auto" w:sz="0" w:space="0"/>
-                <w:lang w:val="en-US" w:eastAsia="zh-CN" w:bidi="ar"/>
-              </w:rPr>
-              <w:t>项目名称</w:t>
+                <w:rFonts w:hint="default" w:ascii="Segoe UI" w:hAnsi="Segoe UI" w:eastAsia="Segoe UI" w:cs="Segoe UI"/>
+                <w:i w:val="0"/>
+                <w:iCs w:val="0"/>
+                <w:caps w:val="0"/>
+                <w:color w:val="0F1115"/>
+                <w:spacing w:val="0"/>
+                <w:sz w:val="18"/>
+                <w:szCs w:val="18"/>
+              </w:rPr>
+            </w:pPr>
+            <w:r>
+              <w:rPr>
+                <w:rStyle w:val="23"/>
+                <w:rFonts w:hint="default" w:ascii="Segoe UI" w:hAnsi="Segoe UI" w:eastAsia="Segoe UI" w:cs="Segoe UI"/>
+                <w:b/>
+                <w:bCs/>
+                <w:i w:val="0"/>
+                <w:iCs w:val="0"/>
+                <w:caps w:val="0"/>
+                <w:snapToGrid w:val="0"/>
+                <w:color w:val="000000"/>
+                <w:spacing w:val="0"/>
+                <w:kern w:val="0"/>
+                <w:sz w:val="18"/>
+                <w:szCs w:val="18"/>
+                <w:lang w:val="en-US" w:eastAsia="zh-CN" w:bidi="ar"/>
+              </w:rPr>
+              <w:t>巡检类型</w:t>
             </w:r>
           </w:p>
         </w:tc>
@@ -2394,7 +2533,7 @@
           <w:tcPr>
             <w:tcW w:w="7103" w:type="dxa"/>
             <w:tcBorders>
-              <w:top w:val="single" w:color="auto" w:sz="12" w:space="0"/>
+              <w:top w:val="single" w:color="auto" w:sz="4" w:space="0"/>
               <w:left w:val="single" w:color="auto" w:sz="4" w:space="0"/>
               <w:bottom w:val="nil"/>
               <w:right w:val="single" w:color="auto" w:sz="12" w:space="0"/>
@@ -2405,7 +2544,7 @@
               <w:top w:w="120" w:type="dxa"/>
               <w:left w:w="192" w:type="dxa"/>
               <w:bottom w:w="120" w:type="dxa"/>
-              <w:right w:w="192" w:type="dxa"/>
+              <w:right w:w="-1" w:type="dxa"/>
             </w:tcMar>
             <w:vAlign w:val="center"/>
           </w:tcPr>
@@ -2441,10 +2580,9 @@
                 <w:kern w:val="0"/>
                 <w:sz w:val="18"/>
                 <w:szCs w:val="18"/>
-                <w:bdr w:val="none" w:color="auto" w:sz="0" w:space="0"/>
-                <w:lang w:val="en-US" w:eastAsia="zh-CN" w:bidi="ar"/>
-              </w:rPr>
-              <w:t>盐都区新能源汽车充电站建设项目</w:t>
+                <w:lang w:val="en-US" w:eastAsia="zh-CN" w:bidi="ar"/>
+              </w:rPr>
+              <w:t>□ 定期巡检 □ 专项检查 □ 故障后巡检</w:t>
             </w:r>
           </w:p>
         </w:tc>
@@ -2459,6 +2597,7 @@
             <w:insideH w:val="none" w:color="auto" w:sz="0" w:space="0"/>
             <w:insideV w:val="none" w:color="auto" w:sz="0" w:space="0"/>
           </w:tblBorders>
+          <w:shd w:val="clear" w:color="auto" w:fill="FFFFFF"/>
           <w:tblCellMar>
             <w:top w:w="15" w:type="dxa"/>
             <w:left w:w="15" w:type="dxa"/>
@@ -2524,10 +2663,9 @@
                 <w:kern w:val="0"/>
                 <w:sz w:val="18"/>
                 <w:szCs w:val="18"/>
-                <w:bdr w:val="none" w:color="auto" w:sz="0" w:space="0"/>
-                <w:lang w:val="en-US" w:eastAsia="zh-CN" w:bidi="ar"/>
-              </w:rPr>
-              <w:t>巡检类型</w:t>
+                <w:lang w:val="en-US" w:eastAsia="zh-CN" w:bidi="ar"/>
+              </w:rPr>
+              <w:t>巡检日期</w:t>
             </w:r>
           </w:p>
         </w:tc>
@@ -2582,10 +2720,73 @@
                 <w:kern w:val="0"/>
                 <w:sz w:val="18"/>
                 <w:szCs w:val="18"/>
-                <w:bdr w:val="none" w:color="auto" w:sz="0" w:space="0"/>
-                <w:lang w:val="en-US" w:eastAsia="zh-CN" w:bidi="ar"/>
-              </w:rPr>
-              <w:t>□ 定期巡检 □ 专项检查 □ 故障后巡检</w:t>
+                <w:lang w:val="en-US" w:eastAsia="zh-CN" w:bidi="ar"/>
+              </w:rPr>
+              <w:t>2025年</w:t>
+            </w:r>
+            <w:r>
+              <w:rPr>
+                <w:rFonts w:hint="eastAsia" w:ascii="Segoe UI" w:hAnsi="Segoe UI" w:eastAsia="Segoe UI" w:cs="Segoe UI"/>
+                <w:i w:val="0"/>
+                <w:iCs w:val="0"/>
+                <w:caps w:val="0"/>
+                <w:snapToGrid w:val="0"/>
+                <w:color w:val="000000"/>
+                <w:spacing w:val="0"/>
+                <w:kern w:val="0"/>
+                <w:sz w:val="18"/>
+                <w:szCs w:val="18"/>
+                <w:lang w:val="en-US" w:eastAsia="zh-CN" w:bidi="ar"/>
+              </w:rPr>
+              <w:t>12</w:t>
+            </w:r>
+            <w:r>
+              <w:rPr>
+                <w:rFonts w:hint="default" w:ascii="Segoe UI" w:hAnsi="Segoe UI" w:eastAsia="Segoe UI" w:cs="Segoe UI"/>
+                <w:i w:val="0"/>
+                <w:iCs w:val="0"/>
+                <w:caps w:val="0"/>
+                <w:snapToGrid w:val="0"/>
+                <w:color w:val="000000"/>
+                <w:spacing w:val="0"/>
+                <w:kern w:val="0"/>
+                <w:sz w:val="18"/>
+                <w:szCs w:val="18"/>
+                <w:lang w:val="en-US" w:eastAsia="zh-CN" w:bidi="ar"/>
+              </w:rPr>
+              <w:t>月</w:t>
+            </w:r>
+            <w:r>
+              <w:rPr>
+                <w:rFonts w:hint="eastAsia" w:ascii="Segoe UI" w:hAnsi="Segoe UI" w:eastAsia="Segoe UI" w:cs="Segoe UI"/>
+                <w:i w:val="0"/>
+                <w:iCs w:val="0"/>
+                <w:caps w:val="0"/>
+                <w:snapToGrid w:val="0"/>
+                <w:color w:val="000000"/>
+                <w:spacing w:val="0"/>
+                <w:kern w:val="0"/>
+                <w:sz w:val="18"/>
+                <w:szCs w:val="18"/>
+                <w:lang w:val="en-US" w:eastAsia="zh-CN" w:bidi="ar"/>
+              </w:rPr>
+              <w:t>20</w:t>
+            </w:r>
+            <w:r>
+              <w:rPr>
+                <w:rFonts w:hint="default" w:ascii="Segoe UI" w:hAnsi="Segoe UI" w:eastAsia="Segoe UI" w:cs="Segoe UI"/>
+                <w:i w:val="0"/>
+                <w:iCs w:val="0"/>
+                <w:caps w:val="0"/>
+                <w:snapToGrid w:val="0"/>
+                <w:color w:val="000000"/>
+                <w:spacing w:val="0"/>
+                <w:kern w:val="0"/>
+                <w:sz w:val="18"/>
+                <w:szCs w:val="18"/>
+                <w:lang w:val="en-US" w:eastAsia="zh-CN" w:bidi="ar"/>
+              </w:rPr>
+              <w:t>日</w:t>
             </w:r>
           </w:p>
         </w:tc>
@@ -2600,6 +2801,7 @@
             <w:insideH w:val="none" w:color="auto" w:sz="0" w:space="0"/>
             <w:insideV w:val="none" w:color="auto" w:sz="0" w:space="0"/>
           </w:tblBorders>
+          <w:shd w:val="clear" w:color="auto" w:fill="FFFFFF"/>
           <w:tblCellMar>
             <w:top w:w="15" w:type="dxa"/>
             <w:left w:w="15" w:type="dxa"/>
@@ -2665,10 +2867,9 @@
                 <w:kern w:val="0"/>
                 <w:sz w:val="18"/>
                 <w:szCs w:val="18"/>
-                <w:bdr w:val="none" w:color="auto" w:sz="0" w:space="0"/>
-                <w:lang w:val="en-US" w:eastAsia="zh-CN" w:bidi="ar"/>
-              </w:rPr>
-              <w:t>巡检日期</w:t>
+                <w:lang w:val="en-US" w:eastAsia="zh-CN" w:bidi="ar"/>
+              </w:rPr>
+              <w:t>巡检周期</w:t>
             </w:r>
           </w:p>
         </w:tc>
@@ -2723,78 +2924,9 @@
                 <w:kern w:val="0"/>
                 <w:sz w:val="18"/>
                 <w:szCs w:val="18"/>
-                <w:bdr w:val="none" w:color="auto" w:sz="0" w:space="0"/>
-                <w:lang w:val="en-US" w:eastAsia="zh-CN" w:bidi="ar"/>
-              </w:rPr>
-              <w:t>2025年</w:t>
-            </w:r>
-            <w:r>
-              <w:rPr>
-                <w:rFonts w:hint="eastAsia" w:ascii="Segoe UI" w:hAnsi="Segoe UI" w:eastAsia="Segoe UI" w:cs="Segoe UI"/>
-                <w:i w:val="0"/>
-                <w:iCs w:val="0"/>
-                <w:caps w:val="0"/>
-                <w:snapToGrid w:val="0"/>
-                <w:color w:val="000000"/>
-                <w:spacing w:val="0"/>
-                <w:kern w:val="0"/>
-                <w:sz w:val="18"/>
-                <w:szCs w:val="18"/>
-                <w:bdr w:val="none" w:color="auto" w:sz="0" w:space="0"/>
-                <w:lang w:val="en-US" w:eastAsia="zh-CN" w:bidi="ar"/>
-              </w:rPr>
-              <w:t>12</w:t>
-            </w:r>
-            <w:r>
-              <w:rPr>
-                <w:rFonts w:hint="default" w:ascii="Segoe UI" w:hAnsi="Segoe UI" w:eastAsia="Segoe UI" w:cs="Segoe UI"/>
-                <w:i w:val="0"/>
-                <w:iCs w:val="0"/>
-                <w:caps w:val="0"/>
-                <w:snapToGrid w:val="0"/>
-                <w:color w:val="000000"/>
-                <w:spacing w:val="0"/>
-                <w:kern w:val="0"/>
-                <w:sz w:val="18"/>
-                <w:szCs w:val="18"/>
-                <w:bdr w:val="none" w:color="auto" w:sz="0" w:space="0"/>
-                <w:lang w:val="en-US" w:eastAsia="zh-CN" w:bidi="ar"/>
-              </w:rPr>
-              <w:t>月</w:t>
-            </w:r>
-            <w:r>
-              <w:rPr>
-                <w:rFonts w:hint="eastAsia" w:ascii="Segoe UI" w:hAnsi="Segoe UI" w:eastAsia="Segoe UI" w:cs="Segoe UI"/>
-                <w:i w:val="0"/>
-                <w:iCs w:val="0"/>
-                <w:caps w:val="0"/>
-                <w:snapToGrid w:val="0"/>
-                <w:color w:val="000000"/>
-                <w:spacing w:val="0"/>
-                <w:kern w:val="0"/>
-                <w:sz w:val="18"/>
-                <w:szCs w:val="18"/>
-                <w:bdr w:val="none" w:color="auto" w:sz="0" w:space="0"/>
-                <w:lang w:val="en-US" w:eastAsia="zh-CN" w:bidi="ar"/>
-              </w:rPr>
-              <w:t>20</w:t>
-            </w:r>
-            <w:r>
-              <w:rPr>
-                <w:rFonts w:hint="default" w:ascii="Segoe UI" w:hAnsi="Segoe UI" w:eastAsia="Segoe UI" w:cs="Segoe UI"/>
-                <w:i w:val="0"/>
-                <w:iCs w:val="0"/>
-                <w:caps w:val="0"/>
-                <w:snapToGrid w:val="0"/>
-                <w:color w:val="000000"/>
-                <w:spacing w:val="0"/>
-                <w:kern w:val="0"/>
-                <w:sz w:val="18"/>
-                <w:szCs w:val="18"/>
-                <w:bdr w:val="none" w:color="auto" w:sz="0" w:space="0"/>
-                <w:lang w:val="en-US" w:eastAsia="zh-CN" w:bidi="ar"/>
-              </w:rPr>
-              <w:t>日</w:t>
+                <w:lang w:val="en-US" w:eastAsia="zh-CN" w:bidi="ar"/>
+              </w:rPr>
+              <w:t>季度</w:t>
             </w:r>
           </w:p>
         </w:tc>
@@ -2809,6 +2941,7 @@
             <w:insideH w:val="none" w:color="auto" w:sz="0" w:space="0"/>
             <w:insideV w:val="none" w:color="auto" w:sz="0" w:space="0"/>
           </w:tblBorders>
+          <w:shd w:val="clear" w:color="auto" w:fill="FFFFFF"/>
           <w:tblCellMar>
             <w:top w:w="15" w:type="dxa"/>
             <w:left w:w="15" w:type="dxa"/>
@@ -2874,10 +3007,9 @@
                 <w:kern w:val="0"/>
                 <w:sz w:val="18"/>
                 <w:szCs w:val="18"/>
-                <w:bdr w:val="none" w:color="auto" w:sz="0" w:space="0"/>
-                <w:lang w:val="en-US" w:eastAsia="zh-CN" w:bidi="ar"/>
-              </w:rPr>
-              <w:t>巡检周期</w:t>
+                <w:lang w:val="en-US" w:eastAsia="zh-CN" w:bidi="ar"/>
+              </w:rPr>
+              <w:t>巡检人员</w:t>
             </w:r>
           </w:p>
         </w:tc>
@@ -2932,10 +3064,41 @@
                 <w:kern w:val="0"/>
                 <w:sz w:val="18"/>
                 <w:szCs w:val="18"/>
-                <w:bdr w:val="none" w:color="auto" w:sz="0" w:space="0"/>
-                <w:lang w:val="en-US" w:eastAsia="zh-CN" w:bidi="ar"/>
-              </w:rPr>
-              <w:t>季度</w:t>
+                <w:lang w:val="en-US" w:eastAsia="zh-CN" w:bidi="ar"/>
+              </w:rPr>
+              <w:t>运维实施工程师</w:t>
+            </w:r>
+            <w:r>
+              <w:rPr>
+                <w:rFonts w:hint="eastAsia" w:ascii="Segoe UI" w:hAnsi="Segoe UI" w:eastAsia="Segoe UI" w:cs="Segoe UI"/>
+                <w:i w:val="0"/>
+                <w:iCs w:val="0"/>
+                <w:caps w:val="0"/>
+                <w:snapToGrid w:val="0"/>
+                <w:color w:val="000000"/>
+                <w:spacing w:val="0"/>
+                <w:kern w:val="0"/>
+                <w:sz w:val="18"/>
+                <w:szCs w:val="18"/>
+                <w:lang w:val="en-US" w:eastAsia="zh-CN" w:bidi="ar"/>
+              </w:rPr>
+              <w:t>、</w:t>
+            </w:r>
+            <w:r>
+              <w:rPr>
+                <w:rFonts w:hint="default" w:ascii="Segoe UI" w:hAnsi="Segoe UI" w:eastAsia="Segoe UI" w:cs="Segoe UI"/>
+                <w:i w:val="0"/>
+                <w:iCs w:val="0"/>
+                <w:caps w:val="0"/>
+                <w:snapToGrid w:val="0"/>
+                <w:color w:val="000000"/>
+                <w:spacing w:val="0"/>
+                <w:kern w:val="0"/>
+                <w:sz w:val="18"/>
+                <w:szCs w:val="18"/>
+                <w:lang w:val="en-US" w:eastAsia="zh-CN" w:bidi="ar"/>
+              </w:rPr>
+              <w:t>基础环境运维工程师</w:t>
             </w:r>
           </w:p>
         </w:tc>
@@ -2950,6 +3113,7 @@
             <w:insideH w:val="none" w:color="auto" w:sz="0" w:space="0"/>
             <w:insideV w:val="none" w:color="auto" w:sz="0" w:space="0"/>
           </w:tblBorders>
+          <w:shd w:val="clear" w:color="auto" w:fill="FFFFFF"/>
           <w:tblCellMar>
             <w:top w:w="15" w:type="dxa"/>
             <w:left w:w="15" w:type="dxa"/>
@@ -3015,10 +3179,9 @@
                 <w:kern w:val="0"/>
                 <w:sz w:val="18"/>
                 <w:szCs w:val="18"/>
-                <w:bdr w:val="none" w:color="auto" w:sz="0" w:space="0"/>
-                <w:lang w:val="en-US" w:eastAsia="zh-CN" w:bidi="ar"/>
-              </w:rPr>
-              <w:t>巡检人员</w:t>
+                <w:lang w:val="en-US" w:eastAsia="zh-CN" w:bidi="ar"/>
+              </w:rPr>
+              <w:t>被巡检站点</w:t>
             </w:r>
           </w:p>
         </w:tc>
@@ -3073,44 +3236,9 @@
                 <w:kern w:val="0"/>
                 <w:sz w:val="18"/>
                 <w:szCs w:val="18"/>
-                <w:bdr w:val="none" w:color="auto" w:sz="0" w:space="0"/>
-                <w:lang w:val="en-US" w:eastAsia="zh-CN" w:bidi="ar"/>
-              </w:rPr>
-              <w:t>运维实施工程师</w:t>
-            </w:r>
-            <w:r>
-              <w:rPr>
-                <w:rFonts w:hint="eastAsia" w:ascii="Segoe UI" w:hAnsi="Segoe UI" w:eastAsia="Segoe UI" w:cs="Segoe UI"/>
-                <w:i w:val="0"/>
-                <w:iCs w:val="0"/>
-                <w:caps w:val="0"/>
-                <w:snapToGrid w:val="0"/>
-                <w:color w:val="000000"/>
-                <w:spacing w:val="0"/>
-                <w:kern w:val="0"/>
-                <w:sz w:val="18"/>
-                <w:szCs w:val="18"/>
-                <w:bdr w:val="none" w:color="auto" w:sz="0" w:space="0"/>
-                <w:lang w:val="en-US" w:eastAsia="zh-CN" w:bidi="ar"/>
-              </w:rPr>
-              <w:t>、</w:t>
-            </w:r>
-            <w:r>
-              <w:rPr>
-                <w:rFonts w:hint="default" w:ascii="Segoe UI" w:hAnsi="Segoe UI" w:eastAsia="Segoe UI" w:cs="Segoe UI"/>
-                <w:i w:val="0"/>
-                <w:iCs w:val="0"/>
-                <w:caps w:val="0"/>
-                <w:snapToGrid w:val="0"/>
-                <w:color w:val="000000"/>
-                <w:spacing w:val="0"/>
-                <w:kern w:val="0"/>
-                <w:sz w:val="18"/>
-                <w:szCs w:val="18"/>
-                <w:bdr w:val="none" w:color="auto" w:sz="0" w:space="0"/>
-                <w:lang w:val="en-US" w:eastAsia="zh-CN" w:bidi="ar"/>
-              </w:rPr>
-              <w:t>基础环境运维工程师</w:t>
+                <w:lang w:val="en-US" w:eastAsia="zh-CN" w:bidi="ar"/>
+              </w:rPr>
+              <w:t>站点编号：#01, #05, #12, #18, #23 (示例，共5个站点)</w:t>
             </w:r>
           </w:p>
         </w:tc>
@@ -3125,6 +3253,7 @@
             <w:insideH w:val="none" w:color="auto" w:sz="0" w:space="0"/>
             <w:insideV w:val="none" w:color="auto" w:sz="0" w:space="0"/>
           </w:tblBorders>
+          <w:shd w:val="clear" w:color="auto" w:fill="FFFFFF"/>
           <w:tblCellMar>
             <w:top w:w="15" w:type="dxa"/>
             <w:left w:w="15" w:type="dxa"/>
@@ -3138,147 +3267,6 @@
         </w:trPr>
         <w:tc>
           <w:tcPr>
-            <w:tcW w:w="0" w:type="auto"/>
-            <w:tcBorders>
-              <w:top w:val="single" w:color="auto" w:sz="4" w:space="0"/>
-              <w:left w:val="single" w:color="auto" w:sz="12" w:space="0"/>
-              <w:bottom w:val="nil"/>
-              <w:right w:val="nil"/>
-            </w:tcBorders>
-            <w:shd w:val="clear" w:color="auto" w:fill="FFFFFF"/>
-            <w:noWrap w:val="0"/>
-            <w:tcMar>
-              <w:top w:w="120" w:type="dxa"/>
-              <w:left w:w="-1" w:type="dxa"/>
-              <w:bottom w:w="120" w:type="dxa"/>
-              <w:right w:w="192" w:type="dxa"/>
-            </w:tcMar>
-            <w:vAlign w:val="center"/>
-          </w:tcPr>
-          <w:p>
-            <w:pPr>
-              <w:keepNext w:val="0"/>
-              <w:keepLines w:val="0"/>
-              <w:widowControl/>
-              <w:suppressLineNumbers w:val="0"/>
-              <w:snapToGrid w:val="0"/>
-              <w:spacing w:line="300" w:lineRule="atLeast"/>
-              <w:jc w:val="left"/>
-              <w:rPr>
-                <w:rFonts w:hint="default" w:ascii="Segoe UI" w:hAnsi="Segoe UI" w:eastAsia="Segoe UI" w:cs="Segoe UI"/>
-                <w:i w:val="0"/>
-                <w:iCs w:val="0"/>
-                <w:caps w:val="0"/>
-                <w:color w:val="0F1115"/>
-                <w:spacing w:val="0"/>
-                <w:sz w:val="18"/>
-                <w:szCs w:val="18"/>
-              </w:rPr>
-            </w:pPr>
-            <w:r>
-              <w:rPr>
-                <w:rStyle w:val="23"/>
-                <w:rFonts w:hint="default" w:ascii="Segoe UI" w:hAnsi="Segoe UI" w:eastAsia="Segoe UI" w:cs="Segoe UI"/>
-                <w:b/>
-                <w:bCs/>
-                <w:i w:val="0"/>
-                <w:iCs w:val="0"/>
-                <w:caps w:val="0"/>
-                <w:snapToGrid w:val="0"/>
-                <w:color w:val="000000"/>
-                <w:spacing w:val="0"/>
-                <w:kern w:val="0"/>
-                <w:sz w:val="18"/>
-                <w:szCs w:val="18"/>
-                <w:bdr w:val="none" w:color="auto" w:sz="0" w:space="0"/>
-                <w:lang w:val="en-US" w:eastAsia="zh-CN" w:bidi="ar"/>
-              </w:rPr>
-              <w:t>被巡检站点</w:t>
-            </w:r>
-          </w:p>
-        </w:tc>
-        <w:tc>
-          <w:tcPr>
-            <w:tcW w:w="7103" w:type="dxa"/>
-            <w:tcBorders>
-              <w:top w:val="single" w:color="auto" w:sz="4" w:space="0"/>
-              <w:left w:val="single" w:color="auto" w:sz="4" w:space="0"/>
-              <w:bottom w:val="nil"/>
-              <w:right w:val="single" w:color="auto" w:sz="12" w:space="0"/>
-            </w:tcBorders>
-            <w:shd w:val="clear" w:color="auto" w:fill="FFFFFF"/>
-            <w:noWrap w:val="0"/>
-            <w:tcMar>
-              <w:top w:w="120" w:type="dxa"/>
-              <w:left w:w="192" w:type="dxa"/>
-              <w:bottom w:w="120" w:type="dxa"/>
-              <w:right w:w="-1" w:type="dxa"/>
-            </w:tcMar>
-            <w:vAlign w:val="center"/>
-          </w:tcPr>
-          <w:p>
-            <w:pPr>
-              <w:keepNext w:val="0"/>
-              <w:keepLines w:val="0"/>
-              <w:widowControl/>
-              <w:suppressLineNumbers w:val="0"/>
-              <w:snapToGrid w:val="0"/>
-              <w:spacing w:line="300" w:lineRule="atLeast"/>
-              <w:jc w:val="left"/>
-              <w:rPr>
-                <w:rFonts w:hint="default" w:ascii="Segoe UI" w:hAnsi="Segoe UI" w:eastAsia="Segoe UI" w:cs="Segoe UI"/>
-                <w:i w:val="0"/>
-                <w:iCs w:val="0"/>
-                <w:caps w:val="0"/>
-                <w:color w:val="0F1115"/>
-                <w:spacing w:val="0"/>
-                <w:sz w:val="18"/>
-                <w:szCs w:val="18"/>
-              </w:rPr>
-            </w:pPr>
-            <w:r>
-              <w:rPr>
-                <w:rFonts w:hint="default" w:ascii="Segoe UI" w:hAnsi="Segoe UI" w:eastAsia="Segoe UI" w:cs="Segoe UI"/>
-                <w:i w:val="0"/>
-                <w:iCs w:val="0"/>
-                <w:caps w:val="0"/>
-                <w:snapToGrid w:val="0"/>
-                <w:color w:val="000000"/>
-                <w:spacing w:val="0"/>
-                <w:kern w:val="0"/>
-                <w:sz w:val="18"/>
-                <w:szCs w:val="18"/>
-                <w:bdr w:val="none" w:color="auto" w:sz="0" w:space="0"/>
-                <w:lang w:val="en-US" w:eastAsia="zh-CN" w:bidi="ar"/>
-              </w:rPr>
-              <w:t>站点编号：#01, #05, #12, #18, #23 (示例，共5个站点)</w:t>
-            </w:r>
-          </w:p>
-        </w:tc>
-      </w:tr>
-      <w:tr>
-        <w:tblPrEx>
-          <w:tblBorders>
-            <w:top w:val="none" w:color="auto" w:sz="0" w:space="0"/>
-            <w:left w:val="none" w:color="auto" w:sz="0" w:space="0"/>
-            <w:bottom w:val="none" w:color="auto" w:sz="0" w:space="0"/>
-            <w:right w:val="none" w:color="auto" w:sz="0" w:space="0"/>
-            <w:insideH w:val="none" w:color="auto" w:sz="0" w:space="0"/>
-            <w:insideV w:val="none" w:color="auto" w:sz="0" w:space="0"/>
-          </w:tblBorders>
-          <w:tblCellMar>
-            <w:top w:w="15" w:type="dxa"/>
-            <w:left w:w="15" w:type="dxa"/>
-            <w:bottom w:w="15" w:type="dxa"/>
-            <w:right w:w="15" w:type="dxa"/>
-          </w:tblCellMar>
-        </w:tblPrEx>
-        <w:trPr>
-          <w:trHeight w:val="0" w:hRule="atLeast"/>
-          <w:jc w:val="center"/>
-        </w:trPr>
-        <w:tc>
-          <w:tcPr>
             <w:tcW w:w="1612" w:type="dxa"/>
             <w:tcBorders>
               <w:top w:val="single" w:color="auto" w:sz="4" w:space="0"/>
@@ -3331,7 +3319,6 @@
                 <w:kern w:val="0"/>
                 <w:sz w:val="18"/>
                 <w:szCs w:val="18"/>
-                <w:bdr w:val="none" w:color="auto" w:sz="0" w:space="0"/>
                 <w:lang w:val="en-US" w:eastAsia="zh-CN" w:bidi="ar"/>
               </w:rPr>
               <w:t>天气状况</w:t>
@@ -3389,7 +3376,6 @@
                 <w:kern w:val="0"/>
                 <w:sz w:val="18"/>
                 <w:szCs w:val="18"/>
-                <w:bdr w:val="none" w:color="auto" w:sz="0" w:space="0"/>
                 <w:lang w:val="en-US" w:eastAsia="zh-CN" w:bidi="ar"/>
               </w:rPr>
               <w:t>晴，温度：5-15°C，湿度：65%</w:t>
@@ -3438,6 +3424,7 @@
     </w:p>
     <w:tbl>
       <w:tblPr>
+        <w:tblStyle w:val="20"/>
         <w:tblW w:w="8742" w:type="dxa"/>
         <w:jc w:val="center"/>
         <w:tblBorders>
@@ -3546,7 +3533,6 @@
                 <w:kern w:val="0"/>
                 <w:sz w:val="18"/>
                 <w:szCs w:val="18"/>
-                <w:bdr w:val="none" w:color="auto" w:sz="0" w:space="0"/>
                 <w:lang w:val="en-US" w:eastAsia="zh-CN" w:bidi="ar"/>
               </w:rPr>
               <w:t>检查项</w:t>
@@ -3609,7 +3595,6 @@
                 <w:kern w:val="0"/>
                 <w:sz w:val="18"/>
                 <w:szCs w:val="18"/>
-                <w:bdr w:val="none" w:color="auto" w:sz="0" w:space="0"/>
                 <w:lang w:val="en-US" w:eastAsia="zh-CN" w:bidi="ar"/>
               </w:rPr>
               <w:t>检查标准/方法</w:t>
@@ -3672,7 +3657,6 @@
                 <w:kern w:val="0"/>
                 <w:sz w:val="18"/>
                 <w:szCs w:val="18"/>
-                <w:bdr w:val="none" w:color="auto" w:sz="0" w:space="0"/>
                 <w:lang w:val="en-US" w:eastAsia="zh-CN" w:bidi="ar"/>
               </w:rPr>
               <w:t>站点#01</w:t>
@@ -3735,7 +3719,6 @@
                 <w:kern w:val="0"/>
                 <w:sz w:val="18"/>
                 <w:szCs w:val="18"/>
-                <w:bdr w:val="none" w:color="auto" w:sz="0" w:space="0"/>
                 <w:lang w:val="en-US" w:eastAsia="zh-CN" w:bidi="ar"/>
               </w:rPr>
               <w:t>站点#05</w:t>
@@ -3798,7 +3781,6 @@
                 <w:kern w:val="0"/>
                 <w:sz w:val="18"/>
                 <w:szCs w:val="18"/>
-                <w:bdr w:val="none" w:color="auto" w:sz="0" w:space="0"/>
                 <w:lang w:val="en-US" w:eastAsia="zh-CN" w:bidi="ar"/>
               </w:rPr>
               <w:t>站点#12</w:t>
@@ -3861,7 +3843,6 @@
                 <w:kern w:val="0"/>
                 <w:sz w:val="18"/>
                 <w:szCs w:val="18"/>
-                <w:bdr w:val="none" w:color="auto" w:sz="0" w:space="0"/>
                 <w:lang w:val="en-US" w:eastAsia="zh-CN" w:bidi="ar"/>
               </w:rPr>
               <w:t>站点#18</w:t>
@@ -3924,7 +3905,6 @@
                 <w:kern w:val="0"/>
                 <w:sz w:val="18"/>
                 <w:szCs w:val="18"/>
-                <w:bdr w:val="none" w:color="auto" w:sz="0" w:space="0"/>
                 <w:lang w:val="en-US" w:eastAsia="zh-CN" w:bidi="ar"/>
               </w:rPr>
               <w:t>站点#23</w:t>
@@ -3987,7 +3967,6 @@
                 <w:kern w:val="0"/>
                 <w:sz w:val="18"/>
                 <w:szCs w:val="18"/>
-                <w:bdr w:val="none" w:color="auto" w:sz="0" w:space="0"/>
                 <w:lang w:val="en-US" w:eastAsia="zh-CN" w:bidi="ar"/>
               </w:rPr>
               <w:t>整体状态</w:t>
@@ -4072,7 +4051,6 @@
                 <w:kern w:val="0"/>
                 <w:sz w:val="18"/>
                 <w:szCs w:val="18"/>
-                <w:bdr w:val="none" w:color="auto" w:sz="0" w:space="0"/>
                 <w:lang w:val="en-US" w:eastAsia="zh-CN" w:bidi="ar"/>
               </w:rPr>
               <w:t>外观与清洁</w:t>
@@ -4131,7 +4109,6 @@
                 <w:kern w:val="0"/>
                 <w:sz w:val="18"/>
                 <w:szCs w:val="18"/>
-                <w:bdr w:val="none" w:color="auto" w:sz="0" w:space="0"/>
                 <w:lang w:val="en-US" w:eastAsia="zh-CN" w:bidi="ar"/>
               </w:rPr>
               <w:t>外壳完好、无破损、无明显污渍。</w:t>
@@ -4190,7 +4167,6 @@
                 <w:kern w:val="0"/>
                 <w:sz w:val="18"/>
                 <w:szCs w:val="18"/>
-                <w:bdr w:val="none" w:color="auto" w:sz="0" w:space="0"/>
                 <w:lang w:val="en-US" w:eastAsia="zh-CN" w:bidi="ar"/>
               </w:rPr>
               <w:t>✅正常</w:t>
@@ -4249,7 +4225,6 @@
                 <w:kern w:val="0"/>
                 <w:sz w:val="18"/>
                 <w:szCs w:val="18"/>
-                <w:bdr w:val="none" w:color="auto" w:sz="0" w:space="0"/>
                 <w:lang w:val="en-US" w:eastAsia="zh-CN" w:bidi="ar"/>
               </w:rPr>
               <w:t>✅正常</w:t>
@@ -4308,7 +4283,6 @@
                 <w:kern w:val="0"/>
                 <w:sz w:val="18"/>
                 <w:szCs w:val="18"/>
-                <w:bdr w:val="none" w:color="auto" w:sz="0" w:space="0"/>
                 <w:lang w:val="en-US" w:eastAsia="zh-CN" w:bidi="ar"/>
               </w:rPr>
               <w:t>⚠️有灰尘</w:t>
@@ -4367,7 +4341,6 @@
                 <w:kern w:val="0"/>
                 <w:sz w:val="18"/>
                 <w:szCs w:val="18"/>
-                <w:bdr w:val="none" w:color="auto" w:sz="0" w:space="0"/>
                 <w:lang w:val="en-US" w:eastAsia="zh-CN" w:bidi="ar"/>
               </w:rPr>
               <w:t>✅正常</w:t>
@@ -4426,7 +4399,6 @@
                 <w:kern w:val="0"/>
                 <w:sz w:val="18"/>
                 <w:szCs w:val="18"/>
-                <w:bdr w:val="none" w:color="auto" w:sz="0" w:space="0"/>
                 <w:lang w:val="en-US" w:eastAsia="zh-CN" w:bidi="ar"/>
               </w:rPr>
               <w:t>✅正常</w:t>
@@ -4488,7 +4460,6 @@
                 <w:kern w:val="0"/>
                 <w:sz w:val="18"/>
                 <w:szCs w:val="18"/>
-                <w:bdr w:val="none" w:color="auto" w:sz="0" w:space="0"/>
                 <w:lang w:val="en-US" w:eastAsia="zh-CN" w:bidi="ar"/>
               </w:rPr>
               <w:t>良好</w:t>
@@ -4573,7 +4544,6 @@
                 <w:kern w:val="0"/>
                 <w:sz w:val="18"/>
                 <w:szCs w:val="18"/>
-                <w:bdr w:val="none" w:color="auto" w:sz="0" w:space="0"/>
                 <w:lang w:val="en-US" w:eastAsia="zh-CN" w:bidi="ar"/>
               </w:rPr>
               <w:t>屏幕与指示灯</w:t>
@@ -4632,7 +4602,6 @@
                 <w:kern w:val="0"/>
                 <w:sz w:val="18"/>
                 <w:szCs w:val="18"/>
-                <w:bdr w:val="none" w:color="auto" w:sz="0" w:space="0"/>
                 <w:lang w:val="en-US" w:eastAsia="zh-CN" w:bidi="ar"/>
               </w:rPr>
               <w:t>显示屏清晰无损坏，指示灯状态正常。</w:t>
@@ -4691,7 +4660,6 @@
                 <w:kern w:val="0"/>
                 <w:sz w:val="18"/>
                 <w:szCs w:val="18"/>
-                <w:bdr w:val="none" w:color="auto" w:sz="0" w:space="0"/>
                 <w:lang w:val="en-US" w:eastAsia="zh-CN" w:bidi="ar"/>
               </w:rPr>
               <w:t>✅正常</w:t>
@@ -4750,7 +4718,6 @@
                 <w:kern w:val="0"/>
                 <w:sz w:val="18"/>
                 <w:szCs w:val="18"/>
-                <w:bdr w:val="none" w:color="auto" w:sz="0" w:space="0"/>
                 <w:lang w:val="en-US" w:eastAsia="zh-CN" w:bidi="ar"/>
               </w:rPr>
               <w:t>✅正常</w:t>
@@ -4809,7 +4776,6 @@
                 <w:kern w:val="0"/>
                 <w:sz w:val="18"/>
                 <w:szCs w:val="18"/>
-                <w:bdr w:val="none" w:color="auto" w:sz="0" w:space="0"/>
                 <w:lang w:val="en-US" w:eastAsia="zh-CN" w:bidi="ar"/>
               </w:rPr>
               <w:t>✅正常</w:t>
@@ -4868,7 +4834,6 @@
                 <w:kern w:val="0"/>
                 <w:sz w:val="18"/>
                 <w:szCs w:val="18"/>
-                <w:bdr w:val="none" w:color="auto" w:sz="0" w:space="0"/>
                 <w:lang w:val="en-US" w:eastAsia="zh-CN" w:bidi="ar"/>
               </w:rPr>
               <w:t>✅正常</w:t>
@@ -4927,7 +4892,6 @@
                 <w:kern w:val="0"/>
                 <w:sz w:val="18"/>
                 <w:szCs w:val="18"/>
-                <w:bdr w:val="none" w:color="auto" w:sz="0" w:space="0"/>
                 <w:lang w:val="en-US" w:eastAsia="zh-CN" w:bidi="ar"/>
               </w:rPr>
               <w:t>✅正常</w:t>
@@ -4989,7 +4953,6 @@
                 <w:kern w:val="0"/>
                 <w:sz w:val="18"/>
                 <w:szCs w:val="18"/>
-                <w:bdr w:val="none" w:color="auto" w:sz="0" w:space="0"/>
                 <w:lang w:val="en-US" w:eastAsia="zh-CN" w:bidi="ar"/>
               </w:rPr>
               <w:t>正常</w:t>
@@ -5074,7 +5037,6 @@
                 <w:kern w:val="0"/>
                 <w:sz w:val="18"/>
                 <w:szCs w:val="18"/>
-                <w:bdr w:val="none" w:color="auto" w:sz="0" w:space="0"/>
                 <w:lang w:val="en-US" w:eastAsia="zh-CN" w:bidi="ar"/>
               </w:rPr>
               <w:t>枪线及连接器</w:t>
@@ -5133,7 +5095,6 @@
                 <w:kern w:val="0"/>
                 <w:sz w:val="18"/>
                 <w:szCs w:val="18"/>
-                <w:bdr w:val="none" w:color="auto" w:sz="0" w:space="0"/>
                 <w:lang w:val="en-US" w:eastAsia="zh-CN" w:bidi="ar"/>
               </w:rPr>
               <w:t>无破损、老化，锁止功能正常，接口清洁。</w:t>
@@ -5192,7 +5153,6 @@
                 <w:kern w:val="0"/>
                 <w:sz w:val="18"/>
                 <w:szCs w:val="18"/>
-                <w:bdr w:val="none" w:color="auto" w:sz="0" w:space="0"/>
                 <w:lang w:val="en-US" w:eastAsia="zh-CN" w:bidi="ar"/>
               </w:rPr>
               <w:t>✅正常</w:t>
@@ -5251,7 +5211,6 @@
                 <w:kern w:val="0"/>
                 <w:sz w:val="18"/>
                 <w:szCs w:val="18"/>
-                <w:bdr w:val="none" w:color="auto" w:sz="0" w:space="0"/>
                 <w:lang w:val="en-US" w:eastAsia="zh-CN" w:bidi="ar"/>
               </w:rPr>
               <w:t>✅正常</w:t>
@@ -5310,7 +5269,6 @@
                 <w:kern w:val="0"/>
                 <w:sz w:val="18"/>
                 <w:szCs w:val="18"/>
-                <w:bdr w:val="none" w:color="auto" w:sz="0" w:space="0"/>
                 <w:lang w:val="en-US" w:eastAsia="zh-CN" w:bidi="ar"/>
               </w:rPr>
               <w:t>⚠️枪线轻度磨损</w:t>
@@ -5369,7 +5327,6 @@
                 <w:kern w:val="0"/>
                 <w:sz w:val="18"/>
                 <w:szCs w:val="18"/>
-                <w:bdr w:val="none" w:color="auto" w:sz="0" w:space="0"/>
                 <w:lang w:val="en-US" w:eastAsia="zh-CN" w:bidi="ar"/>
               </w:rPr>
               <w:t>✅正常</w:t>
@@ -5428,7 +5385,6 @@
                 <w:kern w:val="0"/>
                 <w:sz w:val="18"/>
                 <w:szCs w:val="18"/>
-                <w:bdr w:val="none" w:color="auto" w:sz="0" w:space="0"/>
                 <w:lang w:val="en-US" w:eastAsia="zh-CN" w:bidi="ar"/>
               </w:rPr>
               <w:t>✅正常</w:t>
@@ -5490,7 +5446,6 @@
                 <w:kern w:val="0"/>
                 <w:sz w:val="18"/>
                 <w:szCs w:val="18"/>
-                <w:bdr w:val="none" w:color="auto" w:sz="0" w:space="0"/>
                 <w:lang w:val="en-US" w:eastAsia="zh-CN" w:bidi="ar"/>
               </w:rPr>
               <w:t>注意</w:t>
@@ -5575,7 +5530,6 @@
                 <w:kern w:val="0"/>
                 <w:sz w:val="18"/>
                 <w:szCs w:val="18"/>
-                <w:bdr w:val="none" w:color="auto" w:sz="0" w:space="0"/>
                 <w:lang w:val="en-US" w:eastAsia="zh-CN" w:bidi="ar"/>
               </w:rPr>
               <w:t>急停按钮</w:t>
@@ -5634,7 +5588,6 @@
                 <w:kern w:val="0"/>
                 <w:sz w:val="18"/>
                 <w:szCs w:val="18"/>
-                <w:bdr w:val="none" w:color="auto" w:sz="0" w:space="0"/>
                 <w:lang w:val="en-US" w:eastAsia="zh-CN" w:bidi="ar"/>
               </w:rPr>
               <w:t>功能测试有效，标识清晰。</w:t>
@@ -5693,7 +5646,6 @@
                 <w:kern w:val="0"/>
                 <w:sz w:val="18"/>
                 <w:szCs w:val="18"/>
-                <w:bdr w:val="none" w:color="auto" w:sz="0" w:space="0"/>
                 <w:lang w:val="en-US" w:eastAsia="zh-CN" w:bidi="ar"/>
               </w:rPr>
               <w:t>✅有效</w:t>
@@ -5752,7 +5704,6 @@
                 <w:kern w:val="0"/>
                 <w:sz w:val="18"/>
                 <w:szCs w:val="18"/>
-                <w:bdr w:val="none" w:color="auto" w:sz="0" w:space="0"/>
                 <w:lang w:val="en-US" w:eastAsia="zh-CN" w:bidi="ar"/>
               </w:rPr>
               <w:t>✅有效</w:t>
@@ -5811,7 +5762,6 @@
                 <w:kern w:val="0"/>
                 <w:sz w:val="18"/>
                 <w:szCs w:val="18"/>
-                <w:bdr w:val="none" w:color="auto" w:sz="0" w:space="0"/>
                 <w:lang w:val="en-US" w:eastAsia="zh-CN" w:bidi="ar"/>
               </w:rPr>
               <w:t>✅有效</w:t>
@@ -5870,7 +5820,6 @@
                 <w:kern w:val="0"/>
                 <w:sz w:val="18"/>
                 <w:szCs w:val="18"/>
-                <w:bdr w:val="none" w:color="auto" w:sz="0" w:space="0"/>
                 <w:lang w:val="en-US" w:eastAsia="zh-CN" w:bidi="ar"/>
               </w:rPr>
               <w:t>✅有效</w:t>
@@ -5929,7 +5878,6 @@
                 <w:kern w:val="0"/>
                 <w:sz w:val="18"/>
                 <w:szCs w:val="18"/>
-                <w:bdr w:val="none" w:color="auto" w:sz="0" w:space="0"/>
                 <w:lang w:val="en-US" w:eastAsia="zh-CN" w:bidi="ar"/>
               </w:rPr>
               <w:t>✅有效</w:t>
@@ -5991,7 +5939,6 @@
                 <w:kern w:val="0"/>
                 <w:sz w:val="18"/>
                 <w:szCs w:val="18"/>
-                <w:bdr w:val="none" w:color="auto" w:sz="0" w:space="0"/>
                 <w:lang w:val="en-US" w:eastAsia="zh-CN" w:bidi="ar"/>
               </w:rPr>
               <w:t>正常</w:t>
@@ -6076,7 +6023,6 @@
                 <w:kern w:val="0"/>
                 <w:sz w:val="18"/>
                 <w:szCs w:val="18"/>
-                <w:bdr w:val="none" w:color="auto" w:sz="0" w:space="0"/>
                 <w:lang w:val="en-US" w:eastAsia="zh-CN" w:bidi="ar"/>
               </w:rPr>
               <w:t>散热与通风</w:t>
@@ -6135,7 +6081,6 @@
                 <w:kern w:val="0"/>
                 <w:sz w:val="18"/>
                 <w:szCs w:val="18"/>
-                <w:bdr w:val="none" w:color="auto" w:sz="0" w:space="0"/>
                 <w:lang w:val="en-US" w:eastAsia="zh-CN" w:bidi="ar"/>
               </w:rPr>
               <w:t>风扇运转正常，进风口无堵塞。</w:t>
@@ -6194,7 +6139,6 @@
                 <w:kern w:val="0"/>
                 <w:sz w:val="18"/>
                 <w:szCs w:val="18"/>
-                <w:bdr w:val="none" w:color="auto" w:sz="0" w:space="0"/>
                 <w:lang w:val="en-US" w:eastAsia="zh-CN" w:bidi="ar"/>
               </w:rPr>
               <w:t>✅正常</w:t>
@@ -6253,7 +6197,6 @@
                 <w:kern w:val="0"/>
                 <w:sz w:val="18"/>
                 <w:szCs w:val="18"/>
-                <w:bdr w:val="none" w:color="auto" w:sz="0" w:space="0"/>
                 <w:lang w:val="en-US" w:eastAsia="zh-CN" w:bidi="ar"/>
               </w:rPr>
               <w:t>✅正常</w:t>
@@ -6312,7 +6255,6 @@
                 <w:kern w:val="0"/>
                 <w:sz w:val="18"/>
                 <w:szCs w:val="18"/>
-                <w:bdr w:val="none" w:color="auto" w:sz="0" w:space="0"/>
                 <w:lang w:val="en-US" w:eastAsia="zh-CN" w:bidi="ar"/>
               </w:rPr>
               <w:t>⚠️风扇轻微异响</w:t>
@@ -6371,7 +6313,6 @@
                 <w:kern w:val="0"/>
                 <w:sz w:val="18"/>
                 <w:szCs w:val="18"/>
-                <w:bdr w:val="none" w:color="auto" w:sz="0" w:space="0"/>
                 <w:lang w:val="en-US" w:eastAsia="zh-CN" w:bidi="ar"/>
               </w:rPr>
               <w:t>✅正常</w:t>
@@ -6430,7 +6371,6 @@
                 <w:kern w:val="0"/>
                 <w:sz w:val="18"/>
                 <w:szCs w:val="18"/>
-                <w:bdr w:val="none" w:color="auto" w:sz="0" w:space="0"/>
                 <w:lang w:val="en-US" w:eastAsia="zh-CN" w:bidi="ar"/>
               </w:rPr>
               <w:t>✅正常</w:t>
@@ -6492,7 +6432,6 @@
                 <w:kern w:val="0"/>
                 <w:sz w:val="18"/>
                 <w:szCs w:val="18"/>
-                <w:bdr w:val="none" w:color="auto" w:sz="0" w:space="0"/>
                 <w:lang w:val="en-US" w:eastAsia="zh-CN" w:bidi="ar"/>
               </w:rPr>
               <w:t>注意</w:t>
@@ -6522,6 +6461,7 @@
     </w:p>
     <w:tbl>
       <w:tblPr>
+        <w:tblStyle w:val="20"/>
         <w:tblW w:w="8742" w:type="dxa"/>
         <w:jc w:val="center"/>
         <w:tblBorders>
@@ -6630,7 +6570,6 @@
                 <w:kern w:val="0"/>
                 <w:sz w:val="18"/>
                 <w:szCs w:val="18"/>
-                <w:bdr w:val="none" w:color="auto" w:sz="0" w:space="0"/>
                 <w:lang w:val="en-US" w:eastAsia="zh-CN" w:bidi="ar"/>
               </w:rPr>
               <w:t>检查项</w:t>
@@ -6693,7 +6632,6 @@
                 <w:kern w:val="0"/>
                 <w:sz w:val="18"/>
                 <w:szCs w:val="18"/>
-                <w:bdr w:val="none" w:color="auto" w:sz="0" w:space="0"/>
                 <w:lang w:val="en-US" w:eastAsia="zh-CN" w:bidi="ar"/>
               </w:rPr>
               <w:t>检查标准/方法</w:t>
@@ -6756,7 +6694,6 @@
                 <w:kern w:val="0"/>
                 <w:sz w:val="18"/>
                 <w:szCs w:val="18"/>
-                <w:bdr w:val="none" w:color="auto" w:sz="0" w:space="0"/>
                 <w:lang w:val="en-US" w:eastAsia="zh-CN" w:bidi="ar"/>
               </w:rPr>
               <w:t>站点#01</w:t>
@@ -6819,7 +6756,6 @@
                 <w:kern w:val="0"/>
                 <w:sz w:val="18"/>
                 <w:szCs w:val="18"/>
-                <w:bdr w:val="none" w:color="auto" w:sz="0" w:space="0"/>
                 <w:lang w:val="en-US" w:eastAsia="zh-CN" w:bidi="ar"/>
               </w:rPr>
               <w:t>站点#05</w:t>
@@ -6882,7 +6818,6 @@
                 <w:kern w:val="0"/>
                 <w:sz w:val="18"/>
                 <w:szCs w:val="18"/>
-                <w:bdr w:val="none" w:color="auto" w:sz="0" w:space="0"/>
                 <w:lang w:val="en-US" w:eastAsia="zh-CN" w:bidi="ar"/>
               </w:rPr>
               <w:t>站点#12</w:t>
@@ -6945,7 +6880,6 @@
                 <w:kern w:val="0"/>
                 <w:sz w:val="18"/>
                 <w:szCs w:val="18"/>
-                <w:bdr w:val="none" w:color="auto" w:sz="0" w:space="0"/>
                 <w:lang w:val="en-US" w:eastAsia="zh-CN" w:bidi="ar"/>
               </w:rPr>
               <w:t>站点#18</w:t>
@@ -7008,7 +6942,6 @@
                 <w:kern w:val="0"/>
                 <w:sz w:val="18"/>
                 <w:szCs w:val="18"/>
-                <w:bdr w:val="none" w:color="auto" w:sz="0" w:space="0"/>
                 <w:lang w:val="en-US" w:eastAsia="zh-CN" w:bidi="ar"/>
               </w:rPr>
               <w:t>站点#23</w:t>
@@ -7071,7 +7004,6 @@
                 <w:kern w:val="0"/>
                 <w:sz w:val="18"/>
                 <w:szCs w:val="18"/>
-                <w:bdr w:val="none" w:color="auto" w:sz="0" w:space="0"/>
                 <w:lang w:val="en-US" w:eastAsia="zh-CN" w:bidi="ar"/>
               </w:rPr>
               <w:t>整体状态</w:t>
@@ -7089,6 +7021,7 @@
             <w:insideH w:val="none" w:color="auto" w:sz="0" w:space="0"/>
             <w:insideV w:val="none" w:color="auto" w:sz="0" w:space="0"/>
           </w:tblBorders>
+          <w:shd w:val="clear" w:color="auto" w:fill="FFFFFF"/>
           <w:tblCellMar>
             <w:top w:w="15" w:type="dxa"/>
             <w:left w:w="15" w:type="dxa"/>
@@ -7155,7 +7088,6 @@
                 <w:kern w:val="0"/>
                 <w:sz w:val="18"/>
                 <w:szCs w:val="18"/>
-                <w:bdr w:val="none" w:color="auto" w:sz="0" w:space="0"/>
                 <w:lang w:val="en-US" w:eastAsia="zh-CN" w:bidi="ar"/>
               </w:rPr>
               <w:t>配电箱/柜</w:t>
@@ -7214,7 +7146,6 @@
                 <w:kern w:val="0"/>
                 <w:sz w:val="18"/>
                 <w:szCs w:val="18"/>
-                <w:bdr w:val="none" w:color="auto" w:sz="0" w:space="0"/>
                 <w:lang w:val="en-US" w:eastAsia="zh-CN" w:bidi="ar"/>
               </w:rPr>
               <w:t>箱体完好、锁具正常、内部整洁、无异味异响。</w:t>
@@ -7273,7 +7204,6 @@
                 <w:kern w:val="0"/>
                 <w:sz w:val="18"/>
                 <w:szCs w:val="18"/>
-                <w:bdr w:val="none" w:color="auto" w:sz="0" w:space="0"/>
                 <w:lang w:val="en-US" w:eastAsia="zh-CN" w:bidi="ar"/>
               </w:rPr>
               <w:t>✅正常</w:t>
@@ -7332,7 +7262,6 @@
                 <w:kern w:val="0"/>
                 <w:sz w:val="18"/>
                 <w:szCs w:val="18"/>
-                <w:bdr w:val="none" w:color="auto" w:sz="0" w:space="0"/>
                 <w:lang w:val="en-US" w:eastAsia="zh-CN" w:bidi="ar"/>
               </w:rPr>
               <w:t>✅正常</w:t>
@@ -7391,7 +7320,6 @@
                 <w:kern w:val="0"/>
                 <w:sz w:val="18"/>
                 <w:szCs w:val="18"/>
-                <w:bdr w:val="none" w:color="auto" w:sz="0" w:space="0"/>
                 <w:lang w:val="en-US" w:eastAsia="zh-CN" w:bidi="ar"/>
               </w:rPr>
               <w:t>✅正常</w:t>
@@ -7450,7 +7378,6 @@
                 <w:kern w:val="0"/>
                 <w:sz w:val="18"/>
                 <w:szCs w:val="18"/>
-                <w:bdr w:val="none" w:color="auto" w:sz="0" w:space="0"/>
                 <w:lang w:val="en-US" w:eastAsia="zh-CN" w:bidi="ar"/>
               </w:rPr>
               <w:t>✅正常</w:t>
@@ -7509,7 +7436,6 @@
                 <w:kern w:val="0"/>
                 <w:sz w:val="18"/>
                 <w:szCs w:val="18"/>
-                <w:bdr w:val="none" w:color="auto" w:sz="0" w:space="0"/>
                 <w:lang w:val="en-US" w:eastAsia="zh-CN" w:bidi="ar"/>
               </w:rPr>
               <w:t>⚠️内部有轻微水汽</w:t>
@@ -7571,7 +7497,6 @@
                 <w:kern w:val="0"/>
                 <w:sz w:val="18"/>
                 <w:szCs w:val="18"/>
-                <w:bdr w:val="none" w:color="auto" w:sz="0" w:space="0"/>
                 <w:lang w:val="en-US" w:eastAsia="zh-CN" w:bidi="ar"/>
               </w:rPr>
               <w:t>注意</w:t>
@@ -7589,6 +7514,7 @@
             <w:insideH w:val="none" w:color="auto" w:sz="0" w:space="0"/>
             <w:insideV w:val="none" w:color="auto" w:sz="0" w:space="0"/>
           </w:tblBorders>
+          <w:shd w:val="clear" w:color="auto" w:fill="FFFFFF"/>
           <w:tblCellMar>
             <w:top w:w="15" w:type="dxa"/>
             <w:left w:w="15" w:type="dxa"/>
@@ -7655,7 +7581,6 @@
                 <w:kern w:val="0"/>
                 <w:sz w:val="18"/>
                 <w:szCs w:val="18"/>
-                <w:bdr w:val="none" w:color="auto" w:sz="0" w:space="0"/>
                 <w:lang w:val="en-US" w:eastAsia="zh-CN" w:bidi="ar"/>
               </w:rPr>
               <w:t>断路器与开关</w:t>
@@ -7714,7 +7639,6 @@
                 <w:kern w:val="0"/>
                 <w:sz w:val="18"/>
                 <w:szCs w:val="18"/>
-                <w:bdr w:val="none" w:color="auto" w:sz="0" w:space="0"/>
                 <w:lang w:val="en-US" w:eastAsia="zh-CN" w:bidi="ar"/>
               </w:rPr>
               <w:t>状态指示正确，无过热现象（测温）。</w:t>
@@ -7773,7 +7697,6 @@
                 <w:kern w:val="0"/>
                 <w:sz w:val="18"/>
                 <w:szCs w:val="18"/>
-                <w:bdr w:val="none" w:color="auto" w:sz="0" w:space="0"/>
                 <w:lang w:val="en-US" w:eastAsia="zh-CN" w:bidi="ar"/>
               </w:rPr>
               <w:t>✅正常</w:t>
@@ -7832,7 +7755,6 @@
                 <w:kern w:val="0"/>
                 <w:sz w:val="18"/>
                 <w:szCs w:val="18"/>
-                <w:bdr w:val="none" w:color="auto" w:sz="0" w:space="0"/>
                 <w:lang w:val="en-US" w:eastAsia="zh-CN" w:bidi="ar"/>
               </w:rPr>
               <w:t>✅正常</w:t>
@@ -7891,7 +7813,6 @@
                 <w:kern w:val="0"/>
                 <w:sz w:val="18"/>
                 <w:szCs w:val="18"/>
-                <w:bdr w:val="none" w:color="auto" w:sz="0" w:space="0"/>
                 <w:lang w:val="en-US" w:eastAsia="zh-CN" w:bidi="ar"/>
               </w:rPr>
               <w:t>✅正常</w:t>
@@ -7950,7 +7871,6 @@
                 <w:kern w:val="0"/>
                 <w:sz w:val="18"/>
                 <w:szCs w:val="18"/>
-                <w:bdr w:val="none" w:color="auto" w:sz="0" w:space="0"/>
                 <w:lang w:val="en-US" w:eastAsia="zh-CN" w:bidi="ar"/>
               </w:rPr>
               <w:t>✅正常</w:t>
@@ -8009,7 +7929,6 @@
                 <w:kern w:val="0"/>
                 <w:sz w:val="18"/>
                 <w:szCs w:val="18"/>
-                <w:bdr w:val="none" w:color="auto" w:sz="0" w:space="0"/>
                 <w:lang w:val="en-US" w:eastAsia="zh-CN" w:bidi="ar"/>
               </w:rPr>
               <w:t>✅正常</w:t>
@@ -8071,7 +7990,6 @@
                 <w:kern w:val="0"/>
                 <w:sz w:val="18"/>
                 <w:szCs w:val="18"/>
-                <w:bdr w:val="none" w:color="auto" w:sz="0" w:space="0"/>
                 <w:lang w:val="en-US" w:eastAsia="zh-CN" w:bidi="ar"/>
               </w:rPr>
               <w:t>正常</w:t>
@@ -8089,6 +8007,7 @@
             <w:insideH w:val="none" w:color="auto" w:sz="0" w:space="0"/>
             <w:insideV w:val="none" w:color="auto" w:sz="0" w:space="0"/>
           </w:tblBorders>
+          <w:shd w:val="clear" w:color="auto" w:fill="FFFFFF"/>
           <w:tblCellMar>
             <w:top w:w="15" w:type="dxa"/>
             <w:left w:w="15" w:type="dxa"/>
@@ -8155,7 +8074,6 @@
                 <w:kern w:val="0"/>
                 <w:sz w:val="18"/>
                 <w:szCs w:val="18"/>
-                <w:bdr w:val="none" w:color="auto" w:sz="0" w:space="0"/>
                 <w:lang w:val="en-US" w:eastAsia="zh-CN" w:bidi="ar"/>
               </w:rPr>
               <w:t>电缆与接线</w:t>
@@ -8214,7 +8132,6 @@
                 <w:kern w:val="0"/>
                 <w:sz w:val="18"/>
                 <w:szCs w:val="18"/>
-                <w:bdr w:val="none" w:color="auto" w:sz="0" w:space="0"/>
                 <w:lang w:val="en-US" w:eastAsia="zh-CN" w:bidi="ar"/>
               </w:rPr>
               <w:t>连接牢固，无松动、发热、绝缘皮破损。</w:t>
@@ -8273,7 +8190,6 @@
                 <w:kern w:val="0"/>
                 <w:sz w:val="18"/>
                 <w:szCs w:val="18"/>
-                <w:bdr w:val="none" w:color="auto" w:sz="0" w:space="0"/>
                 <w:lang w:val="en-US" w:eastAsia="zh-CN" w:bidi="ar"/>
               </w:rPr>
               <w:t>✅正常</w:t>
@@ -8332,7 +8248,6 @@
                 <w:kern w:val="0"/>
                 <w:sz w:val="18"/>
                 <w:szCs w:val="18"/>
-                <w:bdr w:val="none" w:color="auto" w:sz="0" w:space="0"/>
                 <w:lang w:val="en-US" w:eastAsia="zh-CN" w:bidi="ar"/>
               </w:rPr>
               <w:t>✅正常</w:t>
@@ -8391,7 +8306,6 @@
                 <w:kern w:val="0"/>
                 <w:sz w:val="18"/>
                 <w:szCs w:val="18"/>
-                <w:bdr w:val="none" w:color="auto" w:sz="0" w:space="0"/>
                 <w:lang w:val="en-US" w:eastAsia="zh-CN" w:bidi="ar"/>
               </w:rPr>
               <w:t>✅正常</w:t>
@@ -8450,7 +8364,6 @@
                 <w:kern w:val="0"/>
                 <w:sz w:val="18"/>
                 <w:szCs w:val="18"/>
-                <w:bdr w:val="none" w:color="auto" w:sz="0" w:space="0"/>
                 <w:lang w:val="en-US" w:eastAsia="zh-CN" w:bidi="ar"/>
               </w:rPr>
               <w:t>✅正常</w:t>
@@ -8509,7 +8422,6 @@
                 <w:kern w:val="0"/>
                 <w:sz w:val="18"/>
                 <w:szCs w:val="18"/>
-                <w:bdr w:val="none" w:color="auto" w:sz="0" w:space="0"/>
                 <w:lang w:val="en-US" w:eastAsia="zh-CN" w:bidi="ar"/>
               </w:rPr>
               <w:t>✅正常</w:t>
@@ -8571,7 +8483,6 @@
                 <w:kern w:val="0"/>
                 <w:sz w:val="18"/>
                 <w:szCs w:val="18"/>
-                <w:bdr w:val="none" w:color="auto" w:sz="0" w:space="0"/>
                 <w:lang w:val="en-US" w:eastAsia="zh-CN" w:bidi="ar"/>
               </w:rPr>
               <w:t>正常</w:t>
@@ -8589,6 +8500,7 @@
             <w:insideH w:val="none" w:color="auto" w:sz="0" w:space="0"/>
             <w:insideV w:val="none" w:color="auto" w:sz="0" w:space="0"/>
           </w:tblBorders>
+          <w:shd w:val="clear" w:color="auto" w:fill="FFFFFF"/>
           <w:tblCellMar>
             <w:top w:w="15" w:type="dxa"/>
             <w:left w:w="15" w:type="dxa"/>
@@ -8655,7 +8567,6 @@
                 <w:kern w:val="0"/>
                 <w:sz w:val="18"/>
                 <w:szCs w:val="18"/>
-                <w:bdr w:val="none" w:color="auto" w:sz="0" w:space="0"/>
                 <w:lang w:val="en-US" w:eastAsia="zh-CN" w:bidi="ar"/>
               </w:rPr>
               <w:t>接地与防雷</w:t>
@@ -8714,7 +8625,6 @@
                 <w:kern w:val="0"/>
                 <w:sz w:val="18"/>
                 <w:szCs w:val="18"/>
-                <w:bdr w:val="none" w:color="auto" w:sz="0" w:space="0"/>
                 <w:lang w:val="en-US" w:eastAsia="zh-CN" w:bidi="ar"/>
               </w:rPr>
               <w:t>接地线连接可靠，接地电阻复测（本次未测，按计划执行）。</w:t>
@@ -8773,7 +8683,6 @@
                 <w:kern w:val="0"/>
                 <w:sz w:val="18"/>
                 <w:szCs w:val="18"/>
-                <w:bdr w:val="none" w:color="auto" w:sz="0" w:space="0"/>
                 <w:lang w:val="en-US" w:eastAsia="zh-CN" w:bidi="ar"/>
               </w:rPr>
               <w:t>--</w:t>
@@ -8832,7 +8741,6 @@
                 <w:kern w:val="0"/>
                 <w:sz w:val="18"/>
                 <w:szCs w:val="18"/>
-                <w:bdr w:val="none" w:color="auto" w:sz="0" w:space="0"/>
                 <w:lang w:val="en-US" w:eastAsia="zh-CN" w:bidi="ar"/>
               </w:rPr>
               <w:t>--</w:t>
@@ -8891,7 +8799,6 @@
                 <w:kern w:val="0"/>
                 <w:sz w:val="18"/>
                 <w:szCs w:val="18"/>
-                <w:bdr w:val="none" w:color="auto" w:sz="0" w:space="0"/>
                 <w:lang w:val="en-US" w:eastAsia="zh-CN" w:bidi="ar"/>
               </w:rPr>
               <w:t>--</w:t>
@@ -8950,7 +8857,6 @@
                 <w:kern w:val="0"/>
                 <w:sz w:val="18"/>
                 <w:szCs w:val="18"/>
-                <w:bdr w:val="none" w:color="auto" w:sz="0" w:space="0"/>
                 <w:lang w:val="en-US" w:eastAsia="zh-CN" w:bidi="ar"/>
               </w:rPr>
               <w:t>--</w:t>
@@ -9056,6 +8962,7 @@
     </w:p>
     <w:tbl>
       <w:tblPr>
+        <w:tblStyle w:val="20"/>
         <w:tblW w:w="8742" w:type="dxa"/>
         <w:jc w:val="center"/>
         <w:tblBorders>
@@ -9095,13 +9002,6 @@
             <w:insideH w:val="none" w:color="auto" w:sz="0" w:space="0"/>
             <w:insideV w:val="none" w:color="auto" w:sz="0" w:space="0"/>
           </w:tblBorders>
-          <w:shd w:val="clear" w:color="auto" w:fill="FFFFFF"/>
-          <w:tblCellMar>
-            <w:top w:w="15" w:type="dxa"/>
-            <w:left w:w="15" w:type="dxa"/>
-            <w:bottom w:w="15" w:type="dxa"/>
-            <w:right w:w="15" w:type="dxa"/>
-          </w:tblCellMar>
         </w:tblPrEx>
         <w:trPr>
           <w:trHeight w:val="0" w:hRule="atLeast"/>
@@ -9164,7 +9064,6 @@
                 <w:kern w:val="0"/>
                 <w:sz w:val="18"/>
                 <w:szCs w:val="18"/>
-                <w:bdr w:val="none" w:color="auto" w:sz="0" w:space="0"/>
                 <w:lang w:val="en-US" w:eastAsia="zh-CN" w:bidi="ar"/>
               </w:rPr>
               <w:t>检查项</w:t>
@@ -9227,7 +9126,6 @@
                 <w:kern w:val="0"/>
                 <w:sz w:val="18"/>
                 <w:szCs w:val="18"/>
-                <w:bdr w:val="none" w:color="auto" w:sz="0" w:space="0"/>
                 <w:lang w:val="en-US" w:eastAsia="zh-CN" w:bidi="ar"/>
               </w:rPr>
               <w:t>检查标准/方法</w:t>
@@ -9290,7 +9188,6 @@
                 <w:kern w:val="0"/>
                 <w:sz w:val="18"/>
                 <w:szCs w:val="18"/>
-                <w:bdr w:val="none" w:color="auto" w:sz="0" w:space="0"/>
                 <w:lang w:val="en-US" w:eastAsia="zh-CN" w:bidi="ar"/>
               </w:rPr>
               <w:t>站点#01</w:t>
@@ -9353,7 +9250,6 @@
                 <w:kern w:val="0"/>
                 <w:sz w:val="18"/>
                 <w:szCs w:val="18"/>
-                <w:bdr w:val="none" w:color="auto" w:sz="0" w:space="0"/>
                 <w:lang w:val="en-US" w:eastAsia="zh-CN" w:bidi="ar"/>
               </w:rPr>
               <w:t>站点#05</w:t>
@@ -9416,7 +9312,6 @@
                 <w:kern w:val="0"/>
                 <w:sz w:val="18"/>
                 <w:szCs w:val="18"/>
-                <w:bdr w:val="none" w:color="auto" w:sz="0" w:space="0"/>
                 <w:lang w:val="en-US" w:eastAsia="zh-CN" w:bidi="ar"/>
               </w:rPr>
               <w:t>站点#12</w:t>
@@ -9479,7 +9374,6 @@
                 <w:kern w:val="0"/>
                 <w:sz w:val="18"/>
                 <w:szCs w:val="18"/>
-                <w:bdr w:val="none" w:color="auto" w:sz="0" w:space="0"/>
                 <w:lang w:val="en-US" w:eastAsia="zh-CN" w:bidi="ar"/>
               </w:rPr>
               <w:t>站点#18</w:t>
@@ -9542,7 +9436,6 @@
                 <w:kern w:val="0"/>
                 <w:sz w:val="18"/>
                 <w:szCs w:val="18"/>
-                <w:bdr w:val="none" w:color="auto" w:sz="0" w:space="0"/>
                 <w:lang w:val="en-US" w:eastAsia="zh-CN" w:bidi="ar"/>
               </w:rPr>
               <w:t>站点#23</w:t>
@@ -9605,7 +9498,6 @@
                 <w:kern w:val="0"/>
                 <w:sz w:val="18"/>
                 <w:szCs w:val="18"/>
-                <w:bdr w:val="none" w:color="auto" w:sz="0" w:space="0"/>
                 <w:lang w:val="en-US" w:eastAsia="zh-CN" w:bidi="ar"/>
               </w:rPr>
               <w:t>整体状态</w:t>
@@ -9690,7 +9582,6 @@
                 <w:kern w:val="0"/>
                 <w:sz w:val="18"/>
                 <w:szCs w:val="18"/>
-                <w:bdr w:val="none" w:color="auto" w:sz="0" w:space="0"/>
                 <w:lang w:val="en-US" w:eastAsia="zh-CN" w:bidi="ar"/>
               </w:rPr>
               <w:t>网络设备（交换机/路由器）</w:t>
@@ -9749,7 +9640,6 @@
                 <w:kern w:val="0"/>
                 <w:sz w:val="18"/>
                 <w:szCs w:val="18"/>
-                <w:bdr w:val="none" w:color="auto" w:sz="0" w:space="0"/>
                 <w:lang w:val="en-US" w:eastAsia="zh-CN" w:bidi="ar"/>
               </w:rPr>
               <w:t>电源、指示灯状态正常，网线连接牢固。</w:t>
@@ -9808,7 +9698,6 @@
                 <w:kern w:val="0"/>
                 <w:sz w:val="18"/>
                 <w:szCs w:val="18"/>
-                <w:bdr w:val="none" w:color="auto" w:sz="0" w:space="0"/>
                 <w:lang w:val="en-US" w:eastAsia="zh-CN" w:bidi="ar"/>
               </w:rPr>
               <w:t>✅正常</w:t>
@@ -9867,7 +9756,6 @@
                 <w:kern w:val="0"/>
                 <w:sz w:val="18"/>
                 <w:szCs w:val="18"/>
-                <w:bdr w:val="none" w:color="auto" w:sz="0" w:space="0"/>
                 <w:lang w:val="en-US" w:eastAsia="zh-CN" w:bidi="ar"/>
               </w:rPr>
               <w:t>✅正常</w:t>
@@ -9926,7 +9814,6 @@
                 <w:kern w:val="0"/>
                 <w:sz w:val="18"/>
                 <w:szCs w:val="18"/>
-                <w:bdr w:val="none" w:color="auto" w:sz="0" w:space="0"/>
                 <w:lang w:val="en-US" w:eastAsia="zh-CN" w:bidi="ar"/>
               </w:rPr>
               <w:t>✅正常</w:t>
@@ -9985,7 +9872,6 @@
                 <w:kern w:val="0"/>
                 <w:sz w:val="18"/>
                 <w:szCs w:val="18"/>
-                <w:bdr w:val="none" w:color="auto" w:sz="0" w:space="0"/>
                 <w:lang w:val="en-US" w:eastAsia="zh-CN" w:bidi="ar"/>
               </w:rPr>
               <w:t>✅正常</w:t>
@@ -10044,7 +9930,6 @@
                 <w:kern w:val="0"/>
                 <w:sz w:val="18"/>
                 <w:szCs w:val="18"/>
-                <w:bdr w:val="none" w:color="auto" w:sz="0" w:space="0"/>
                 <w:lang w:val="en-US" w:eastAsia="zh-CN" w:bidi="ar"/>
               </w:rPr>
               <w:t>✅正常</w:t>
@@ -10106,7 +9991,6 @@
                 <w:kern w:val="0"/>
                 <w:sz w:val="18"/>
                 <w:szCs w:val="18"/>
-                <w:bdr w:val="none" w:color="auto" w:sz="0" w:space="0"/>
                 <w:lang w:val="en-US" w:eastAsia="zh-CN" w:bidi="ar"/>
               </w:rPr>
               <w:t>正常</w:t>
@@ -10191,7 +10075,6 @@
                 <w:kern w:val="0"/>
                 <w:sz w:val="18"/>
                 <w:szCs w:val="18"/>
-                <w:bdr w:val="none" w:color="auto" w:sz="0" w:space="0"/>
                 <w:lang w:val="en-US" w:eastAsia="zh-CN" w:bidi="ar"/>
               </w:rPr>
               <w:t>网络连通性</w:t>
@@ -10250,7 +10133,6 @@
                 <w:kern w:val="0"/>
                 <w:sz w:val="18"/>
                 <w:szCs w:val="18"/>
-                <w:bdr w:val="none" w:color="auto" w:sz="0" w:space="0"/>
                 <w:lang w:val="en-US" w:eastAsia="zh-CN" w:bidi="ar"/>
               </w:rPr>
               <w:t>Ping测试至中心平台，延迟&lt;50ms，无丢包。</w:t>
@@ -10309,7 +10191,6 @@
                 <w:kern w:val="0"/>
                 <w:sz w:val="18"/>
                 <w:szCs w:val="18"/>
-                <w:bdr w:val="none" w:color="auto" w:sz="0" w:space="0"/>
                 <w:lang w:val="en-US" w:eastAsia="zh-CN" w:bidi="ar"/>
               </w:rPr>
               <w:t>✅通畅</w:t>
@@ -10368,7 +10249,6 @@
                 <w:kern w:val="0"/>
                 <w:sz w:val="18"/>
                 <w:szCs w:val="18"/>
-                <w:bdr w:val="none" w:color="auto" w:sz="0" w:space="0"/>
                 <w:lang w:val="en-US" w:eastAsia="zh-CN" w:bidi="ar"/>
               </w:rPr>
               <w:t>✅通畅</w:t>
@@ -10427,7 +10307,6 @@
                 <w:kern w:val="0"/>
                 <w:sz w:val="18"/>
                 <w:szCs w:val="18"/>
-                <w:bdr w:val="none" w:color="auto" w:sz="0" w:space="0"/>
                 <w:lang w:val="en-US" w:eastAsia="zh-CN" w:bidi="ar"/>
               </w:rPr>
               <w:t>⚠️偶发延迟高</w:t>
@@ -10486,7 +10365,6 @@
                 <w:kern w:val="0"/>
                 <w:sz w:val="18"/>
                 <w:szCs w:val="18"/>
-                <w:bdr w:val="none" w:color="auto" w:sz="0" w:space="0"/>
                 <w:lang w:val="en-US" w:eastAsia="zh-CN" w:bidi="ar"/>
               </w:rPr>
               <w:t>✅通畅</w:t>
@@ -10545,7 +10423,6 @@
                 <w:kern w:val="0"/>
                 <w:sz w:val="18"/>
                 <w:szCs w:val="18"/>
-                <w:bdr w:val="none" w:color="auto" w:sz="0" w:space="0"/>
                 <w:lang w:val="en-US" w:eastAsia="zh-CN" w:bidi="ar"/>
               </w:rPr>
               <w:t>✅通畅</w:t>
@@ -10607,7 +10484,6 @@
                 <w:kern w:val="0"/>
                 <w:sz w:val="18"/>
                 <w:szCs w:val="18"/>
-                <w:bdr w:val="none" w:color="auto" w:sz="0" w:space="0"/>
                 <w:lang w:val="en-US" w:eastAsia="zh-CN" w:bidi="ar"/>
               </w:rPr>
               <w:t>基本正常</w:t>
@@ -10692,7 +10568,6 @@
                 <w:kern w:val="0"/>
                 <w:sz w:val="18"/>
                 <w:szCs w:val="18"/>
-                <w:bdr w:val="none" w:color="auto" w:sz="0" w:space="0"/>
                 <w:lang w:val="en-US" w:eastAsia="zh-CN" w:bidi="ar"/>
               </w:rPr>
               <w:t>视频监控摄像头</w:t>
@@ -10751,7 +10626,6 @@
                 <w:kern w:val="0"/>
                 <w:sz w:val="18"/>
                 <w:szCs w:val="18"/>
-                <w:bdr w:val="none" w:color="auto" w:sz="0" w:space="0"/>
                 <w:lang w:val="en-US" w:eastAsia="zh-CN" w:bidi="ar"/>
               </w:rPr>
               <w:t>图像清晰，云台控制正常，录像功能正常。</w:t>
@@ -10810,7 +10684,6 @@
                 <w:kern w:val="0"/>
                 <w:sz w:val="18"/>
                 <w:szCs w:val="18"/>
-                <w:bdr w:val="none" w:color="auto" w:sz="0" w:space="0"/>
                 <w:lang w:val="en-US" w:eastAsia="zh-CN" w:bidi="ar"/>
               </w:rPr>
               <w:t>✅正常</w:t>
@@ -10869,7 +10742,6 @@
                 <w:kern w:val="0"/>
                 <w:sz w:val="18"/>
                 <w:szCs w:val="18"/>
-                <w:bdr w:val="none" w:color="auto" w:sz="0" w:space="0"/>
                 <w:lang w:val="en-US" w:eastAsia="zh-CN" w:bidi="ar"/>
               </w:rPr>
               <w:t>✅正常</w:t>
@@ -10928,7 +10800,6 @@
                 <w:kern w:val="0"/>
                 <w:sz w:val="18"/>
                 <w:szCs w:val="18"/>
-                <w:bdr w:val="none" w:color="auto" w:sz="0" w:space="0"/>
                 <w:lang w:val="en-US" w:eastAsia="zh-CN" w:bidi="ar"/>
               </w:rPr>
               <w:t>✅正常</w:t>
@@ -10987,7 +10858,6 @@
                 <w:kern w:val="0"/>
                 <w:sz w:val="18"/>
                 <w:szCs w:val="18"/>
-                <w:bdr w:val="none" w:color="auto" w:sz="0" w:space="0"/>
                 <w:lang w:val="en-US" w:eastAsia="zh-CN" w:bidi="ar"/>
               </w:rPr>
               <w:t>⚠️镜头有污渍</w:t>
@@ -11046,7 +10916,6 @@
                 <w:kern w:val="0"/>
                 <w:sz w:val="18"/>
                 <w:szCs w:val="18"/>
-                <w:bdr w:val="none" w:color="auto" w:sz="0" w:space="0"/>
                 <w:lang w:val="en-US" w:eastAsia="zh-CN" w:bidi="ar"/>
               </w:rPr>
               <w:t>✅正常</w:t>
@@ -11108,7 +10977,6 @@
                 <w:kern w:val="0"/>
                 <w:sz w:val="18"/>
                 <w:szCs w:val="18"/>
-                <w:bdr w:val="none" w:color="auto" w:sz="0" w:space="0"/>
                 <w:lang w:val="en-US" w:eastAsia="zh-CN" w:bidi="ar"/>
               </w:rPr>
               <w:t>良好</w:t>
@@ -11193,7 +11061,6 @@
                 <w:kern w:val="0"/>
                 <w:sz w:val="18"/>
                 <w:szCs w:val="18"/>
-                <w:bdr w:val="none" w:color="auto" w:sz="0" w:space="0"/>
                 <w:lang w:val="en-US" w:eastAsia="zh-CN" w:bidi="ar"/>
               </w:rPr>
               <w:t>安防与门禁</w:t>
@@ -11252,7 +11119,6 @@
                 <w:kern w:val="0"/>
                 <w:sz w:val="18"/>
                 <w:szCs w:val="18"/>
-                <w:bdr w:val="none" w:color="auto" w:sz="0" w:space="0"/>
                 <w:lang w:val="en-US" w:eastAsia="zh-CN" w:bidi="ar"/>
               </w:rPr>
               <w:t>门禁开关正常，报警功能测试有效。</w:t>
@@ -11311,7 +11177,6 @@
                 <w:kern w:val="0"/>
                 <w:sz w:val="18"/>
                 <w:szCs w:val="18"/>
-                <w:bdr w:val="none" w:color="auto" w:sz="0" w:space="0"/>
                 <w:lang w:val="en-US" w:eastAsia="zh-CN" w:bidi="ar"/>
               </w:rPr>
               <w:t>✅正常</w:t>
@@ -11370,7 +11235,6 @@
                 <w:kern w:val="0"/>
                 <w:sz w:val="18"/>
                 <w:szCs w:val="18"/>
-                <w:bdr w:val="none" w:color="auto" w:sz="0" w:space="0"/>
                 <w:lang w:val="en-US" w:eastAsia="zh-CN" w:bidi="ar"/>
               </w:rPr>
               <w:t>✅正常</w:t>
@@ -11429,7 +11293,6 @@
                 <w:kern w:val="0"/>
                 <w:sz w:val="18"/>
                 <w:szCs w:val="18"/>
-                <w:bdr w:val="none" w:color="auto" w:sz="0" w:space="0"/>
                 <w:lang w:val="en-US" w:eastAsia="zh-CN" w:bidi="ar"/>
               </w:rPr>
               <w:t>✅正常</w:t>
@@ -11488,7 +11351,6 @@
                 <w:kern w:val="0"/>
                 <w:sz w:val="18"/>
                 <w:szCs w:val="18"/>
-                <w:bdr w:val="none" w:color="auto" w:sz="0" w:space="0"/>
                 <w:lang w:val="en-US" w:eastAsia="zh-CN" w:bidi="ar"/>
               </w:rPr>
               <w:t>✅正常</w:t>
@@ -11547,7 +11409,6 @@
                 <w:kern w:val="0"/>
                 <w:sz w:val="18"/>
                 <w:szCs w:val="18"/>
-                <w:bdr w:val="none" w:color="auto" w:sz="0" w:space="0"/>
                 <w:lang w:val="en-US" w:eastAsia="zh-CN" w:bidi="ar"/>
               </w:rPr>
               <w:t>✅正常</w:t>
@@ -11609,7 +11470,6 @@
                 <w:kern w:val="0"/>
                 <w:sz w:val="18"/>
                 <w:szCs w:val="18"/>
-                <w:bdr w:val="none" w:color="auto" w:sz="0" w:space="0"/>
                 <w:lang w:val="en-US" w:eastAsia="zh-CN" w:bidi="ar"/>
               </w:rPr>
               <w:t>正常</w:t>
@@ -11639,6 +11499,7 @@
     </w:p>
     <w:tbl>
       <w:tblPr>
+        <w:tblStyle w:val="20"/>
         <w:tblW w:w="8715" w:type="dxa"/>
         <w:jc w:val="center"/>
         <w:tblBorders>
@@ -11742,7 +11603,6 @@
                 <w:kern w:val="0"/>
                 <w:sz w:val="18"/>
                 <w:szCs w:val="18"/>
-                <w:bdr w:val="none" w:color="auto" w:sz="0" w:space="0"/>
                 <w:lang w:val="en-US" w:eastAsia="zh-CN" w:bidi="ar"/>
               </w:rPr>
               <w:t>检查项</w:t>
@@ -11805,7 +11665,6 @@
                 <w:kern w:val="0"/>
                 <w:sz w:val="18"/>
                 <w:szCs w:val="18"/>
-                <w:bdr w:val="none" w:color="auto" w:sz="0" w:space="0"/>
                 <w:lang w:val="en-US" w:eastAsia="zh-CN" w:bidi="ar"/>
               </w:rPr>
               <w:t>检查标准/方法</w:t>
@@ -11868,7 +11727,6 @@
                 <w:kern w:val="0"/>
                 <w:sz w:val="18"/>
                 <w:szCs w:val="18"/>
-                <w:bdr w:val="none" w:color="auto" w:sz="0" w:space="0"/>
                 <w:lang w:val="en-US" w:eastAsia="zh-CN" w:bidi="ar"/>
               </w:rPr>
               <w:t>检查结果</w:t>
@@ -11931,470 +11789,9 @@
                 <w:kern w:val="0"/>
                 <w:sz w:val="18"/>
                 <w:szCs w:val="18"/>
-                <w:bdr w:val="none" w:color="auto" w:sz="0" w:space="0"/>
                 <w:lang w:val="en-US" w:eastAsia="zh-CN" w:bidi="ar"/>
               </w:rPr>
               <w:t>状态</w:t>
-            </w:r>
-          </w:p>
-        </w:tc>
-      </w:tr>
-      <w:tr>
-        <w:tblPrEx>
-          <w:tblBorders>
-            <w:top w:val="none" w:color="auto" w:sz="0" w:space="0"/>
-            <w:left w:val="none" w:color="auto" w:sz="0" w:space="0"/>
-            <w:bottom w:val="none" w:color="auto" w:sz="0" w:space="0"/>
-            <w:right w:val="none" w:color="auto" w:sz="0" w:space="0"/>
-            <w:insideH w:val="none" w:color="auto" w:sz="0" w:space="0"/>
-            <w:insideV w:val="none" w:color="auto" w:sz="0" w:space="0"/>
-          </w:tblBorders>
-          <w:tblCellMar>
-            <w:top w:w="15" w:type="dxa"/>
-            <w:left w:w="15" w:type="dxa"/>
-            <w:bottom w:w="15" w:type="dxa"/>
-            <w:right w:w="15" w:type="dxa"/>
-          </w:tblCellMar>
-        </w:tblPrEx>
-        <w:trPr>
-          <w:trHeight w:val="0" w:hRule="atLeast"/>
-          <w:jc w:val="center"/>
-        </w:trPr>
-        <w:tc>
-          <w:tcPr>
-            <w:tcW w:w="0" w:type="auto"/>
-            <w:tcBorders>
-              <w:top w:val="single" w:color="auto" w:sz="4" w:space="0"/>
-              <w:left w:val="single" w:color="auto" w:sz="12" w:space="0"/>
-              <w:bottom w:val="nil"/>
-              <w:right w:val="nil"/>
-            </w:tcBorders>
-            <w:shd w:val="clear" w:color="auto" w:fill="FFFFFF"/>
-            <w:noWrap w:val="0"/>
-            <w:tcMar>
-              <w:top w:w="120" w:type="dxa"/>
-              <w:left w:w="-1" w:type="dxa"/>
-              <w:bottom w:w="120" w:type="dxa"/>
-              <w:right w:w="192" w:type="dxa"/>
-            </w:tcMar>
-            <w:vAlign w:val="center"/>
-          </w:tcPr>
-          <w:p>
-            <w:pPr>
-              <w:keepNext/>
-              <w:keepLines w:val="0"/>
-              <w:widowControl/>
-              <w:suppressLineNumbers w:val="0"/>
-              <w:snapToGrid w:val="0"/>
-              <w:spacing w:line="240" w:lineRule="auto"/>
-              <w:ind w:left="0" w:leftChars="0" w:right="0" w:rightChars="0" w:firstLine="0" w:firstLineChars="0"/>
-              <w:jc w:val="center"/>
-              <w:rPr>
-                <w:rFonts w:hint="default" w:ascii="Segoe UI" w:hAnsi="Segoe UI" w:eastAsia="Segoe UI" w:cs="Segoe UI"/>
-                <w:i w:val="0"/>
-                <w:iCs w:val="0"/>
-                <w:caps w:val="0"/>
-                <w:color w:val="0F1115"/>
-                <w:spacing w:val="0"/>
-                <w:sz w:val="18"/>
-                <w:szCs w:val="18"/>
-              </w:rPr>
-            </w:pPr>
-            <w:r>
-              <w:rPr>
-                <w:rStyle w:val="23"/>
-                <w:rFonts w:hint="default" w:ascii="Segoe UI" w:hAnsi="Segoe UI" w:eastAsia="Segoe UI" w:cs="Segoe UI"/>
-                <w:b/>
-                <w:bCs/>
-                <w:i w:val="0"/>
-                <w:iCs w:val="0"/>
-                <w:caps w:val="0"/>
-                <w:snapToGrid w:val="0"/>
-                <w:color w:val="000000"/>
-                <w:spacing w:val="0"/>
-                <w:kern w:val="0"/>
-                <w:sz w:val="18"/>
-                <w:szCs w:val="18"/>
-                <w:bdr w:val="none" w:color="auto" w:sz="0" w:space="0"/>
-                <w:lang w:val="en-US" w:eastAsia="zh-CN" w:bidi="ar"/>
-              </w:rPr>
-              <w:t>充电运营管理平台</w:t>
-            </w:r>
-          </w:p>
-        </w:tc>
-        <w:tc>
-          <w:tcPr>
-            <w:tcW w:w="3786" w:type="dxa"/>
-            <w:tcBorders>
-              <w:top w:val="single" w:color="auto" w:sz="4" w:space="0"/>
-              <w:left w:val="single" w:color="auto" w:sz="4" w:space="0"/>
-              <w:bottom w:val="nil"/>
-              <w:right w:val="nil"/>
-            </w:tcBorders>
-            <w:shd w:val="clear" w:color="auto" w:fill="FFFFFF"/>
-            <w:noWrap w:val="0"/>
-            <w:tcMar>
-              <w:top w:w="120" w:type="dxa"/>
-              <w:left w:w="192" w:type="dxa"/>
-              <w:bottom w:w="120" w:type="dxa"/>
-              <w:right w:w="192" w:type="dxa"/>
-            </w:tcMar>
-            <w:vAlign w:val="center"/>
-          </w:tcPr>
-          <w:p>
-            <w:pPr>
-              <w:keepNext/>
-              <w:keepLines w:val="0"/>
-              <w:widowControl/>
-              <w:suppressLineNumbers w:val="0"/>
-              <w:snapToGrid w:val="0"/>
-              <w:spacing w:line="240" w:lineRule="auto"/>
-              <w:ind w:left="0" w:leftChars="0" w:right="0" w:rightChars="0" w:firstLine="0" w:firstLineChars="0"/>
-              <w:jc w:val="left"/>
-              <w:rPr>
-                <w:rFonts w:hint="default" w:ascii="Segoe UI" w:hAnsi="Segoe UI" w:eastAsia="Segoe UI" w:cs="Segoe UI"/>
-                <w:i w:val="0"/>
-                <w:iCs w:val="0"/>
-                <w:caps w:val="0"/>
-                <w:color w:val="0F1115"/>
-                <w:spacing w:val="0"/>
-                <w:sz w:val="18"/>
-                <w:szCs w:val="18"/>
-              </w:rPr>
-            </w:pPr>
-            <w:r>
-              <w:rPr>
-                <w:rFonts w:hint="default" w:ascii="Segoe UI" w:hAnsi="Segoe UI" w:eastAsia="Segoe UI" w:cs="Segoe UI"/>
-                <w:i w:val="0"/>
-                <w:iCs w:val="0"/>
-                <w:caps w:val="0"/>
-                <w:snapToGrid w:val="0"/>
-                <w:color w:val="000000"/>
-                <w:spacing w:val="0"/>
-                <w:kern w:val="0"/>
-                <w:sz w:val="18"/>
-                <w:szCs w:val="18"/>
-                <w:bdr w:val="none" w:color="auto" w:sz="0" w:space="0"/>
-                <w:lang w:val="en-US" w:eastAsia="zh-CN" w:bidi="ar"/>
-              </w:rPr>
-              <w:t>1. </w:t>
-            </w:r>
-            <w:r>
-              <w:rPr>
-                <w:rStyle w:val="23"/>
-                <w:rFonts w:hint="default" w:ascii="Segoe UI" w:hAnsi="Segoe UI" w:eastAsia="Segoe UI" w:cs="Segoe UI"/>
-                <w:b/>
-                <w:bCs/>
-                <w:i w:val="0"/>
-                <w:iCs w:val="0"/>
-                <w:caps w:val="0"/>
-                <w:snapToGrid w:val="0"/>
-                <w:color w:val="000000"/>
-                <w:spacing w:val="0"/>
-                <w:kern w:val="0"/>
-                <w:sz w:val="18"/>
-                <w:szCs w:val="18"/>
-                <w:bdr w:val="none" w:color="auto" w:sz="0" w:space="0"/>
-                <w:lang w:val="en-US" w:eastAsia="zh-CN" w:bidi="ar"/>
-              </w:rPr>
-              <w:t>可访问性</w:t>
-            </w:r>
-            <w:r>
-              <w:rPr>
-                <w:rFonts w:hint="default" w:ascii="Segoe UI" w:hAnsi="Segoe UI" w:eastAsia="Segoe UI" w:cs="Segoe UI"/>
-                <w:i w:val="0"/>
-                <w:iCs w:val="0"/>
-                <w:caps w:val="0"/>
-                <w:snapToGrid w:val="0"/>
-                <w:color w:val="000000"/>
-                <w:spacing w:val="0"/>
-                <w:kern w:val="0"/>
-                <w:sz w:val="18"/>
-                <w:szCs w:val="18"/>
-                <w:bdr w:val="none" w:color="auto" w:sz="0" w:space="0"/>
-                <w:lang w:val="en-US" w:eastAsia="zh-CN" w:bidi="ar"/>
-              </w:rPr>
-              <w:t>：网页/APP登录正常。</w:t>
-            </w:r>
-            <w:r>
-              <w:rPr>
-                <w:rFonts w:hint="default" w:ascii="Segoe UI" w:hAnsi="Segoe UI" w:eastAsia="Segoe UI" w:cs="Segoe UI"/>
-                <w:i w:val="0"/>
-                <w:iCs w:val="0"/>
-                <w:caps w:val="0"/>
-                <w:snapToGrid w:val="0"/>
-                <w:color w:val="000000"/>
-                <w:spacing w:val="0"/>
-                <w:kern w:val="0"/>
-                <w:sz w:val="18"/>
-                <w:szCs w:val="18"/>
-                <w:bdr w:val="none" w:color="auto" w:sz="0" w:space="0"/>
-                <w:lang w:val="en-US" w:eastAsia="zh-CN" w:bidi="ar"/>
-              </w:rPr>
-              <w:br w:type="textWrapping"/>
-            </w:r>
-            <w:r>
-              <w:rPr>
-                <w:rFonts w:hint="default" w:ascii="Segoe UI" w:hAnsi="Segoe UI" w:eastAsia="Segoe UI" w:cs="Segoe UI"/>
-                <w:i w:val="0"/>
-                <w:iCs w:val="0"/>
-                <w:caps w:val="0"/>
-                <w:snapToGrid w:val="0"/>
-                <w:color w:val="000000"/>
-                <w:spacing w:val="0"/>
-                <w:kern w:val="0"/>
-                <w:sz w:val="18"/>
-                <w:szCs w:val="18"/>
-                <w:bdr w:val="none" w:color="auto" w:sz="0" w:space="0"/>
-                <w:lang w:val="en-US" w:eastAsia="zh-CN" w:bidi="ar"/>
-              </w:rPr>
-              <w:t>2. </w:t>
-            </w:r>
-            <w:r>
-              <w:rPr>
-                <w:rStyle w:val="23"/>
-                <w:rFonts w:hint="default" w:ascii="Segoe UI" w:hAnsi="Segoe UI" w:eastAsia="Segoe UI" w:cs="Segoe UI"/>
-                <w:b/>
-                <w:bCs/>
-                <w:i w:val="0"/>
-                <w:iCs w:val="0"/>
-                <w:caps w:val="0"/>
-                <w:snapToGrid w:val="0"/>
-                <w:color w:val="000000"/>
-                <w:spacing w:val="0"/>
-                <w:kern w:val="0"/>
-                <w:sz w:val="18"/>
-                <w:szCs w:val="18"/>
-                <w:bdr w:val="none" w:color="auto" w:sz="0" w:space="0"/>
-                <w:lang w:val="en-US" w:eastAsia="zh-CN" w:bidi="ar"/>
-              </w:rPr>
-              <w:t>核心功能</w:t>
-            </w:r>
-            <w:r>
-              <w:rPr>
-                <w:rFonts w:hint="default" w:ascii="Segoe UI" w:hAnsi="Segoe UI" w:eastAsia="Segoe UI" w:cs="Segoe UI"/>
-                <w:i w:val="0"/>
-                <w:iCs w:val="0"/>
-                <w:caps w:val="0"/>
-                <w:snapToGrid w:val="0"/>
-                <w:color w:val="000000"/>
-                <w:spacing w:val="0"/>
-                <w:kern w:val="0"/>
-                <w:sz w:val="18"/>
-                <w:szCs w:val="18"/>
-                <w:bdr w:val="none" w:color="auto" w:sz="0" w:space="0"/>
-                <w:lang w:val="en-US" w:eastAsia="zh-CN" w:bidi="ar"/>
-              </w:rPr>
-              <w:t>：远程启停、计费、监控数据刷新正常。</w:t>
-            </w:r>
-            <w:r>
-              <w:rPr>
-                <w:rFonts w:hint="default" w:ascii="Segoe UI" w:hAnsi="Segoe UI" w:eastAsia="Segoe UI" w:cs="Segoe UI"/>
-                <w:i w:val="0"/>
-                <w:iCs w:val="0"/>
-                <w:caps w:val="0"/>
-                <w:snapToGrid w:val="0"/>
-                <w:color w:val="000000"/>
-                <w:spacing w:val="0"/>
-                <w:kern w:val="0"/>
-                <w:sz w:val="18"/>
-                <w:szCs w:val="18"/>
-                <w:bdr w:val="none" w:color="auto" w:sz="0" w:space="0"/>
-                <w:lang w:val="en-US" w:eastAsia="zh-CN" w:bidi="ar"/>
-              </w:rPr>
-              <w:br w:type="textWrapping"/>
-            </w:r>
-            <w:r>
-              <w:rPr>
-                <w:rFonts w:hint="default" w:ascii="Segoe UI" w:hAnsi="Segoe UI" w:eastAsia="Segoe UI" w:cs="Segoe UI"/>
-                <w:i w:val="0"/>
-                <w:iCs w:val="0"/>
-                <w:caps w:val="0"/>
-                <w:snapToGrid w:val="0"/>
-                <w:color w:val="000000"/>
-                <w:spacing w:val="0"/>
-                <w:kern w:val="0"/>
-                <w:sz w:val="18"/>
-                <w:szCs w:val="18"/>
-                <w:bdr w:val="none" w:color="auto" w:sz="0" w:space="0"/>
-                <w:lang w:val="en-US" w:eastAsia="zh-CN" w:bidi="ar"/>
-              </w:rPr>
-              <w:t>3. </w:t>
-            </w:r>
-            <w:r>
-              <w:rPr>
-                <w:rStyle w:val="23"/>
-                <w:rFonts w:hint="default" w:ascii="Segoe UI" w:hAnsi="Segoe UI" w:eastAsia="Segoe UI" w:cs="Segoe UI"/>
-                <w:b/>
-                <w:bCs/>
-                <w:i w:val="0"/>
-                <w:iCs w:val="0"/>
-                <w:caps w:val="0"/>
-                <w:snapToGrid w:val="0"/>
-                <w:color w:val="000000"/>
-                <w:spacing w:val="0"/>
-                <w:kern w:val="0"/>
-                <w:sz w:val="18"/>
-                <w:szCs w:val="18"/>
-                <w:bdr w:val="none" w:color="auto" w:sz="0" w:space="0"/>
-                <w:lang w:val="en-US" w:eastAsia="zh-CN" w:bidi="ar"/>
-              </w:rPr>
-              <w:t>告警功能</w:t>
-            </w:r>
-            <w:r>
-              <w:rPr>
-                <w:rFonts w:hint="default" w:ascii="Segoe UI" w:hAnsi="Segoe UI" w:eastAsia="Segoe UI" w:cs="Segoe UI"/>
-                <w:i w:val="0"/>
-                <w:iCs w:val="0"/>
-                <w:caps w:val="0"/>
-                <w:snapToGrid w:val="0"/>
-                <w:color w:val="000000"/>
-                <w:spacing w:val="0"/>
-                <w:kern w:val="0"/>
-                <w:sz w:val="18"/>
-                <w:szCs w:val="18"/>
-                <w:bdr w:val="none" w:color="auto" w:sz="0" w:space="0"/>
-                <w:lang w:val="en-US" w:eastAsia="zh-CN" w:bidi="ar"/>
-              </w:rPr>
-              <w:t>：模拟触发一条通讯中断告警，平台接收与显示正常。</w:t>
-            </w:r>
-          </w:p>
-        </w:tc>
-        <w:tc>
-          <w:tcPr>
-            <w:tcW w:w="3093" w:type="dxa"/>
-            <w:tcBorders>
-              <w:top w:val="single" w:color="auto" w:sz="4" w:space="0"/>
-              <w:left w:val="single" w:color="auto" w:sz="4" w:space="0"/>
-              <w:bottom w:val="nil"/>
-              <w:right w:val="nil"/>
-            </w:tcBorders>
-            <w:shd w:val="clear" w:color="auto" w:fill="FFFFFF"/>
-            <w:noWrap w:val="0"/>
-            <w:tcMar>
-              <w:top w:w="120" w:type="dxa"/>
-              <w:left w:w="192" w:type="dxa"/>
-              <w:bottom w:w="120" w:type="dxa"/>
-              <w:right w:w="192" w:type="dxa"/>
-            </w:tcMar>
-            <w:vAlign w:val="center"/>
-          </w:tcPr>
-          <w:p>
-            <w:pPr>
-              <w:keepNext/>
-              <w:keepLines w:val="0"/>
-              <w:widowControl/>
-              <w:suppressLineNumbers w:val="0"/>
-              <w:snapToGrid w:val="0"/>
-              <w:spacing w:line="240" w:lineRule="auto"/>
-              <w:ind w:left="0" w:leftChars="0" w:right="0" w:rightChars="0" w:firstLine="0" w:firstLineChars="0"/>
-              <w:jc w:val="left"/>
-              <w:rPr>
-                <w:rFonts w:hint="default" w:ascii="Segoe UI" w:hAnsi="Segoe UI" w:eastAsia="Segoe UI" w:cs="Segoe UI"/>
-                <w:i w:val="0"/>
-                <w:iCs w:val="0"/>
-                <w:caps w:val="0"/>
-                <w:color w:val="0F1115"/>
-                <w:spacing w:val="0"/>
-                <w:sz w:val="18"/>
-                <w:szCs w:val="18"/>
-              </w:rPr>
-            </w:pPr>
-            <w:r>
-              <w:rPr>
-                <w:rFonts w:hint="default" w:ascii="Segoe UI" w:hAnsi="Segoe UI" w:eastAsia="Segoe UI" w:cs="Segoe UI"/>
-                <w:i w:val="0"/>
-                <w:iCs w:val="0"/>
-                <w:caps w:val="0"/>
-                <w:snapToGrid w:val="0"/>
-                <w:color w:val="000000"/>
-                <w:spacing w:val="0"/>
-                <w:kern w:val="0"/>
-                <w:sz w:val="18"/>
-                <w:szCs w:val="18"/>
-                <w:bdr w:val="none" w:color="auto" w:sz="0" w:space="0"/>
-                <w:lang w:val="en-US" w:eastAsia="zh-CN" w:bidi="ar"/>
-              </w:rPr>
-              <w:t>平台访问流畅，各站点数据实时更新，告警测试响应及时。</w:t>
-            </w:r>
-          </w:p>
-        </w:tc>
-        <w:tc>
-          <w:tcPr>
-            <w:tcW w:w="844" w:type="dxa"/>
-            <w:tcBorders>
-              <w:top w:val="single" w:color="auto" w:sz="4" w:space="0"/>
-              <w:left w:val="single" w:color="auto" w:sz="4" w:space="0"/>
-              <w:bottom w:val="nil"/>
-              <w:right w:val="single" w:color="auto" w:sz="12" w:space="0"/>
-            </w:tcBorders>
-            <w:shd w:val="clear" w:color="auto" w:fill="FFFFFF"/>
-            <w:noWrap w:val="0"/>
-            <w:tcMar>
-              <w:top w:w="120" w:type="dxa"/>
-              <w:left w:w="192" w:type="dxa"/>
-              <w:bottom w:w="120" w:type="dxa"/>
-              <w:right w:w="-1" w:type="dxa"/>
-            </w:tcMar>
-            <w:vAlign w:val="center"/>
-          </w:tcPr>
-          <w:p>
-            <w:pPr>
-              <w:keepNext/>
-              <w:keepLines w:val="0"/>
-              <w:widowControl/>
-              <w:suppressLineNumbers w:val="0"/>
-              <w:snapToGrid w:val="0"/>
-              <w:spacing w:line="240" w:lineRule="auto"/>
-              <w:ind w:left="0" w:leftChars="0" w:right="0" w:rightChars="0" w:firstLine="0" w:firstLineChars="0"/>
-              <w:jc w:val="center"/>
-              <w:rPr>
-                <w:rFonts w:hint="default" w:ascii="Segoe UI" w:hAnsi="Segoe UI" w:eastAsia="Segoe UI" w:cs="Segoe UI"/>
-                <w:i w:val="0"/>
-                <w:iCs w:val="0"/>
-                <w:caps w:val="0"/>
-                <w:color w:val="0F1115"/>
-                <w:spacing w:val="0"/>
-                <w:sz w:val="18"/>
-                <w:szCs w:val="18"/>
-              </w:rPr>
-            </w:pPr>
-            <w:r>
-              <w:rPr>
-                <w:rFonts w:hint="default" w:ascii="Segoe UI" w:hAnsi="Segoe UI" w:eastAsia="Segoe UI" w:cs="Segoe UI"/>
-                <w:i w:val="0"/>
-                <w:iCs w:val="0"/>
-                <w:caps w:val="0"/>
-                <w:snapToGrid w:val="0"/>
-                <w:color w:val="000000"/>
-                <w:spacing w:val="0"/>
-                <w:kern w:val="0"/>
-                <w:sz w:val="18"/>
-                <w:szCs w:val="18"/>
-                <w:bdr w:val="none" w:color="auto" w:sz="0" w:space="0"/>
-                <w:lang w:val="en-US" w:eastAsia="zh-CN" w:bidi="ar"/>
-              </w:rPr>
-              <w:t>✅ </w:t>
-            </w:r>
-            <w:r>
-              <w:rPr>
-                <w:rStyle w:val="23"/>
-                <w:rFonts w:hint="default" w:ascii="Segoe UI" w:hAnsi="Segoe UI" w:eastAsia="Segoe UI" w:cs="Segoe UI"/>
-                <w:b/>
-                <w:bCs/>
-                <w:i w:val="0"/>
-                <w:iCs w:val="0"/>
-                <w:caps w:val="0"/>
-                <w:snapToGrid w:val="0"/>
-                <w:color w:val="000000"/>
-                <w:spacing w:val="0"/>
-                <w:kern w:val="0"/>
-                <w:sz w:val="18"/>
-                <w:szCs w:val="18"/>
-                <w:bdr w:val="none" w:color="auto" w:sz="0" w:space="0"/>
-                <w:lang w:val="en-US" w:eastAsia="zh-CN" w:bidi="ar"/>
-              </w:rPr>
-              <w:t>正常</w:t>
             </w:r>
           </w:p>
         </w:tc>
@@ -12476,10 +11873,9 @@
                 <w:kern w:val="0"/>
                 <w:sz w:val="18"/>
                 <w:szCs w:val="18"/>
-                <w:bdr w:val="none" w:color="auto" w:sz="0" w:space="0"/>
-                <w:lang w:val="en-US" w:eastAsia="zh-CN" w:bidi="ar"/>
-              </w:rPr>
-              <w:t>数据上传与同步</w:t>
+                <w:lang w:val="en-US" w:eastAsia="zh-CN" w:bidi="ar"/>
+              </w:rPr>
+              <w:t>充电运营管理平台</w:t>
             </w:r>
           </w:p>
         </w:tc>
@@ -12535,10 +11931,178 @@
                 <w:kern w:val="0"/>
                 <w:sz w:val="18"/>
                 <w:szCs w:val="18"/>
-                <w:bdr w:val="none" w:color="auto" w:sz="0" w:space="0"/>
-                <w:lang w:val="en-US" w:eastAsia="zh-CN" w:bidi="ar"/>
-              </w:rPr>
-              <w:t>检查平台数据与现场桩计数据一致性（抽查交易记录）。</w:t>
+                <w:lang w:val="en-US" w:eastAsia="zh-CN" w:bidi="ar"/>
+              </w:rPr>
+              <w:t>1. </w:t>
+            </w:r>
+            <w:r>
+              <w:rPr>
+                <w:rStyle w:val="23"/>
+                <w:rFonts w:hint="default" w:ascii="Segoe UI" w:hAnsi="Segoe UI" w:eastAsia="Segoe UI" w:cs="Segoe UI"/>
+                <w:b/>
+                <w:bCs/>
+                <w:i w:val="0"/>
+                <w:iCs w:val="0"/>
+                <w:caps w:val="0"/>
+                <w:snapToGrid w:val="0"/>
+                <w:color w:val="000000"/>
+                <w:spacing w:val="0"/>
+                <w:kern w:val="0"/>
+                <w:sz w:val="18"/>
+                <w:szCs w:val="18"/>
+                <w:lang w:val="en-US" w:eastAsia="zh-CN" w:bidi="ar"/>
+              </w:rPr>
+              <w:t>可访问性</w:t>
+            </w:r>
+            <w:r>
+              <w:rPr>
+                <w:rFonts w:hint="default" w:ascii="Segoe UI" w:hAnsi="Segoe UI" w:eastAsia="Segoe UI" w:cs="Segoe UI"/>
+                <w:i w:val="0"/>
+                <w:iCs w:val="0"/>
+                <w:caps w:val="0"/>
+                <w:snapToGrid w:val="0"/>
+                <w:color w:val="000000"/>
+                <w:spacing w:val="0"/>
+                <w:kern w:val="0"/>
+                <w:sz w:val="18"/>
+                <w:szCs w:val="18"/>
+                <w:lang w:val="en-US" w:eastAsia="zh-CN" w:bidi="ar"/>
+              </w:rPr>
+              <w:t>：网页/APP登录正常。</w:t>
+            </w:r>
+            <w:r>
+              <w:rPr>
+                <w:rFonts w:hint="default" w:ascii="Segoe UI" w:hAnsi="Segoe UI" w:eastAsia="Segoe UI" w:cs="Segoe UI"/>
+                <w:i w:val="0"/>
+                <w:iCs w:val="0"/>
+                <w:caps w:val="0"/>
+                <w:snapToGrid w:val="0"/>
+                <w:color w:val="000000"/>
+                <w:spacing w:val="0"/>
+                <w:kern w:val="0"/>
+                <w:sz w:val="18"/>
+                <w:szCs w:val="18"/>
+                <w:lang w:val="en-US" w:eastAsia="zh-CN" w:bidi="ar"/>
+              </w:rPr>
+              <w:br w:type="textWrapping"/>
+            </w:r>
+            <w:r>
+              <w:rPr>
+                <w:rFonts w:hint="default" w:ascii="Segoe UI" w:hAnsi="Segoe UI" w:eastAsia="Segoe UI" w:cs="Segoe UI"/>
+                <w:i w:val="0"/>
+                <w:iCs w:val="0"/>
+                <w:caps w:val="0"/>
+                <w:snapToGrid w:val="0"/>
+                <w:color w:val="000000"/>
+                <w:spacing w:val="0"/>
+                <w:kern w:val="0"/>
+                <w:sz w:val="18"/>
+                <w:szCs w:val="18"/>
+                <w:lang w:val="en-US" w:eastAsia="zh-CN" w:bidi="ar"/>
+              </w:rPr>
+              <w:t>2. </w:t>
+            </w:r>
+            <w:r>
+              <w:rPr>
+                <w:rStyle w:val="23"/>
+                <w:rFonts w:hint="default" w:ascii="Segoe UI" w:hAnsi="Segoe UI" w:eastAsia="Segoe UI" w:cs="Segoe UI"/>
+                <w:b/>
+                <w:bCs/>
+                <w:i w:val="0"/>
+                <w:iCs w:val="0"/>
+                <w:caps w:val="0"/>
+                <w:snapToGrid w:val="0"/>
+                <w:color w:val="000000"/>
+                <w:spacing w:val="0"/>
+                <w:kern w:val="0"/>
+                <w:sz w:val="18"/>
+                <w:szCs w:val="18"/>
+                <w:lang w:val="en-US" w:eastAsia="zh-CN" w:bidi="ar"/>
+              </w:rPr>
+              <w:t>核心功能</w:t>
+            </w:r>
+            <w:r>
+              <w:rPr>
+                <w:rFonts w:hint="default" w:ascii="Segoe UI" w:hAnsi="Segoe UI" w:eastAsia="Segoe UI" w:cs="Segoe UI"/>
+                <w:i w:val="0"/>
+                <w:iCs w:val="0"/>
+                <w:caps w:val="0"/>
+                <w:snapToGrid w:val="0"/>
+                <w:color w:val="000000"/>
+                <w:spacing w:val="0"/>
+                <w:kern w:val="0"/>
+                <w:sz w:val="18"/>
+                <w:szCs w:val="18"/>
+                <w:lang w:val="en-US" w:eastAsia="zh-CN" w:bidi="ar"/>
+              </w:rPr>
+              <w:t>：远程启停、计费、监控数据刷新正常。</w:t>
+            </w:r>
+            <w:r>
+              <w:rPr>
+                <w:rFonts w:hint="default" w:ascii="Segoe UI" w:hAnsi="Segoe UI" w:eastAsia="Segoe UI" w:cs="Segoe UI"/>
+                <w:i w:val="0"/>
+                <w:iCs w:val="0"/>
+                <w:caps w:val="0"/>
+                <w:snapToGrid w:val="0"/>
+                <w:color w:val="000000"/>
+                <w:spacing w:val="0"/>
+                <w:kern w:val="0"/>
+                <w:sz w:val="18"/>
+                <w:szCs w:val="18"/>
+                <w:lang w:val="en-US" w:eastAsia="zh-CN" w:bidi="ar"/>
+              </w:rPr>
+              <w:br w:type="textWrapping"/>
+            </w:r>
+            <w:r>
+              <w:rPr>
+                <w:rFonts w:hint="default" w:ascii="Segoe UI" w:hAnsi="Segoe UI" w:eastAsia="Segoe UI" w:cs="Segoe UI"/>
+                <w:i w:val="0"/>
+                <w:iCs w:val="0"/>
+                <w:caps w:val="0"/>
+                <w:snapToGrid w:val="0"/>
+                <w:color w:val="000000"/>
+                <w:spacing w:val="0"/>
+                <w:kern w:val="0"/>
+                <w:sz w:val="18"/>
+                <w:szCs w:val="18"/>
+                <w:lang w:val="en-US" w:eastAsia="zh-CN" w:bidi="ar"/>
+              </w:rPr>
+              <w:t>3. </w:t>
+            </w:r>
+            <w:r>
+              <w:rPr>
+                <w:rStyle w:val="23"/>
+                <w:rFonts w:hint="default" w:ascii="Segoe UI" w:hAnsi="Segoe UI" w:eastAsia="Segoe UI" w:cs="Segoe UI"/>
+                <w:b/>
+                <w:bCs/>
+                <w:i w:val="0"/>
+                <w:iCs w:val="0"/>
+                <w:caps w:val="0"/>
+                <w:snapToGrid w:val="0"/>
+                <w:color w:val="000000"/>
+                <w:spacing w:val="0"/>
+                <w:kern w:val="0"/>
+                <w:sz w:val="18"/>
+                <w:szCs w:val="18"/>
+                <w:lang w:val="en-US" w:eastAsia="zh-CN" w:bidi="ar"/>
+              </w:rPr>
+              <w:t>告警功能</w:t>
+            </w:r>
+            <w:r>
+              <w:rPr>
+                <w:rFonts w:hint="default" w:ascii="Segoe UI" w:hAnsi="Segoe UI" w:eastAsia="Segoe UI" w:cs="Segoe UI"/>
+                <w:i w:val="0"/>
+                <w:iCs w:val="0"/>
+                <w:caps w:val="0"/>
+                <w:snapToGrid w:val="0"/>
+                <w:color w:val="000000"/>
+                <w:spacing w:val="0"/>
+                <w:kern w:val="0"/>
+                <w:sz w:val="18"/>
+                <w:szCs w:val="18"/>
+                <w:lang w:val="en-US" w:eastAsia="zh-CN" w:bidi="ar"/>
+              </w:rPr>
+              <w:t>：模拟触发一条通讯中断告警，平台接收与显示正常。</w:t>
             </w:r>
           </w:p>
         </w:tc>
@@ -12594,10 +12158,9 @@
                 <w:kern w:val="0"/>
                 <w:sz w:val="18"/>
                 <w:szCs w:val="18"/>
-                <w:bdr w:val="none" w:color="auto" w:sz="0" w:space="0"/>
-                <w:lang w:val="en-US" w:eastAsia="zh-CN" w:bidi="ar"/>
-              </w:rPr>
-              <w:t>抽查5笔记录，金额、电量、时间戳均一致。</w:t>
+                <w:lang w:val="en-US" w:eastAsia="zh-CN" w:bidi="ar"/>
+              </w:rPr>
+              <w:t>平台访问流畅，各站点数据实时更新，告警测试响应及时。</w:t>
             </w:r>
           </w:p>
         </w:tc>
@@ -12653,7 +12216,6 @@
                 <w:kern w:val="0"/>
                 <w:sz w:val="18"/>
                 <w:szCs w:val="18"/>
-                <w:bdr w:val="none" w:color="auto" w:sz="0" w:space="0"/>
                 <w:lang w:val="en-US" w:eastAsia="zh-CN" w:bidi="ar"/>
               </w:rPr>
               <w:t>✅ </w:t>
@@ -12673,7 +12235,283 @@
                 <w:kern w:val="0"/>
                 <w:sz w:val="18"/>
                 <w:szCs w:val="18"/>
-                <w:bdr w:val="none" w:color="auto" w:sz="0" w:space="0"/>
+                <w:lang w:val="en-US" w:eastAsia="zh-CN" w:bidi="ar"/>
+              </w:rPr>
+              <w:t>正常</w:t>
+            </w:r>
+          </w:p>
+        </w:tc>
+      </w:tr>
+      <w:tr>
+        <w:tblPrEx>
+          <w:tblBorders>
+            <w:top w:val="none" w:color="auto" w:sz="0" w:space="0"/>
+            <w:left w:val="none" w:color="auto" w:sz="0" w:space="0"/>
+            <w:bottom w:val="none" w:color="auto" w:sz="0" w:space="0"/>
+            <w:right w:val="none" w:color="auto" w:sz="0" w:space="0"/>
+            <w:insideH w:val="none" w:color="auto" w:sz="0" w:space="0"/>
+            <w:insideV w:val="none" w:color="auto" w:sz="0" w:space="0"/>
+          </w:tblBorders>
+          <w:shd w:val="clear" w:color="auto" w:fill="FFFFFF"/>
+          <w:tblCellMar>
+            <w:top w:w="15" w:type="dxa"/>
+            <w:left w:w="15" w:type="dxa"/>
+            <w:bottom w:w="15" w:type="dxa"/>
+            <w:right w:w="15" w:type="dxa"/>
+          </w:tblCellMar>
+        </w:tblPrEx>
+        <w:trPr>
+          <w:trHeight w:val="0" w:hRule="atLeast"/>
+          <w:jc w:val="center"/>
+        </w:trPr>
+        <w:tc>
+          <w:tcPr>
+            <w:tcW w:w="0" w:type="auto"/>
+            <w:tcBorders>
+              <w:top w:val="single" w:color="auto" w:sz="4" w:space="0"/>
+              <w:left w:val="single" w:color="auto" w:sz="12" w:space="0"/>
+              <w:bottom w:val="nil"/>
+              <w:right w:val="nil"/>
+            </w:tcBorders>
+            <w:shd w:val="clear" w:color="auto" w:fill="FFFFFF"/>
+            <w:noWrap w:val="0"/>
+            <w:tcMar>
+              <w:top w:w="120" w:type="dxa"/>
+              <w:left w:w="-1" w:type="dxa"/>
+              <w:bottom w:w="120" w:type="dxa"/>
+              <w:right w:w="192" w:type="dxa"/>
+            </w:tcMar>
+            <w:vAlign w:val="center"/>
+          </w:tcPr>
+          <w:p>
+            <w:pPr>
+              <w:keepNext/>
+              <w:keepLines w:val="0"/>
+              <w:widowControl/>
+              <w:suppressLineNumbers w:val="0"/>
+              <w:snapToGrid w:val="0"/>
+              <w:spacing w:line="240" w:lineRule="auto"/>
+              <w:ind w:left="0" w:leftChars="0" w:right="0" w:rightChars="0" w:firstLine="0" w:firstLineChars="0"/>
+              <w:jc w:val="center"/>
+              <w:rPr>
+                <w:rFonts w:hint="default" w:ascii="Segoe UI" w:hAnsi="Segoe UI" w:eastAsia="Segoe UI" w:cs="Segoe UI"/>
+                <w:i w:val="0"/>
+                <w:iCs w:val="0"/>
+                <w:caps w:val="0"/>
+                <w:color w:val="0F1115"/>
+                <w:spacing w:val="0"/>
+                <w:sz w:val="18"/>
+                <w:szCs w:val="18"/>
+              </w:rPr>
+            </w:pPr>
+            <w:r>
+              <w:rPr>
+                <w:rStyle w:val="23"/>
+                <w:rFonts w:hint="default" w:ascii="Segoe UI" w:hAnsi="Segoe UI" w:eastAsia="Segoe UI" w:cs="Segoe UI"/>
+                <w:b/>
+                <w:bCs/>
+                <w:i w:val="0"/>
+                <w:iCs w:val="0"/>
+                <w:caps w:val="0"/>
+                <w:snapToGrid w:val="0"/>
+                <w:color w:val="000000"/>
+                <w:spacing w:val="0"/>
+                <w:kern w:val="0"/>
+                <w:sz w:val="18"/>
+                <w:szCs w:val="18"/>
+                <w:lang w:val="en-US" w:eastAsia="zh-CN" w:bidi="ar"/>
+              </w:rPr>
+              <w:t>数据上传与同步</w:t>
+            </w:r>
+          </w:p>
+        </w:tc>
+        <w:tc>
+          <w:tcPr>
+            <w:tcW w:w="3786" w:type="dxa"/>
+            <w:tcBorders>
+              <w:top w:val="single" w:color="auto" w:sz="4" w:space="0"/>
+              <w:left w:val="single" w:color="auto" w:sz="4" w:space="0"/>
+              <w:bottom w:val="nil"/>
+              <w:right w:val="nil"/>
+            </w:tcBorders>
+            <w:shd w:val="clear" w:color="auto" w:fill="FFFFFF"/>
+            <w:noWrap w:val="0"/>
+            <w:tcMar>
+              <w:top w:w="120" w:type="dxa"/>
+              <w:left w:w="192" w:type="dxa"/>
+              <w:bottom w:w="120" w:type="dxa"/>
+              <w:right w:w="192" w:type="dxa"/>
+            </w:tcMar>
+            <w:vAlign w:val="center"/>
+          </w:tcPr>
+          <w:p>
+            <w:pPr>
+              <w:keepNext/>
+              <w:keepLines w:val="0"/>
+              <w:widowControl/>
+              <w:suppressLineNumbers w:val="0"/>
+              <w:snapToGrid w:val="0"/>
+              <w:spacing w:line="240" w:lineRule="auto"/>
+              <w:ind w:left="0" w:leftChars="0" w:right="0" w:rightChars="0" w:firstLine="0" w:firstLineChars="0"/>
+              <w:jc w:val="left"/>
+              <w:rPr>
+                <w:rFonts w:hint="default" w:ascii="Segoe UI" w:hAnsi="Segoe UI" w:eastAsia="Segoe UI" w:cs="Segoe UI"/>
+                <w:i w:val="0"/>
+                <w:iCs w:val="0"/>
+                <w:caps w:val="0"/>
+                <w:color w:val="0F1115"/>
+                <w:spacing w:val="0"/>
+                <w:sz w:val="18"/>
+                <w:szCs w:val="18"/>
+              </w:rPr>
+            </w:pPr>
+            <w:r>
+              <w:rPr>
+                <w:rFonts w:hint="default" w:ascii="Segoe UI" w:hAnsi="Segoe UI" w:eastAsia="Segoe UI" w:cs="Segoe UI"/>
+                <w:i w:val="0"/>
+                <w:iCs w:val="0"/>
+                <w:caps w:val="0"/>
+                <w:snapToGrid w:val="0"/>
+                <w:color w:val="000000"/>
+                <w:spacing w:val="0"/>
+                <w:kern w:val="0"/>
+                <w:sz w:val="18"/>
+                <w:szCs w:val="18"/>
+                <w:lang w:val="en-US" w:eastAsia="zh-CN" w:bidi="ar"/>
+              </w:rPr>
+              <w:t>检查平台数据与现场桩计数据一致性（抽查交易记录）。</w:t>
+            </w:r>
+          </w:p>
+        </w:tc>
+        <w:tc>
+          <w:tcPr>
+            <w:tcW w:w="3093" w:type="dxa"/>
+            <w:tcBorders>
+              <w:top w:val="single" w:color="auto" w:sz="4" w:space="0"/>
+              <w:left w:val="single" w:color="auto" w:sz="4" w:space="0"/>
+              <w:bottom w:val="nil"/>
+              <w:right w:val="nil"/>
+            </w:tcBorders>
+            <w:shd w:val="clear" w:color="auto" w:fill="FFFFFF"/>
+            <w:noWrap w:val="0"/>
+            <w:tcMar>
+              <w:top w:w="120" w:type="dxa"/>
+              <w:left w:w="192" w:type="dxa"/>
+              <w:bottom w:w="120" w:type="dxa"/>
+              <w:right w:w="192" w:type="dxa"/>
+            </w:tcMar>
+            <w:vAlign w:val="center"/>
+          </w:tcPr>
+          <w:p>
+            <w:pPr>
+              <w:keepNext/>
+              <w:keepLines w:val="0"/>
+              <w:widowControl/>
+              <w:suppressLineNumbers w:val="0"/>
+              <w:snapToGrid w:val="0"/>
+              <w:spacing w:line="240" w:lineRule="auto"/>
+              <w:ind w:left="0" w:leftChars="0" w:right="0" w:rightChars="0" w:firstLine="0" w:firstLineChars="0"/>
+              <w:jc w:val="left"/>
+              <w:rPr>
+                <w:rFonts w:hint="default" w:ascii="Segoe UI" w:hAnsi="Segoe UI" w:eastAsia="Segoe UI" w:cs="Segoe UI"/>
+                <w:i w:val="0"/>
+                <w:iCs w:val="0"/>
+                <w:caps w:val="0"/>
+                <w:color w:val="0F1115"/>
+                <w:spacing w:val="0"/>
+                <w:sz w:val="18"/>
+                <w:szCs w:val="18"/>
+              </w:rPr>
+            </w:pPr>
+            <w:r>
+              <w:rPr>
+                <w:rFonts w:hint="default" w:ascii="Segoe UI" w:hAnsi="Segoe UI" w:eastAsia="Segoe UI" w:cs="Segoe UI"/>
+                <w:i w:val="0"/>
+                <w:iCs w:val="0"/>
+                <w:caps w:val="0"/>
+                <w:snapToGrid w:val="0"/>
+                <w:color w:val="000000"/>
+                <w:spacing w:val="0"/>
+                <w:kern w:val="0"/>
+                <w:sz w:val="18"/>
+                <w:szCs w:val="18"/>
+                <w:lang w:val="en-US" w:eastAsia="zh-CN" w:bidi="ar"/>
+              </w:rPr>
+              <w:t>抽查5笔记录，金额、电量、时间戳均一致。</w:t>
+            </w:r>
+          </w:p>
+        </w:tc>
+        <w:tc>
+          <w:tcPr>
+            <w:tcW w:w="844" w:type="dxa"/>
+            <w:tcBorders>
+              <w:top w:val="single" w:color="auto" w:sz="4" w:space="0"/>
+              <w:left w:val="single" w:color="auto" w:sz="4" w:space="0"/>
+              <w:bottom w:val="nil"/>
+              <w:right w:val="single" w:color="auto" w:sz="12" w:space="0"/>
+            </w:tcBorders>
+            <w:shd w:val="clear" w:color="auto" w:fill="FFFFFF"/>
+            <w:noWrap w:val="0"/>
+            <w:tcMar>
+              <w:top w:w="120" w:type="dxa"/>
+              <w:left w:w="192" w:type="dxa"/>
+              <w:bottom w:w="120" w:type="dxa"/>
+              <w:right w:w="-1" w:type="dxa"/>
+            </w:tcMar>
+            <w:vAlign w:val="center"/>
+          </w:tcPr>
+          <w:p>
+            <w:pPr>
+              <w:keepNext/>
+              <w:keepLines w:val="0"/>
+              <w:widowControl/>
+              <w:suppressLineNumbers w:val="0"/>
+              <w:snapToGrid w:val="0"/>
+              <w:spacing w:line="240" w:lineRule="auto"/>
+              <w:ind w:left="0" w:leftChars="0" w:right="0" w:rightChars="0" w:firstLine="0" w:firstLineChars="0"/>
+              <w:jc w:val="center"/>
+              <w:rPr>
+                <w:rFonts w:hint="default" w:ascii="Segoe UI" w:hAnsi="Segoe UI" w:eastAsia="Segoe UI" w:cs="Segoe UI"/>
+                <w:i w:val="0"/>
+                <w:iCs w:val="0"/>
+                <w:caps w:val="0"/>
+                <w:color w:val="0F1115"/>
+                <w:spacing w:val="0"/>
+                <w:sz w:val="18"/>
+                <w:szCs w:val="18"/>
+              </w:rPr>
+            </w:pPr>
+            <w:r>
+              <w:rPr>
+                <w:rFonts w:hint="default" w:ascii="Segoe UI" w:hAnsi="Segoe UI" w:eastAsia="Segoe UI" w:cs="Segoe UI"/>
+                <w:i w:val="0"/>
+                <w:iCs w:val="0"/>
+                <w:caps w:val="0"/>
+                <w:snapToGrid w:val="0"/>
+                <w:color w:val="000000"/>
+                <w:spacing w:val="0"/>
+                <w:kern w:val="0"/>
+                <w:sz w:val="18"/>
+                <w:szCs w:val="18"/>
+                <w:lang w:val="en-US" w:eastAsia="zh-CN" w:bidi="ar"/>
+              </w:rPr>
+              <w:t>✅ </w:t>
+            </w:r>
+            <w:r>
+              <w:rPr>
+                <w:rStyle w:val="23"/>
+                <w:rFonts w:hint="default" w:ascii="Segoe UI" w:hAnsi="Segoe UI" w:eastAsia="Segoe UI" w:cs="Segoe UI"/>
+                <w:b/>
+                <w:bCs/>
+                <w:i w:val="0"/>
+                <w:iCs w:val="0"/>
+                <w:caps w:val="0"/>
+                <w:snapToGrid w:val="0"/>
+                <w:color w:val="000000"/>
+                <w:spacing w:val="0"/>
+                <w:kern w:val="0"/>
+                <w:sz w:val="18"/>
+                <w:szCs w:val="18"/>
                 <w:lang w:val="en-US" w:eastAsia="zh-CN" w:bidi="ar"/>
               </w:rPr>
               <w:t>正常</w:t>
@@ -12757,7 +12595,6 @@
                 <w:kern w:val="0"/>
                 <w:sz w:val="18"/>
                 <w:szCs w:val="18"/>
-                <w:bdr w:val="none" w:color="auto" w:sz="0" w:space="0"/>
                 <w:lang w:val="en-US" w:eastAsia="zh-CN" w:bidi="ar"/>
               </w:rPr>
               <w:t>系统日志</w:t>
@@ -12816,7 +12653,6 @@
                 <w:kern w:val="0"/>
                 <w:sz w:val="18"/>
                 <w:szCs w:val="18"/>
-                <w:bdr w:val="none" w:color="auto" w:sz="0" w:space="0"/>
                 <w:lang w:val="en-US" w:eastAsia="zh-CN" w:bidi="ar"/>
               </w:rPr>
               <w:t>检查平台及服务器近一周日志，有无严重错误（ERROR）或告警（WARN）。</w:t>
@@ -12875,7 +12711,6 @@
                 <w:kern w:val="0"/>
                 <w:sz w:val="18"/>
                 <w:szCs w:val="18"/>
-                <w:bdr w:val="none" w:color="auto" w:sz="0" w:space="0"/>
                 <w:lang w:val="en-US" w:eastAsia="zh-CN" w:bidi="ar"/>
               </w:rPr>
               <w:t>发现少量网络瞬断警告（站点#12），无影响业务的严重错误。</w:t>
@@ -12934,7 +12769,6 @@
                 <w:kern w:val="0"/>
                 <w:sz w:val="18"/>
                 <w:szCs w:val="18"/>
-                <w:bdr w:val="none" w:color="auto" w:sz="0" w:space="0"/>
                 <w:lang w:val="en-US" w:eastAsia="zh-CN" w:bidi="ar"/>
               </w:rPr>
               <w:t>⚠️ </w:t>
@@ -12954,7 +12788,6 @@
                 <w:kern w:val="0"/>
                 <w:sz w:val="18"/>
                 <w:szCs w:val="18"/>
-                <w:bdr w:val="none" w:color="auto" w:sz="0" w:space="0"/>
                 <w:lang w:val="en-US" w:eastAsia="zh-CN" w:bidi="ar"/>
               </w:rPr>
               <w:t>注意</w:t>
@@ -12972,6 +12805,7 @@
             <w:insideH w:val="none" w:color="auto" w:sz="0" w:space="0"/>
             <w:insideV w:val="none" w:color="auto" w:sz="0" w:space="0"/>
           </w:tblBorders>
+          <w:shd w:val="clear" w:color="auto" w:fill="FFFFFF"/>
           <w:tblCellMar>
             <w:top w:w="15" w:type="dxa"/>
             <w:left w:w="15" w:type="dxa"/>
@@ -13038,7 +12872,6 @@
                 <w:kern w:val="0"/>
                 <w:sz w:val="18"/>
                 <w:szCs w:val="18"/>
-                <w:bdr w:val="none" w:color="auto" w:sz="0" w:space="0"/>
                 <w:lang w:val="en-US" w:eastAsia="zh-CN" w:bidi="ar"/>
               </w:rPr>
               <w:t>后台服务</w:t>
@@ -13097,7 +12930,6 @@
                 <w:kern w:val="0"/>
                 <w:sz w:val="18"/>
                 <w:szCs w:val="18"/>
-                <w:bdr w:val="none" w:color="auto" w:sz="0" w:space="0"/>
                 <w:lang w:val="en-US" w:eastAsia="zh-CN" w:bidi="ar"/>
               </w:rPr>
               <w:t>检查数据库、应用服务器、通讯服务等关键进程状态。</w:t>
@@ -13156,7 +12988,6 @@
                 <w:kern w:val="0"/>
                 <w:sz w:val="18"/>
                 <w:szCs w:val="18"/>
-                <w:bdr w:val="none" w:color="auto" w:sz="0" w:space="0"/>
                 <w:lang w:val="en-US" w:eastAsia="zh-CN" w:bidi="ar"/>
               </w:rPr>
               <w:t>所有核心服务运行正常，资源占用率在合理范围内。</w:t>
@@ -13215,7 +13046,6 @@
                 <w:kern w:val="0"/>
                 <w:sz w:val="18"/>
                 <w:szCs w:val="18"/>
-                <w:bdr w:val="none" w:color="auto" w:sz="0" w:space="0"/>
                 <w:lang w:val="en-US" w:eastAsia="zh-CN" w:bidi="ar"/>
               </w:rPr>
               <w:t>✅ </w:t>
@@ -13235,7 +13065,6 @@
                 <w:kern w:val="0"/>
                 <w:sz w:val="18"/>
                 <w:szCs w:val="18"/>
-                <w:bdr w:val="none" w:color="auto" w:sz="0" w:space="0"/>
                 <w:lang w:val="en-US" w:eastAsia="zh-CN" w:bidi="ar"/>
               </w:rPr>
               <w:t>正常</w:t>
@@ -13265,6 +13094,7 @@
     </w:p>
     <w:tbl>
       <w:tblPr>
+        <w:tblStyle w:val="20"/>
         <w:tblW w:w="8715" w:type="dxa"/>
         <w:jc w:val="center"/>
         <w:tblBorders>
@@ -13371,7 +13201,6 @@
                 <w:kern w:val="0"/>
                 <w:sz w:val="18"/>
                 <w:szCs w:val="18"/>
-                <w:bdr w:val="none" w:color="auto" w:sz="0" w:space="0"/>
                 <w:lang w:val="en-US" w:eastAsia="zh-CN" w:bidi="ar"/>
               </w:rPr>
               <w:t>站点</w:t>
@@ -13434,7 +13263,6 @@
                 <w:kern w:val="0"/>
                 <w:sz w:val="18"/>
                 <w:szCs w:val="18"/>
-                <w:bdr w:val="none" w:color="auto" w:sz="0" w:space="0"/>
                 <w:lang w:val="en-US" w:eastAsia="zh-CN" w:bidi="ar"/>
               </w:rPr>
               <w:t>抽查桩号</w:t>
@@ -13497,7 +13325,6 @@
                 <w:kern w:val="0"/>
                 <w:sz w:val="18"/>
                 <w:szCs w:val="18"/>
-                <w:bdr w:val="none" w:color="auto" w:sz="0" w:space="0"/>
                 <w:lang w:val="en-US" w:eastAsia="zh-CN" w:bidi="ar"/>
               </w:rPr>
               <w:t>最近7天充电次数</w:t>
@@ -13547,7 +13374,6 @@
                 <w:kern w:val="0"/>
                 <w:sz w:val="18"/>
                 <w:szCs w:val="18"/>
-                <w:bdr w:val="none" w:color="auto" w:sz="0" w:space="0"/>
                 <w:lang w:val="en-US" w:eastAsia="zh-CN" w:bidi="ar"/>
               </w:rPr>
             </w:pPr>
@@ -13566,7 +13392,6 @@
                 <w:kern w:val="0"/>
                 <w:sz w:val="18"/>
                 <w:szCs w:val="18"/>
-                <w:bdr w:val="none" w:color="auto" w:sz="0" w:space="0"/>
                 <w:lang w:val="en-US" w:eastAsia="zh-CN" w:bidi="ar"/>
               </w:rPr>
               <w:t>累计充电量</w:t>
@@ -13609,7 +13434,6 @@
                 <w:kern w:val="0"/>
                 <w:sz w:val="18"/>
                 <w:szCs w:val="18"/>
-                <w:bdr w:val="none" w:color="auto" w:sz="0" w:space="0"/>
                 <w:lang w:val="en-US" w:eastAsia="zh-CN" w:bidi="ar"/>
               </w:rPr>
               <w:t>(kWh)</w:t>
@@ -13672,7 +13496,6 @@
                 <w:kern w:val="0"/>
                 <w:sz w:val="18"/>
                 <w:szCs w:val="18"/>
-                <w:bdr w:val="none" w:color="auto" w:sz="0" w:space="0"/>
                 <w:lang w:val="en-US" w:eastAsia="zh-CN" w:bidi="ar"/>
               </w:rPr>
               <w:t>最近一次故障/告警</w:t>
@@ -13735,768 +13558,9 @@
                 <w:kern w:val="0"/>
                 <w:sz w:val="18"/>
                 <w:szCs w:val="18"/>
-                <w:bdr w:val="none" w:color="auto" w:sz="0" w:space="0"/>
                 <w:lang w:val="en-US" w:eastAsia="zh-CN" w:bidi="ar"/>
               </w:rPr>
               <w:t>可用率</w:t>
-            </w:r>
-          </w:p>
-        </w:tc>
-      </w:tr>
-      <w:tr>
-        <w:tblPrEx>
-          <w:tblBorders>
-            <w:top w:val="none" w:color="auto" w:sz="0" w:space="0"/>
-            <w:left w:val="none" w:color="auto" w:sz="0" w:space="0"/>
-            <w:bottom w:val="none" w:color="auto" w:sz="0" w:space="0"/>
-            <w:right w:val="none" w:color="auto" w:sz="0" w:space="0"/>
-            <w:insideH w:val="none" w:color="auto" w:sz="0" w:space="0"/>
-            <w:insideV w:val="none" w:color="auto" w:sz="0" w:space="0"/>
-          </w:tblBorders>
-          <w:tblCellMar>
-            <w:top w:w="15" w:type="dxa"/>
-            <w:left w:w="15" w:type="dxa"/>
-            <w:bottom w:w="15" w:type="dxa"/>
-            <w:right w:w="15" w:type="dxa"/>
-          </w:tblCellMar>
-        </w:tblPrEx>
-        <w:trPr>
-          <w:trHeight w:val="0" w:hRule="atLeast"/>
-          <w:jc w:val="center"/>
-        </w:trPr>
-        <w:tc>
-          <w:tcPr>
-            <w:tcW w:w="627" w:type="dxa"/>
-            <w:tcBorders>
-              <w:top w:val="single" w:color="auto" w:sz="4" w:space="0"/>
-              <w:left w:val="single" w:color="auto" w:sz="12" w:space="0"/>
-              <w:bottom w:val="nil"/>
-              <w:right w:val="nil"/>
-            </w:tcBorders>
-            <w:shd w:val="clear" w:color="auto" w:fill="FFFFFF"/>
-            <w:noWrap w:val="0"/>
-            <w:tcMar>
-              <w:top w:w="120" w:type="dxa"/>
-              <w:left w:w="-1" w:type="dxa"/>
-              <w:bottom w:w="120" w:type="dxa"/>
-              <w:right w:w="192" w:type="dxa"/>
-            </w:tcMar>
-            <w:vAlign w:val="center"/>
-          </w:tcPr>
-          <w:p>
-            <w:pPr>
-              <w:keepNext w:val="0"/>
-              <w:keepLines w:val="0"/>
-              <w:widowControl/>
-              <w:suppressLineNumbers w:val="0"/>
-              <w:snapToGrid w:val="0"/>
-              <w:spacing w:line="240" w:lineRule="auto"/>
-              <w:ind w:left="0" w:leftChars="0" w:right="0" w:rightChars="0" w:firstLine="0" w:firstLineChars="0"/>
-              <w:jc w:val="center"/>
-              <w:rPr>
-                <w:rFonts w:hint="default" w:ascii="Segoe UI" w:hAnsi="Segoe UI" w:eastAsia="Segoe UI" w:cs="Segoe UI"/>
-                <w:i w:val="0"/>
-                <w:iCs w:val="0"/>
-                <w:caps w:val="0"/>
-                <w:color w:val="0F1115"/>
-                <w:spacing w:val="0"/>
-                <w:sz w:val="18"/>
-                <w:szCs w:val="18"/>
-              </w:rPr>
-            </w:pPr>
-            <w:r>
-              <w:rPr>
-                <w:rStyle w:val="23"/>
-                <w:rFonts w:hint="default" w:ascii="Segoe UI" w:hAnsi="Segoe UI" w:eastAsia="Segoe UI" w:cs="Segoe UI"/>
-                <w:b/>
-                <w:bCs/>
-                <w:i w:val="0"/>
-                <w:iCs w:val="0"/>
-                <w:caps w:val="0"/>
-                <w:snapToGrid w:val="0"/>
-                <w:color w:val="000000"/>
-                <w:spacing w:val="0"/>
-                <w:kern w:val="0"/>
-                <w:sz w:val="18"/>
-                <w:szCs w:val="18"/>
-                <w:bdr w:val="none" w:color="auto" w:sz="0" w:space="0"/>
-                <w:lang w:val="en-US" w:eastAsia="zh-CN" w:bidi="ar"/>
-              </w:rPr>
-              <w:t>#01</w:t>
-            </w:r>
-          </w:p>
-        </w:tc>
-        <w:tc>
-          <w:tcPr>
-            <w:tcW w:w="1048" w:type="dxa"/>
-            <w:tcBorders>
-              <w:top w:val="single" w:color="auto" w:sz="4" w:space="0"/>
-              <w:left w:val="single" w:color="auto" w:sz="4" w:space="0"/>
-              <w:bottom w:val="nil"/>
-              <w:right w:val="nil"/>
-            </w:tcBorders>
-            <w:shd w:val="clear" w:color="auto" w:fill="FFFFFF"/>
-            <w:noWrap w:val="0"/>
-            <w:tcMar>
-              <w:top w:w="120" w:type="dxa"/>
-              <w:left w:w="192" w:type="dxa"/>
-              <w:bottom w:w="120" w:type="dxa"/>
-              <w:right w:w="192" w:type="dxa"/>
-            </w:tcMar>
-            <w:vAlign w:val="center"/>
-          </w:tcPr>
-          <w:p>
-            <w:pPr>
-              <w:keepNext w:val="0"/>
-              <w:keepLines w:val="0"/>
-              <w:widowControl/>
-              <w:suppressLineNumbers w:val="0"/>
-              <w:snapToGrid w:val="0"/>
-              <w:spacing w:line="240" w:lineRule="auto"/>
-              <w:ind w:left="0" w:leftChars="0" w:right="0" w:rightChars="0" w:firstLine="0" w:firstLineChars="0"/>
-              <w:jc w:val="center"/>
-              <w:rPr>
-                <w:rFonts w:hint="default" w:ascii="Segoe UI" w:hAnsi="Segoe UI" w:eastAsia="Segoe UI" w:cs="Segoe UI"/>
-                <w:i w:val="0"/>
-                <w:iCs w:val="0"/>
-                <w:caps w:val="0"/>
-                <w:color w:val="0F1115"/>
-                <w:spacing w:val="0"/>
-                <w:sz w:val="18"/>
-                <w:szCs w:val="18"/>
-              </w:rPr>
-            </w:pPr>
-            <w:r>
-              <w:rPr>
-                <w:rFonts w:hint="default" w:ascii="Segoe UI" w:hAnsi="Segoe UI" w:eastAsia="Segoe UI" w:cs="Segoe UI"/>
-                <w:i w:val="0"/>
-                <w:iCs w:val="0"/>
-                <w:caps w:val="0"/>
-                <w:snapToGrid w:val="0"/>
-                <w:color w:val="000000"/>
-                <w:spacing w:val="0"/>
-                <w:kern w:val="0"/>
-                <w:sz w:val="18"/>
-                <w:szCs w:val="18"/>
-                <w:bdr w:val="none" w:color="auto" w:sz="0" w:space="0"/>
-                <w:lang w:val="en-US" w:eastAsia="zh-CN" w:bidi="ar"/>
-              </w:rPr>
-              <w:t>01-01</w:t>
-            </w:r>
-          </w:p>
-        </w:tc>
-        <w:tc>
-          <w:tcPr>
-            <w:tcW w:w="1608" w:type="dxa"/>
-            <w:tcBorders>
-              <w:top w:val="single" w:color="auto" w:sz="4" w:space="0"/>
-              <w:left w:val="single" w:color="auto" w:sz="4" w:space="0"/>
-              <w:bottom w:val="nil"/>
-              <w:right w:val="nil"/>
-            </w:tcBorders>
-            <w:shd w:val="clear" w:color="auto" w:fill="FFFFFF"/>
-            <w:noWrap w:val="0"/>
-            <w:tcMar>
-              <w:top w:w="120" w:type="dxa"/>
-              <w:left w:w="192" w:type="dxa"/>
-              <w:bottom w:w="120" w:type="dxa"/>
-              <w:right w:w="192" w:type="dxa"/>
-            </w:tcMar>
-            <w:vAlign w:val="center"/>
-          </w:tcPr>
-          <w:p>
-            <w:pPr>
-              <w:keepNext w:val="0"/>
-              <w:keepLines w:val="0"/>
-              <w:widowControl/>
-              <w:suppressLineNumbers w:val="0"/>
-              <w:snapToGrid w:val="0"/>
-              <w:spacing w:line="240" w:lineRule="auto"/>
-              <w:ind w:left="0" w:leftChars="0" w:right="0" w:rightChars="0" w:firstLine="0" w:firstLineChars="0"/>
-              <w:jc w:val="center"/>
-              <w:rPr>
-                <w:rFonts w:hint="default" w:ascii="Segoe UI" w:hAnsi="Segoe UI" w:eastAsia="Segoe UI" w:cs="Segoe UI"/>
-                <w:i w:val="0"/>
-                <w:iCs w:val="0"/>
-                <w:caps w:val="0"/>
-                <w:color w:val="0F1115"/>
-                <w:spacing w:val="0"/>
-                <w:sz w:val="18"/>
-                <w:szCs w:val="18"/>
-              </w:rPr>
-            </w:pPr>
-            <w:r>
-              <w:rPr>
-                <w:rFonts w:hint="default" w:ascii="Segoe UI" w:hAnsi="Segoe UI" w:eastAsia="Segoe UI" w:cs="Segoe UI"/>
-                <w:i w:val="0"/>
-                <w:iCs w:val="0"/>
-                <w:caps w:val="0"/>
-                <w:snapToGrid w:val="0"/>
-                <w:color w:val="000000"/>
-                <w:spacing w:val="0"/>
-                <w:kern w:val="0"/>
-                <w:sz w:val="18"/>
-                <w:szCs w:val="18"/>
-                <w:bdr w:val="none" w:color="auto" w:sz="0" w:space="0"/>
-                <w:lang w:val="en-US" w:eastAsia="zh-CN" w:bidi="ar"/>
-              </w:rPr>
-              <w:t>45</w:t>
-            </w:r>
-          </w:p>
-        </w:tc>
-        <w:tc>
-          <w:tcPr>
-            <w:tcW w:w="1703" w:type="dxa"/>
-            <w:tcBorders>
-              <w:top w:val="single" w:color="auto" w:sz="4" w:space="0"/>
-              <w:left w:val="single" w:color="auto" w:sz="4" w:space="0"/>
-              <w:bottom w:val="nil"/>
-              <w:right w:val="nil"/>
-            </w:tcBorders>
-            <w:shd w:val="clear" w:color="auto" w:fill="FFFFFF"/>
-            <w:noWrap w:val="0"/>
-            <w:tcMar>
-              <w:top w:w="120" w:type="dxa"/>
-              <w:left w:w="192" w:type="dxa"/>
-              <w:bottom w:w="120" w:type="dxa"/>
-              <w:right w:w="192" w:type="dxa"/>
-            </w:tcMar>
-            <w:vAlign w:val="center"/>
-          </w:tcPr>
-          <w:p>
-            <w:pPr>
-              <w:keepNext w:val="0"/>
-              <w:keepLines w:val="0"/>
-              <w:widowControl/>
-              <w:suppressLineNumbers w:val="0"/>
-              <w:snapToGrid w:val="0"/>
-              <w:spacing w:line="240" w:lineRule="auto"/>
-              <w:ind w:left="0" w:leftChars="0" w:right="0" w:rightChars="0" w:firstLine="0" w:firstLineChars="0"/>
-              <w:jc w:val="center"/>
-              <w:rPr>
-                <w:rFonts w:hint="default" w:ascii="Segoe UI" w:hAnsi="Segoe UI" w:eastAsia="Segoe UI" w:cs="Segoe UI"/>
-                <w:i w:val="0"/>
-                <w:iCs w:val="0"/>
-                <w:caps w:val="0"/>
-                <w:color w:val="0F1115"/>
-                <w:spacing w:val="0"/>
-                <w:sz w:val="18"/>
-                <w:szCs w:val="18"/>
-              </w:rPr>
-            </w:pPr>
-            <w:r>
-              <w:rPr>
-                <w:rFonts w:hint="default" w:ascii="Segoe UI" w:hAnsi="Segoe UI" w:eastAsia="Segoe UI" w:cs="Segoe UI"/>
-                <w:i w:val="0"/>
-                <w:iCs w:val="0"/>
-                <w:caps w:val="0"/>
-                <w:snapToGrid w:val="0"/>
-                <w:color w:val="000000"/>
-                <w:spacing w:val="0"/>
-                <w:kern w:val="0"/>
-                <w:sz w:val="18"/>
-                <w:szCs w:val="18"/>
-                <w:bdr w:val="none" w:color="auto" w:sz="0" w:space="0"/>
-                <w:lang w:val="en-US" w:eastAsia="zh-CN" w:bidi="ar"/>
-              </w:rPr>
-              <w:t>1,250</w:t>
-            </w:r>
-          </w:p>
-        </w:tc>
-        <w:tc>
-          <w:tcPr>
-            <w:tcW w:w="2837" w:type="dxa"/>
-            <w:tcBorders>
-              <w:top w:val="single" w:color="auto" w:sz="4" w:space="0"/>
-              <w:left w:val="single" w:color="auto" w:sz="4" w:space="0"/>
-              <w:bottom w:val="nil"/>
-              <w:right w:val="nil"/>
-            </w:tcBorders>
-            <w:shd w:val="clear" w:color="auto" w:fill="FFFFFF"/>
-            <w:noWrap w:val="0"/>
-            <w:tcMar>
-              <w:top w:w="120" w:type="dxa"/>
-              <w:left w:w="192" w:type="dxa"/>
-              <w:bottom w:w="120" w:type="dxa"/>
-              <w:right w:w="192" w:type="dxa"/>
-            </w:tcMar>
-            <w:vAlign w:val="center"/>
-          </w:tcPr>
-          <w:p>
-            <w:pPr>
-              <w:keepNext w:val="0"/>
-              <w:keepLines w:val="0"/>
-              <w:widowControl/>
-              <w:suppressLineNumbers w:val="0"/>
-              <w:snapToGrid w:val="0"/>
-              <w:spacing w:line="240" w:lineRule="auto"/>
-              <w:ind w:left="0" w:leftChars="0" w:right="0" w:rightChars="0" w:firstLine="0" w:firstLineChars="0"/>
-              <w:jc w:val="right"/>
-              <w:rPr>
-                <w:rFonts w:hint="default" w:ascii="Segoe UI" w:hAnsi="Segoe UI" w:eastAsia="Segoe UI" w:cs="Segoe UI"/>
-                <w:i w:val="0"/>
-                <w:iCs w:val="0"/>
-                <w:caps w:val="0"/>
-                <w:color w:val="0F1115"/>
-                <w:spacing w:val="0"/>
-                <w:sz w:val="18"/>
-                <w:szCs w:val="18"/>
-              </w:rPr>
-            </w:pPr>
-            <w:r>
-              <w:rPr>
-                <w:rFonts w:hint="default" w:ascii="Segoe UI" w:hAnsi="Segoe UI" w:eastAsia="Segoe UI" w:cs="Segoe UI"/>
-                <w:i w:val="0"/>
-                <w:iCs w:val="0"/>
-                <w:caps w:val="0"/>
-                <w:snapToGrid w:val="0"/>
-                <w:color w:val="000000"/>
-                <w:spacing w:val="0"/>
-                <w:kern w:val="0"/>
-                <w:sz w:val="18"/>
-                <w:szCs w:val="18"/>
-                <w:bdr w:val="none" w:color="auto" w:sz="0" w:space="0"/>
-                <w:lang w:val="en-US" w:eastAsia="zh-CN" w:bidi="ar"/>
-              </w:rPr>
-              <w:t>无</w:t>
-            </w:r>
-          </w:p>
-        </w:tc>
-        <w:tc>
-          <w:tcPr>
-            <w:tcW w:w="892" w:type="dxa"/>
-            <w:tcBorders>
-              <w:top w:val="single" w:color="auto" w:sz="4" w:space="0"/>
-              <w:left w:val="single" w:color="auto" w:sz="4" w:space="0"/>
-              <w:bottom w:val="nil"/>
-              <w:right w:val="single" w:color="auto" w:sz="12" w:space="0"/>
-            </w:tcBorders>
-            <w:shd w:val="clear" w:color="auto" w:fill="FFFFFF"/>
-            <w:noWrap w:val="0"/>
-            <w:tcMar>
-              <w:top w:w="120" w:type="dxa"/>
-              <w:left w:w="192" w:type="dxa"/>
-              <w:bottom w:w="120" w:type="dxa"/>
-              <w:right w:w="-1" w:type="dxa"/>
-            </w:tcMar>
-            <w:vAlign w:val="center"/>
-          </w:tcPr>
-          <w:p>
-            <w:pPr>
-              <w:keepNext w:val="0"/>
-              <w:keepLines w:val="0"/>
-              <w:widowControl/>
-              <w:suppressLineNumbers w:val="0"/>
-              <w:snapToGrid w:val="0"/>
-              <w:spacing w:line="240" w:lineRule="auto"/>
-              <w:ind w:left="0" w:leftChars="0" w:right="0" w:rightChars="0" w:firstLine="0" w:firstLineChars="0"/>
-              <w:jc w:val="center"/>
-              <w:rPr>
-                <w:rFonts w:hint="default" w:ascii="Segoe UI" w:hAnsi="Segoe UI" w:eastAsia="Segoe UI" w:cs="Segoe UI"/>
-                <w:i w:val="0"/>
-                <w:iCs w:val="0"/>
-                <w:caps w:val="0"/>
-                <w:color w:val="0F1115"/>
-                <w:spacing w:val="0"/>
-                <w:sz w:val="18"/>
-                <w:szCs w:val="18"/>
-              </w:rPr>
-            </w:pPr>
-            <w:r>
-              <w:rPr>
-                <w:rFonts w:hint="default" w:ascii="Segoe UI" w:hAnsi="Segoe UI" w:eastAsia="Segoe UI" w:cs="Segoe UI"/>
-                <w:i w:val="0"/>
-                <w:iCs w:val="0"/>
-                <w:caps w:val="0"/>
-                <w:snapToGrid w:val="0"/>
-                <w:color w:val="000000"/>
-                <w:spacing w:val="0"/>
-                <w:kern w:val="0"/>
-                <w:sz w:val="18"/>
-                <w:szCs w:val="18"/>
-                <w:bdr w:val="none" w:color="auto" w:sz="0" w:space="0"/>
-                <w:lang w:val="en-US" w:eastAsia="zh-CN" w:bidi="ar"/>
-              </w:rPr>
-              <w:t>100%</w:t>
-            </w:r>
-          </w:p>
-        </w:tc>
-      </w:tr>
-      <w:tr>
-        <w:tblPrEx>
-          <w:tblBorders>
-            <w:top w:val="none" w:color="auto" w:sz="0" w:space="0"/>
-            <w:left w:val="none" w:color="auto" w:sz="0" w:space="0"/>
-            <w:bottom w:val="none" w:color="auto" w:sz="0" w:space="0"/>
-            <w:right w:val="none" w:color="auto" w:sz="0" w:space="0"/>
-            <w:insideH w:val="none" w:color="auto" w:sz="0" w:space="0"/>
-            <w:insideV w:val="none" w:color="auto" w:sz="0" w:space="0"/>
-          </w:tblBorders>
-          <w:tblCellMar>
-            <w:top w:w="15" w:type="dxa"/>
-            <w:left w:w="15" w:type="dxa"/>
-            <w:bottom w:w="15" w:type="dxa"/>
-            <w:right w:w="15" w:type="dxa"/>
-          </w:tblCellMar>
-        </w:tblPrEx>
-        <w:trPr>
-          <w:trHeight w:val="0" w:hRule="atLeast"/>
-          <w:jc w:val="center"/>
-        </w:trPr>
-        <w:tc>
-          <w:tcPr>
-            <w:tcW w:w="627" w:type="dxa"/>
-            <w:tcBorders>
-              <w:top w:val="single" w:color="auto" w:sz="4" w:space="0"/>
-              <w:left w:val="single" w:color="auto" w:sz="12" w:space="0"/>
-              <w:bottom w:val="nil"/>
-              <w:right w:val="nil"/>
-            </w:tcBorders>
-            <w:shd w:val="clear" w:color="auto" w:fill="FFFFFF"/>
-            <w:noWrap w:val="0"/>
-            <w:tcMar>
-              <w:top w:w="120" w:type="dxa"/>
-              <w:left w:w="-1" w:type="dxa"/>
-              <w:bottom w:w="120" w:type="dxa"/>
-              <w:right w:w="192" w:type="dxa"/>
-            </w:tcMar>
-            <w:vAlign w:val="center"/>
-          </w:tcPr>
-          <w:p>
-            <w:pPr>
-              <w:keepNext w:val="0"/>
-              <w:keepLines w:val="0"/>
-              <w:widowControl/>
-              <w:suppressLineNumbers w:val="0"/>
-              <w:snapToGrid w:val="0"/>
-              <w:spacing w:line="240" w:lineRule="auto"/>
-              <w:ind w:left="0" w:leftChars="0" w:right="0" w:rightChars="0" w:firstLine="0" w:firstLineChars="0"/>
-              <w:jc w:val="center"/>
-              <w:rPr>
-                <w:rFonts w:hint="default" w:ascii="Segoe UI" w:hAnsi="Segoe UI" w:eastAsia="Segoe UI" w:cs="Segoe UI"/>
-                <w:i w:val="0"/>
-                <w:iCs w:val="0"/>
-                <w:caps w:val="0"/>
-                <w:color w:val="0F1115"/>
-                <w:spacing w:val="0"/>
-                <w:sz w:val="18"/>
-                <w:szCs w:val="18"/>
-              </w:rPr>
-            </w:pPr>
-            <w:r>
-              <w:rPr>
-                <w:rStyle w:val="23"/>
-                <w:rFonts w:hint="default" w:ascii="Segoe UI" w:hAnsi="Segoe UI" w:eastAsia="Segoe UI" w:cs="Segoe UI"/>
-                <w:b/>
-                <w:bCs/>
-                <w:i w:val="0"/>
-                <w:iCs w:val="0"/>
-                <w:caps w:val="0"/>
-                <w:snapToGrid w:val="0"/>
-                <w:color w:val="000000"/>
-                <w:spacing w:val="0"/>
-                <w:kern w:val="0"/>
-                <w:sz w:val="18"/>
-                <w:szCs w:val="18"/>
-                <w:bdr w:val="none" w:color="auto" w:sz="0" w:space="0"/>
-                <w:lang w:val="en-US" w:eastAsia="zh-CN" w:bidi="ar"/>
-              </w:rPr>
-              <w:t>#05</w:t>
-            </w:r>
-          </w:p>
-        </w:tc>
-        <w:tc>
-          <w:tcPr>
-            <w:tcW w:w="1048" w:type="dxa"/>
-            <w:tcBorders>
-              <w:top w:val="single" w:color="auto" w:sz="4" w:space="0"/>
-              <w:left w:val="single" w:color="auto" w:sz="4" w:space="0"/>
-              <w:bottom w:val="nil"/>
-              <w:right w:val="nil"/>
-            </w:tcBorders>
-            <w:shd w:val="clear" w:color="auto" w:fill="FFFFFF"/>
-            <w:noWrap w:val="0"/>
-            <w:tcMar>
-              <w:top w:w="120" w:type="dxa"/>
-              <w:left w:w="192" w:type="dxa"/>
-              <w:bottom w:w="120" w:type="dxa"/>
-              <w:right w:w="192" w:type="dxa"/>
-            </w:tcMar>
-            <w:vAlign w:val="center"/>
-          </w:tcPr>
-          <w:p>
-            <w:pPr>
-              <w:keepNext w:val="0"/>
-              <w:keepLines w:val="0"/>
-              <w:widowControl/>
-              <w:suppressLineNumbers w:val="0"/>
-              <w:snapToGrid w:val="0"/>
-              <w:spacing w:line="240" w:lineRule="auto"/>
-              <w:ind w:left="0" w:leftChars="0" w:right="0" w:rightChars="0" w:firstLine="0" w:firstLineChars="0"/>
-              <w:jc w:val="center"/>
-              <w:rPr>
-                <w:rFonts w:hint="default" w:ascii="Segoe UI" w:hAnsi="Segoe UI" w:eastAsia="Segoe UI" w:cs="Segoe UI"/>
-                <w:i w:val="0"/>
-                <w:iCs w:val="0"/>
-                <w:caps w:val="0"/>
-                <w:color w:val="0F1115"/>
-                <w:spacing w:val="0"/>
-                <w:sz w:val="18"/>
-                <w:szCs w:val="18"/>
-              </w:rPr>
-            </w:pPr>
-            <w:r>
-              <w:rPr>
-                <w:rFonts w:hint="default" w:ascii="Segoe UI" w:hAnsi="Segoe UI" w:eastAsia="Segoe UI" w:cs="Segoe UI"/>
-                <w:i w:val="0"/>
-                <w:iCs w:val="0"/>
-                <w:caps w:val="0"/>
-                <w:snapToGrid w:val="0"/>
-                <w:color w:val="000000"/>
-                <w:spacing w:val="0"/>
-                <w:kern w:val="0"/>
-                <w:sz w:val="18"/>
-                <w:szCs w:val="18"/>
-                <w:bdr w:val="none" w:color="auto" w:sz="0" w:space="0"/>
-                <w:lang w:val="en-US" w:eastAsia="zh-CN" w:bidi="ar"/>
-              </w:rPr>
-              <w:t>05-02</w:t>
-            </w:r>
-          </w:p>
-        </w:tc>
-        <w:tc>
-          <w:tcPr>
-            <w:tcW w:w="1608" w:type="dxa"/>
-            <w:tcBorders>
-              <w:top w:val="single" w:color="auto" w:sz="4" w:space="0"/>
-              <w:left w:val="single" w:color="auto" w:sz="4" w:space="0"/>
-              <w:bottom w:val="nil"/>
-              <w:right w:val="nil"/>
-            </w:tcBorders>
-            <w:shd w:val="clear" w:color="auto" w:fill="FFFFFF"/>
-            <w:noWrap w:val="0"/>
-            <w:tcMar>
-              <w:top w:w="120" w:type="dxa"/>
-              <w:left w:w="192" w:type="dxa"/>
-              <w:bottom w:w="120" w:type="dxa"/>
-              <w:right w:w="192" w:type="dxa"/>
-            </w:tcMar>
-            <w:vAlign w:val="center"/>
-          </w:tcPr>
-          <w:p>
-            <w:pPr>
-              <w:keepNext w:val="0"/>
-              <w:keepLines w:val="0"/>
-              <w:widowControl/>
-              <w:suppressLineNumbers w:val="0"/>
-              <w:snapToGrid w:val="0"/>
-              <w:spacing w:line="240" w:lineRule="auto"/>
-              <w:ind w:left="0" w:leftChars="0" w:right="0" w:rightChars="0" w:firstLine="0" w:firstLineChars="0"/>
-              <w:jc w:val="center"/>
-              <w:rPr>
-                <w:rFonts w:hint="default" w:ascii="Segoe UI" w:hAnsi="Segoe UI" w:eastAsia="Segoe UI" w:cs="Segoe UI"/>
-                <w:i w:val="0"/>
-                <w:iCs w:val="0"/>
-                <w:caps w:val="0"/>
-                <w:color w:val="0F1115"/>
-                <w:spacing w:val="0"/>
-                <w:sz w:val="18"/>
-                <w:szCs w:val="18"/>
-              </w:rPr>
-            </w:pPr>
-            <w:r>
-              <w:rPr>
-                <w:rFonts w:hint="default" w:ascii="Segoe UI" w:hAnsi="Segoe UI" w:eastAsia="Segoe UI" w:cs="Segoe UI"/>
-                <w:i w:val="0"/>
-                <w:iCs w:val="0"/>
-                <w:caps w:val="0"/>
-                <w:snapToGrid w:val="0"/>
-                <w:color w:val="000000"/>
-                <w:spacing w:val="0"/>
-                <w:kern w:val="0"/>
-                <w:sz w:val="18"/>
-                <w:szCs w:val="18"/>
-                <w:bdr w:val="none" w:color="auto" w:sz="0" w:space="0"/>
-                <w:lang w:val="en-US" w:eastAsia="zh-CN" w:bidi="ar"/>
-              </w:rPr>
-              <w:t>38</w:t>
-            </w:r>
-          </w:p>
-        </w:tc>
-        <w:tc>
-          <w:tcPr>
-            <w:tcW w:w="1703" w:type="dxa"/>
-            <w:tcBorders>
-              <w:top w:val="single" w:color="auto" w:sz="4" w:space="0"/>
-              <w:left w:val="single" w:color="auto" w:sz="4" w:space="0"/>
-              <w:bottom w:val="nil"/>
-              <w:right w:val="nil"/>
-            </w:tcBorders>
-            <w:shd w:val="clear" w:color="auto" w:fill="FFFFFF"/>
-            <w:noWrap w:val="0"/>
-            <w:tcMar>
-              <w:top w:w="120" w:type="dxa"/>
-              <w:left w:w="192" w:type="dxa"/>
-              <w:bottom w:w="120" w:type="dxa"/>
-              <w:right w:w="192" w:type="dxa"/>
-            </w:tcMar>
-            <w:vAlign w:val="center"/>
-          </w:tcPr>
-          <w:p>
-            <w:pPr>
-              <w:keepNext w:val="0"/>
-              <w:keepLines w:val="0"/>
-              <w:widowControl/>
-              <w:suppressLineNumbers w:val="0"/>
-              <w:snapToGrid w:val="0"/>
-              <w:spacing w:line="240" w:lineRule="auto"/>
-              <w:ind w:left="0" w:leftChars="0" w:right="0" w:rightChars="0" w:firstLine="0" w:firstLineChars="0"/>
-              <w:jc w:val="center"/>
-              <w:rPr>
-                <w:rFonts w:hint="default" w:ascii="Segoe UI" w:hAnsi="Segoe UI" w:eastAsia="Segoe UI" w:cs="Segoe UI"/>
-                <w:i w:val="0"/>
-                <w:iCs w:val="0"/>
-                <w:caps w:val="0"/>
-                <w:color w:val="0F1115"/>
-                <w:spacing w:val="0"/>
-                <w:sz w:val="18"/>
-                <w:szCs w:val="18"/>
-              </w:rPr>
-            </w:pPr>
-            <w:r>
-              <w:rPr>
-                <w:rFonts w:hint="default" w:ascii="Segoe UI" w:hAnsi="Segoe UI" w:eastAsia="Segoe UI" w:cs="Segoe UI"/>
-                <w:i w:val="0"/>
-                <w:iCs w:val="0"/>
-                <w:caps w:val="0"/>
-                <w:snapToGrid w:val="0"/>
-                <w:color w:val="000000"/>
-                <w:spacing w:val="0"/>
-                <w:kern w:val="0"/>
-                <w:sz w:val="18"/>
-                <w:szCs w:val="18"/>
-                <w:bdr w:val="none" w:color="auto" w:sz="0" w:space="0"/>
-                <w:lang w:val="en-US" w:eastAsia="zh-CN" w:bidi="ar"/>
-              </w:rPr>
-              <w:t>980</w:t>
-            </w:r>
-          </w:p>
-        </w:tc>
-        <w:tc>
-          <w:tcPr>
-            <w:tcW w:w="2837" w:type="dxa"/>
-            <w:tcBorders>
-              <w:top w:val="single" w:color="auto" w:sz="4" w:space="0"/>
-              <w:left w:val="single" w:color="auto" w:sz="4" w:space="0"/>
-              <w:bottom w:val="nil"/>
-              <w:right w:val="nil"/>
-            </w:tcBorders>
-            <w:shd w:val="clear" w:color="auto" w:fill="FFFFFF"/>
-            <w:noWrap w:val="0"/>
-            <w:tcMar>
-              <w:top w:w="120" w:type="dxa"/>
-              <w:left w:w="192" w:type="dxa"/>
-              <w:bottom w:w="120" w:type="dxa"/>
-              <w:right w:w="192" w:type="dxa"/>
-            </w:tcMar>
-            <w:vAlign w:val="center"/>
-          </w:tcPr>
-          <w:p>
-            <w:pPr>
-              <w:keepNext w:val="0"/>
-              <w:keepLines w:val="0"/>
-              <w:widowControl/>
-              <w:suppressLineNumbers w:val="0"/>
-              <w:snapToGrid w:val="0"/>
-              <w:spacing w:line="240" w:lineRule="auto"/>
-              <w:ind w:left="0" w:leftChars="0" w:right="0" w:rightChars="0" w:firstLine="0" w:firstLineChars="0"/>
-              <w:jc w:val="right"/>
-              <w:rPr>
-                <w:rFonts w:hint="default" w:ascii="Segoe UI" w:hAnsi="Segoe UI" w:eastAsia="Segoe UI" w:cs="Segoe UI"/>
-                <w:i w:val="0"/>
-                <w:iCs w:val="0"/>
-                <w:caps w:val="0"/>
-                <w:color w:val="0F1115"/>
-                <w:spacing w:val="0"/>
-                <w:sz w:val="18"/>
-                <w:szCs w:val="18"/>
-              </w:rPr>
-            </w:pPr>
-            <w:r>
-              <w:rPr>
-                <w:rFonts w:hint="default" w:ascii="Segoe UI" w:hAnsi="Segoe UI" w:eastAsia="Segoe UI" w:cs="Segoe UI"/>
-                <w:i w:val="0"/>
-                <w:iCs w:val="0"/>
-                <w:caps w:val="0"/>
-                <w:snapToGrid w:val="0"/>
-                <w:color w:val="000000"/>
-                <w:spacing w:val="0"/>
-                <w:kern w:val="0"/>
-                <w:sz w:val="18"/>
-                <w:szCs w:val="18"/>
-                <w:bdr w:val="none" w:color="auto" w:sz="0" w:space="0"/>
-                <w:lang w:val="en-US" w:eastAsia="zh-CN" w:bidi="ar"/>
-              </w:rPr>
-              <w:t>网络闪断（已恢复）</w:t>
-            </w:r>
-          </w:p>
-        </w:tc>
-        <w:tc>
-          <w:tcPr>
-            <w:tcW w:w="892" w:type="dxa"/>
-            <w:tcBorders>
-              <w:top w:val="single" w:color="auto" w:sz="4" w:space="0"/>
-              <w:left w:val="single" w:color="auto" w:sz="4" w:space="0"/>
-              <w:bottom w:val="nil"/>
-              <w:right w:val="single" w:color="auto" w:sz="12" w:space="0"/>
-            </w:tcBorders>
-            <w:shd w:val="clear" w:color="auto" w:fill="FFFFFF"/>
-            <w:noWrap w:val="0"/>
-            <w:tcMar>
-              <w:top w:w="120" w:type="dxa"/>
-              <w:left w:w="192" w:type="dxa"/>
-              <w:bottom w:w="120" w:type="dxa"/>
-              <w:right w:w="-1" w:type="dxa"/>
-            </w:tcMar>
-            <w:vAlign w:val="center"/>
-          </w:tcPr>
-          <w:p>
-            <w:pPr>
-              <w:keepNext w:val="0"/>
-              <w:keepLines w:val="0"/>
-              <w:widowControl/>
-              <w:suppressLineNumbers w:val="0"/>
-              <w:snapToGrid w:val="0"/>
-              <w:spacing w:line="240" w:lineRule="auto"/>
-              <w:ind w:left="0" w:leftChars="0" w:right="0" w:rightChars="0" w:firstLine="0" w:firstLineChars="0"/>
-              <w:jc w:val="center"/>
-              <w:rPr>
-                <w:rFonts w:hint="default" w:ascii="Segoe UI" w:hAnsi="Segoe UI" w:eastAsia="Segoe UI" w:cs="Segoe UI"/>
-                <w:i w:val="0"/>
-                <w:iCs w:val="0"/>
-                <w:caps w:val="0"/>
-                <w:color w:val="0F1115"/>
-                <w:spacing w:val="0"/>
-                <w:sz w:val="18"/>
-                <w:szCs w:val="18"/>
-              </w:rPr>
-            </w:pPr>
-            <w:r>
-              <w:rPr>
-                <w:rFonts w:hint="default" w:ascii="Segoe UI" w:hAnsi="Segoe UI" w:eastAsia="Segoe UI" w:cs="Segoe UI"/>
-                <w:i w:val="0"/>
-                <w:iCs w:val="0"/>
-                <w:caps w:val="0"/>
-                <w:snapToGrid w:val="0"/>
-                <w:color w:val="000000"/>
-                <w:spacing w:val="0"/>
-                <w:kern w:val="0"/>
-                <w:sz w:val="18"/>
-                <w:szCs w:val="18"/>
-                <w:bdr w:val="none" w:color="auto" w:sz="0" w:space="0"/>
-                <w:lang w:val="en-US" w:eastAsia="zh-CN" w:bidi="ar"/>
-              </w:rPr>
-              <w:t>99.8%</w:t>
             </w:r>
           </w:p>
         </w:tc>
@@ -14578,10 +13642,9 @@
                 <w:kern w:val="0"/>
                 <w:sz w:val="18"/>
                 <w:szCs w:val="18"/>
-                <w:bdr w:val="none" w:color="auto" w:sz="0" w:space="0"/>
-                <w:lang w:val="en-US" w:eastAsia="zh-CN" w:bidi="ar"/>
-              </w:rPr>
-              <w:t>#12</w:t>
+                <w:lang w:val="en-US" w:eastAsia="zh-CN" w:bidi="ar"/>
+              </w:rPr>
+              <w:t>#01</w:t>
             </w:r>
           </w:p>
         </w:tc>
@@ -14637,10 +13700,9 @@
                 <w:kern w:val="0"/>
                 <w:sz w:val="18"/>
                 <w:szCs w:val="18"/>
-                <w:bdr w:val="none" w:color="auto" w:sz="0" w:space="0"/>
-                <w:lang w:val="en-US" w:eastAsia="zh-CN" w:bidi="ar"/>
-              </w:rPr>
-              <w:t>12-01</w:t>
+                <w:lang w:val="en-US" w:eastAsia="zh-CN" w:bidi="ar"/>
+              </w:rPr>
+              <w:t>01-01</w:t>
             </w:r>
           </w:p>
         </w:tc>
@@ -14696,10 +13758,9 @@
                 <w:kern w:val="0"/>
                 <w:sz w:val="18"/>
                 <w:szCs w:val="18"/>
-                <w:bdr w:val="none" w:color="auto" w:sz="0" w:space="0"/>
-                <w:lang w:val="en-US" w:eastAsia="zh-CN" w:bidi="ar"/>
-              </w:rPr>
-              <w:t>52</w:t>
+                <w:lang w:val="en-US" w:eastAsia="zh-CN" w:bidi="ar"/>
+              </w:rPr>
+              <w:t>45</w:t>
             </w:r>
           </w:p>
         </w:tc>
@@ -14755,10 +13816,9 @@
                 <w:kern w:val="0"/>
                 <w:sz w:val="18"/>
                 <w:szCs w:val="18"/>
-                <w:bdr w:val="none" w:color="auto" w:sz="0" w:space="0"/>
-                <w:lang w:val="en-US" w:eastAsia="zh-CN" w:bidi="ar"/>
-              </w:rPr>
-              <w:t>1,500</w:t>
+                <w:lang w:val="en-US" w:eastAsia="zh-CN" w:bidi="ar"/>
+              </w:rPr>
+              <w:t>1,250</w:t>
             </w:r>
           </w:p>
         </w:tc>
@@ -14814,10 +13874,9 @@
                 <w:kern w:val="0"/>
                 <w:sz w:val="18"/>
                 <w:szCs w:val="18"/>
-                <w:bdr w:val="none" w:color="auto" w:sz="0" w:space="0"/>
-                <w:lang w:val="en-US" w:eastAsia="zh-CN" w:bidi="ar"/>
-              </w:rPr>
-              <w:t>风扇异响（本次巡检发现）</w:t>
+                <w:lang w:val="en-US" w:eastAsia="zh-CN" w:bidi="ar"/>
+              </w:rPr>
+              <w:t>无</w:t>
             </w:r>
           </w:p>
         </w:tc>
@@ -14873,7 +13932,6 @@
                 <w:kern w:val="0"/>
                 <w:sz w:val="18"/>
                 <w:szCs w:val="18"/>
-                <w:bdr w:val="none" w:color="auto" w:sz="0" w:space="0"/>
                 <w:lang w:val="en-US" w:eastAsia="zh-CN" w:bidi="ar"/>
               </w:rPr>
               <w:t>100%</w:t>
@@ -14891,6 +13949,7 @@
             <w:insideH w:val="none" w:color="auto" w:sz="0" w:space="0"/>
             <w:insideV w:val="none" w:color="auto" w:sz="0" w:space="0"/>
           </w:tblBorders>
+          <w:shd w:val="clear" w:color="auto" w:fill="FFFFFF"/>
           <w:tblCellMar>
             <w:top w:w="15" w:type="dxa"/>
             <w:left w:w="15" w:type="dxa"/>
@@ -14957,10 +14016,9 @@
                 <w:kern w:val="0"/>
                 <w:sz w:val="18"/>
                 <w:szCs w:val="18"/>
-                <w:bdr w:val="none" w:color="auto" w:sz="0" w:space="0"/>
-                <w:lang w:val="en-US" w:eastAsia="zh-CN" w:bidi="ar"/>
-              </w:rPr>
-              <w:t>#18</w:t>
+                <w:lang w:val="en-US" w:eastAsia="zh-CN" w:bidi="ar"/>
+              </w:rPr>
+              <w:t>#05</w:t>
             </w:r>
           </w:p>
         </w:tc>
@@ -15016,10 +14074,9 @@
                 <w:kern w:val="0"/>
                 <w:sz w:val="18"/>
                 <w:szCs w:val="18"/>
-                <w:bdr w:val="none" w:color="auto" w:sz="0" w:space="0"/>
-                <w:lang w:val="en-US" w:eastAsia="zh-CN" w:bidi="ar"/>
-              </w:rPr>
-              <w:t>18-01</w:t>
+                <w:lang w:val="en-US" w:eastAsia="zh-CN" w:bidi="ar"/>
+              </w:rPr>
+              <w:t>05-02</w:t>
             </w:r>
           </w:p>
         </w:tc>
@@ -15075,10 +14132,9 @@
                 <w:kern w:val="0"/>
                 <w:sz w:val="18"/>
                 <w:szCs w:val="18"/>
-                <w:bdr w:val="none" w:color="auto" w:sz="0" w:space="0"/>
-                <w:lang w:val="en-US" w:eastAsia="zh-CN" w:bidi="ar"/>
-              </w:rPr>
-              <w:t>28</w:t>
+                <w:lang w:val="en-US" w:eastAsia="zh-CN" w:bidi="ar"/>
+              </w:rPr>
+              <w:t>38</w:t>
             </w:r>
           </w:p>
         </w:tc>
@@ -15134,10 +14190,9 @@
                 <w:kern w:val="0"/>
                 <w:sz w:val="18"/>
                 <w:szCs w:val="18"/>
-                <w:bdr w:val="none" w:color="auto" w:sz="0" w:space="0"/>
-                <w:lang w:val="en-US" w:eastAsia="zh-CN" w:bidi="ar"/>
-              </w:rPr>
-              <w:t>750</w:t>
+                <w:lang w:val="en-US" w:eastAsia="zh-CN" w:bidi="ar"/>
+              </w:rPr>
+              <w:t>980</w:t>
             </w:r>
           </w:p>
         </w:tc>
@@ -15193,10 +14248,9 @@
                 <w:kern w:val="0"/>
                 <w:sz w:val="18"/>
                 <w:szCs w:val="18"/>
-                <w:bdr w:val="none" w:color="auto" w:sz="0" w:space="0"/>
-                <w:lang w:val="en-US" w:eastAsia="zh-CN" w:bidi="ar"/>
-              </w:rPr>
-              <w:t>无</w:t>
+                <w:lang w:val="en-US" w:eastAsia="zh-CN" w:bidi="ar"/>
+              </w:rPr>
+              <w:t>网络闪断（已恢复）</w:t>
             </w:r>
           </w:p>
         </w:tc>
@@ -15252,10 +14306,9 @@
                 <w:kern w:val="0"/>
                 <w:sz w:val="18"/>
                 <w:szCs w:val="18"/>
-                <w:bdr w:val="none" w:color="auto" w:sz="0" w:space="0"/>
-                <w:lang w:val="en-US" w:eastAsia="zh-CN" w:bidi="ar"/>
-              </w:rPr>
-              <w:t>100%</w:t>
+                <w:lang w:val="en-US" w:eastAsia="zh-CN" w:bidi="ar"/>
+              </w:rPr>
+              <w:t>99.8%</w:t>
             </w:r>
           </w:p>
         </w:tc>
@@ -15270,6 +14323,7 @@
             <w:insideH w:val="none" w:color="auto" w:sz="0" w:space="0"/>
             <w:insideV w:val="none" w:color="auto" w:sz="0" w:space="0"/>
           </w:tblBorders>
+          <w:shd w:val="clear" w:color="auto" w:fill="FFFFFF"/>
           <w:tblCellMar>
             <w:top w:w="15" w:type="dxa"/>
             <w:left w:w="15" w:type="dxa"/>
@@ -15287,6 +14341,754 @@
             <w:tcBorders>
               <w:top w:val="single" w:color="auto" w:sz="4" w:space="0"/>
               <w:left w:val="single" w:color="auto" w:sz="12" w:space="0"/>
+              <w:bottom w:val="nil"/>
+              <w:right w:val="nil"/>
+            </w:tcBorders>
+            <w:shd w:val="clear" w:color="auto" w:fill="FFFFFF"/>
+            <w:noWrap w:val="0"/>
+            <w:tcMar>
+              <w:top w:w="120" w:type="dxa"/>
+              <w:left w:w="-1" w:type="dxa"/>
+              <w:bottom w:w="120" w:type="dxa"/>
+              <w:right w:w="192" w:type="dxa"/>
+            </w:tcMar>
+            <w:vAlign w:val="center"/>
+          </w:tcPr>
+          <w:p>
+            <w:pPr>
+              <w:keepNext w:val="0"/>
+              <w:keepLines w:val="0"/>
+              <w:widowControl/>
+              <w:suppressLineNumbers w:val="0"/>
+              <w:snapToGrid w:val="0"/>
+              <w:spacing w:line="240" w:lineRule="auto"/>
+              <w:ind w:left="0" w:leftChars="0" w:right="0" w:rightChars="0" w:firstLine="0" w:firstLineChars="0"/>
+              <w:jc w:val="center"/>
+              <w:rPr>
+                <w:rFonts w:hint="default" w:ascii="Segoe UI" w:hAnsi="Segoe UI" w:eastAsia="Segoe UI" w:cs="Segoe UI"/>
+                <w:i w:val="0"/>
+                <w:iCs w:val="0"/>
+                <w:caps w:val="0"/>
+                <w:color w:val="0F1115"/>
+                <w:spacing w:val="0"/>
+                <w:sz w:val="18"/>
+                <w:szCs w:val="18"/>
+              </w:rPr>
+            </w:pPr>
+            <w:r>
+              <w:rPr>
+                <w:rStyle w:val="23"/>
+                <w:rFonts w:hint="default" w:ascii="Segoe UI" w:hAnsi="Segoe UI" w:eastAsia="Segoe UI" w:cs="Segoe UI"/>
+                <w:b/>
+                <w:bCs/>
+                <w:i w:val="0"/>
+                <w:iCs w:val="0"/>
+                <w:caps w:val="0"/>
+                <w:snapToGrid w:val="0"/>
+                <w:color w:val="000000"/>
+                <w:spacing w:val="0"/>
+                <w:kern w:val="0"/>
+                <w:sz w:val="18"/>
+                <w:szCs w:val="18"/>
+                <w:lang w:val="en-US" w:eastAsia="zh-CN" w:bidi="ar"/>
+              </w:rPr>
+              <w:t>#12</w:t>
+            </w:r>
+          </w:p>
+        </w:tc>
+        <w:tc>
+          <w:tcPr>
+            <w:tcW w:w="1048" w:type="dxa"/>
+            <w:tcBorders>
+              <w:top w:val="single" w:color="auto" w:sz="4" w:space="0"/>
+              <w:left w:val="single" w:color="auto" w:sz="4" w:space="0"/>
+              <w:bottom w:val="nil"/>
+              <w:right w:val="nil"/>
+            </w:tcBorders>
+            <w:shd w:val="clear" w:color="auto" w:fill="FFFFFF"/>
+            <w:noWrap w:val="0"/>
+            <w:tcMar>
+              <w:top w:w="120" w:type="dxa"/>
+              <w:left w:w="192" w:type="dxa"/>
+              <w:bottom w:w="120" w:type="dxa"/>
+              <w:right w:w="192" w:type="dxa"/>
+            </w:tcMar>
+            <w:vAlign w:val="center"/>
+          </w:tcPr>
+          <w:p>
+            <w:pPr>
+              <w:keepNext w:val="0"/>
+              <w:keepLines w:val="0"/>
+              <w:widowControl/>
+              <w:suppressLineNumbers w:val="0"/>
+              <w:snapToGrid w:val="0"/>
+              <w:spacing w:line="240" w:lineRule="auto"/>
+              <w:ind w:left="0" w:leftChars="0" w:right="0" w:rightChars="0" w:firstLine="0" w:firstLineChars="0"/>
+              <w:jc w:val="center"/>
+              <w:rPr>
+                <w:rFonts w:hint="default" w:ascii="Segoe UI" w:hAnsi="Segoe UI" w:eastAsia="Segoe UI" w:cs="Segoe UI"/>
+                <w:i w:val="0"/>
+                <w:iCs w:val="0"/>
+                <w:caps w:val="0"/>
+                <w:color w:val="0F1115"/>
+                <w:spacing w:val="0"/>
+                <w:sz w:val="18"/>
+                <w:szCs w:val="18"/>
+              </w:rPr>
+            </w:pPr>
+            <w:r>
+              <w:rPr>
+                <w:rFonts w:hint="default" w:ascii="Segoe UI" w:hAnsi="Segoe UI" w:eastAsia="Segoe UI" w:cs="Segoe UI"/>
+                <w:i w:val="0"/>
+                <w:iCs w:val="0"/>
+                <w:caps w:val="0"/>
+                <w:snapToGrid w:val="0"/>
+                <w:color w:val="000000"/>
+                <w:spacing w:val="0"/>
+                <w:kern w:val="0"/>
+                <w:sz w:val="18"/>
+                <w:szCs w:val="18"/>
+                <w:lang w:val="en-US" w:eastAsia="zh-CN" w:bidi="ar"/>
+              </w:rPr>
+              <w:t>12-01</w:t>
+            </w:r>
+          </w:p>
+        </w:tc>
+        <w:tc>
+          <w:tcPr>
+            <w:tcW w:w="1608" w:type="dxa"/>
+            <w:tcBorders>
+              <w:top w:val="single" w:color="auto" w:sz="4" w:space="0"/>
+              <w:left w:val="single" w:color="auto" w:sz="4" w:space="0"/>
+              <w:bottom w:val="nil"/>
+              <w:right w:val="nil"/>
+            </w:tcBorders>
+            <w:shd w:val="clear" w:color="auto" w:fill="FFFFFF"/>
+            <w:noWrap w:val="0"/>
+            <w:tcMar>
+              <w:top w:w="120" w:type="dxa"/>
+              <w:left w:w="192" w:type="dxa"/>
+              <w:bottom w:w="120" w:type="dxa"/>
+              <w:right w:w="192" w:type="dxa"/>
+            </w:tcMar>
+            <w:vAlign w:val="center"/>
+          </w:tcPr>
+          <w:p>
+            <w:pPr>
+              <w:keepNext w:val="0"/>
+              <w:keepLines w:val="0"/>
+              <w:widowControl/>
+              <w:suppressLineNumbers w:val="0"/>
+              <w:snapToGrid w:val="0"/>
+              <w:spacing w:line="240" w:lineRule="auto"/>
+              <w:ind w:left="0" w:leftChars="0" w:right="0" w:rightChars="0" w:firstLine="0" w:firstLineChars="0"/>
+              <w:jc w:val="center"/>
+              <w:rPr>
+                <w:rFonts w:hint="default" w:ascii="Segoe UI" w:hAnsi="Segoe UI" w:eastAsia="Segoe UI" w:cs="Segoe UI"/>
+                <w:i w:val="0"/>
+                <w:iCs w:val="0"/>
+                <w:caps w:val="0"/>
+                <w:color w:val="0F1115"/>
+                <w:spacing w:val="0"/>
+                <w:sz w:val="18"/>
+                <w:szCs w:val="18"/>
+              </w:rPr>
+            </w:pPr>
+            <w:r>
+              <w:rPr>
+                <w:rFonts w:hint="default" w:ascii="Segoe UI" w:hAnsi="Segoe UI" w:eastAsia="Segoe UI" w:cs="Segoe UI"/>
+                <w:i w:val="0"/>
+                <w:iCs w:val="0"/>
+                <w:caps w:val="0"/>
+                <w:snapToGrid w:val="0"/>
+                <w:color w:val="000000"/>
+                <w:spacing w:val="0"/>
+                <w:kern w:val="0"/>
+                <w:sz w:val="18"/>
+                <w:szCs w:val="18"/>
+                <w:lang w:val="en-US" w:eastAsia="zh-CN" w:bidi="ar"/>
+              </w:rPr>
+              <w:t>52</w:t>
+            </w:r>
+          </w:p>
+        </w:tc>
+        <w:tc>
+          <w:tcPr>
+            <w:tcW w:w="1703" w:type="dxa"/>
+            <w:tcBorders>
+              <w:top w:val="single" w:color="auto" w:sz="4" w:space="0"/>
+              <w:left w:val="single" w:color="auto" w:sz="4" w:space="0"/>
+              <w:bottom w:val="nil"/>
+              <w:right w:val="nil"/>
+            </w:tcBorders>
+            <w:shd w:val="clear" w:color="auto" w:fill="FFFFFF"/>
+            <w:noWrap w:val="0"/>
+            <w:tcMar>
+              <w:top w:w="120" w:type="dxa"/>
+              <w:left w:w="192" w:type="dxa"/>
+              <w:bottom w:w="120" w:type="dxa"/>
+              <w:right w:w="192" w:type="dxa"/>
+            </w:tcMar>
+            <w:vAlign w:val="center"/>
+          </w:tcPr>
+          <w:p>
+            <w:pPr>
+              <w:keepNext w:val="0"/>
+              <w:keepLines w:val="0"/>
+              <w:widowControl/>
+              <w:suppressLineNumbers w:val="0"/>
+              <w:snapToGrid w:val="0"/>
+              <w:spacing w:line="240" w:lineRule="auto"/>
+              <w:ind w:left="0" w:leftChars="0" w:right="0" w:rightChars="0" w:firstLine="0" w:firstLineChars="0"/>
+              <w:jc w:val="center"/>
+              <w:rPr>
+                <w:rFonts w:hint="default" w:ascii="Segoe UI" w:hAnsi="Segoe UI" w:eastAsia="Segoe UI" w:cs="Segoe UI"/>
+                <w:i w:val="0"/>
+                <w:iCs w:val="0"/>
+                <w:caps w:val="0"/>
+                <w:color w:val="0F1115"/>
+                <w:spacing w:val="0"/>
+                <w:sz w:val="18"/>
+                <w:szCs w:val="18"/>
+              </w:rPr>
+            </w:pPr>
+            <w:r>
+              <w:rPr>
+                <w:rFonts w:hint="default" w:ascii="Segoe UI" w:hAnsi="Segoe UI" w:eastAsia="Segoe UI" w:cs="Segoe UI"/>
+                <w:i w:val="0"/>
+                <w:iCs w:val="0"/>
+                <w:caps w:val="0"/>
+                <w:snapToGrid w:val="0"/>
+                <w:color w:val="000000"/>
+                <w:spacing w:val="0"/>
+                <w:kern w:val="0"/>
+                <w:sz w:val="18"/>
+                <w:szCs w:val="18"/>
+                <w:lang w:val="en-US" w:eastAsia="zh-CN" w:bidi="ar"/>
+              </w:rPr>
+              <w:t>1,500</w:t>
+            </w:r>
+          </w:p>
+        </w:tc>
+        <w:tc>
+          <w:tcPr>
+            <w:tcW w:w="2837" w:type="dxa"/>
+            <w:tcBorders>
+              <w:top w:val="single" w:color="auto" w:sz="4" w:space="0"/>
+              <w:left w:val="single" w:color="auto" w:sz="4" w:space="0"/>
+              <w:bottom w:val="nil"/>
+              <w:right w:val="nil"/>
+            </w:tcBorders>
+            <w:shd w:val="clear" w:color="auto" w:fill="FFFFFF"/>
+            <w:noWrap w:val="0"/>
+            <w:tcMar>
+              <w:top w:w="120" w:type="dxa"/>
+              <w:left w:w="192" w:type="dxa"/>
+              <w:bottom w:w="120" w:type="dxa"/>
+              <w:right w:w="192" w:type="dxa"/>
+            </w:tcMar>
+            <w:vAlign w:val="center"/>
+          </w:tcPr>
+          <w:p>
+            <w:pPr>
+              <w:keepNext w:val="0"/>
+              <w:keepLines w:val="0"/>
+              <w:widowControl/>
+              <w:suppressLineNumbers w:val="0"/>
+              <w:snapToGrid w:val="0"/>
+              <w:spacing w:line="240" w:lineRule="auto"/>
+              <w:ind w:left="0" w:leftChars="0" w:right="0" w:rightChars="0" w:firstLine="0" w:firstLineChars="0"/>
+              <w:jc w:val="right"/>
+              <w:rPr>
+                <w:rFonts w:hint="default" w:ascii="Segoe UI" w:hAnsi="Segoe UI" w:eastAsia="Segoe UI" w:cs="Segoe UI"/>
+                <w:i w:val="0"/>
+                <w:iCs w:val="0"/>
+                <w:caps w:val="0"/>
+                <w:color w:val="0F1115"/>
+                <w:spacing w:val="0"/>
+                <w:sz w:val="18"/>
+                <w:szCs w:val="18"/>
+              </w:rPr>
+            </w:pPr>
+            <w:r>
+              <w:rPr>
+                <w:rFonts w:hint="default" w:ascii="Segoe UI" w:hAnsi="Segoe UI" w:eastAsia="Segoe UI" w:cs="Segoe UI"/>
+                <w:i w:val="0"/>
+                <w:iCs w:val="0"/>
+                <w:caps w:val="0"/>
+                <w:snapToGrid w:val="0"/>
+                <w:color w:val="000000"/>
+                <w:spacing w:val="0"/>
+                <w:kern w:val="0"/>
+                <w:sz w:val="18"/>
+                <w:szCs w:val="18"/>
+                <w:lang w:val="en-US" w:eastAsia="zh-CN" w:bidi="ar"/>
+              </w:rPr>
+              <w:t>风扇异响（本次巡检发现）</w:t>
+            </w:r>
+          </w:p>
+        </w:tc>
+        <w:tc>
+          <w:tcPr>
+            <w:tcW w:w="892" w:type="dxa"/>
+            <w:tcBorders>
+              <w:top w:val="single" w:color="auto" w:sz="4" w:space="0"/>
+              <w:left w:val="single" w:color="auto" w:sz="4" w:space="0"/>
+              <w:bottom w:val="nil"/>
+              <w:right w:val="single" w:color="auto" w:sz="12" w:space="0"/>
+            </w:tcBorders>
+            <w:shd w:val="clear" w:color="auto" w:fill="FFFFFF"/>
+            <w:noWrap w:val="0"/>
+            <w:tcMar>
+              <w:top w:w="120" w:type="dxa"/>
+              <w:left w:w="192" w:type="dxa"/>
+              <w:bottom w:w="120" w:type="dxa"/>
+              <w:right w:w="-1" w:type="dxa"/>
+            </w:tcMar>
+            <w:vAlign w:val="center"/>
+          </w:tcPr>
+          <w:p>
+            <w:pPr>
+              <w:keepNext w:val="0"/>
+              <w:keepLines w:val="0"/>
+              <w:widowControl/>
+              <w:suppressLineNumbers w:val="0"/>
+              <w:snapToGrid w:val="0"/>
+              <w:spacing w:line="240" w:lineRule="auto"/>
+              <w:ind w:left="0" w:leftChars="0" w:right="0" w:rightChars="0" w:firstLine="0" w:firstLineChars="0"/>
+              <w:jc w:val="center"/>
+              <w:rPr>
+                <w:rFonts w:hint="default" w:ascii="Segoe UI" w:hAnsi="Segoe UI" w:eastAsia="Segoe UI" w:cs="Segoe UI"/>
+                <w:i w:val="0"/>
+                <w:iCs w:val="0"/>
+                <w:caps w:val="0"/>
+                <w:color w:val="0F1115"/>
+                <w:spacing w:val="0"/>
+                <w:sz w:val="18"/>
+                <w:szCs w:val="18"/>
+              </w:rPr>
+            </w:pPr>
+            <w:r>
+              <w:rPr>
+                <w:rFonts w:hint="default" w:ascii="Segoe UI" w:hAnsi="Segoe UI" w:eastAsia="Segoe UI" w:cs="Segoe UI"/>
+                <w:i w:val="0"/>
+                <w:iCs w:val="0"/>
+                <w:caps w:val="0"/>
+                <w:snapToGrid w:val="0"/>
+                <w:color w:val="000000"/>
+                <w:spacing w:val="0"/>
+                <w:kern w:val="0"/>
+                <w:sz w:val="18"/>
+                <w:szCs w:val="18"/>
+                <w:lang w:val="en-US" w:eastAsia="zh-CN" w:bidi="ar"/>
+              </w:rPr>
+              <w:t>100%</w:t>
+            </w:r>
+          </w:p>
+        </w:tc>
+      </w:tr>
+      <w:tr>
+        <w:tblPrEx>
+          <w:tblBorders>
+            <w:top w:val="none" w:color="auto" w:sz="0" w:space="0"/>
+            <w:left w:val="none" w:color="auto" w:sz="0" w:space="0"/>
+            <w:bottom w:val="none" w:color="auto" w:sz="0" w:space="0"/>
+            <w:right w:val="none" w:color="auto" w:sz="0" w:space="0"/>
+            <w:insideH w:val="none" w:color="auto" w:sz="0" w:space="0"/>
+            <w:insideV w:val="none" w:color="auto" w:sz="0" w:space="0"/>
+          </w:tblBorders>
+          <w:shd w:val="clear" w:color="auto" w:fill="FFFFFF"/>
+          <w:tblCellMar>
+            <w:top w:w="15" w:type="dxa"/>
+            <w:left w:w="15" w:type="dxa"/>
+            <w:bottom w:w="15" w:type="dxa"/>
+            <w:right w:w="15" w:type="dxa"/>
+          </w:tblCellMar>
+        </w:tblPrEx>
+        <w:trPr>
+          <w:trHeight w:val="0" w:hRule="atLeast"/>
+          <w:jc w:val="center"/>
+        </w:trPr>
+        <w:tc>
+          <w:tcPr>
+            <w:tcW w:w="627" w:type="dxa"/>
+            <w:tcBorders>
+              <w:top w:val="single" w:color="auto" w:sz="4" w:space="0"/>
+              <w:left w:val="single" w:color="auto" w:sz="12" w:space="0"/>
+              <w:bottom w:val="nil"/>
+              <w:right w:val="nil"/>
+            </w:tcBorders>
+            <w:shd w:val="clear" w:color="auto" w:fill="FFFFFF"/>
+            <w:noWrap w:val="0"/>
+            <w:tcMar>
+              <w:top w:w="120" w:type="dxa"/>
+              <w:left w:w="-1" w:type="dxa"/>
+              <w:bottom w:w="120" w:type="dxa"/>
+              <w:right w:w="192" w:type="dxa"/>
+            </w:tcMar>
+            <w:vAlign w:val="center"/>
+          </w:tcPr>
+          <w:p>
+            <w:pPr>
+              <w:keepNext w:val="0"/>
+              <w:keepLines w:val="0"/>
+              <w:widowControl/>
+              <w:suppressLineNumbers w:val="0"/>
+              <w:snapToGrid w:val="0"/>
+              <w:spacing w:line="240" w:lineRule="auto"/>
+              <w:ind w:left="0" w:leftChars="0" w:right="0" w:rightChars="0" w:firstLine="0" w:firstLineChars="0"/>
+              <w:jc w:val="center"/>
+              <w:rPr>
+                <w:rFonts w:hint="default" w:ascii="Segoe UI" w:hAnsi="Segoe UI" w:eastAsia="Segoe UI" w:cs="Segoe UI"/>
+                <w:i w:val="0"/>
+                <w:iCs w:val="0"/>
+                <w:caps w:val="0"/>
+                <w:color w:val="0F1115"/>
+                <w:spacing w:val="0"/>
+                <w:sz w:val="18"/>
+                <w:szCs w:val="18"/>
+              </w:rPr>
+            </w:pPr>
+            <w:r>
+              <w:rPr>
+                <w:rStyle w:val="23"/>
+                <w:rFonts w:hint="default" w:ascii="Segoe UI" w:hAnsi="Segoe UI" w:eastAsia="Segoe UI" w:cs="Segoe UI"/>
+                <w:b/>
+                <w:bCs/>
+                <w:i w:val="0"/>
+                <w:iCs w:val="0"/>
+                <w:caps w:val="0"/>
+                <w:snapToGrid w:val="0"/>
+                <w:color w:val="000000"/>
+                <w:spacing w:val="0"/>
+                <w:kern w:val="0"/>
+                <w:sz w:val="18"/>
+                <w:szCs w:val="18"/>
+                <w:lang w:val="en-US" w:eastAsia="zh-CN" w:bidi="ar"/>
+              </w:rPr>
+              <w:t>#18</w:t>
+            </w:r>
+          </w:p>
+        </w:tc>
+        <w:tc>
+          <w:tcPr>
+            <w:tcW w:w="1048" w:type="dxa"/>
+            <w:tcBorders>
+              <w:top w:val="single" w:color="auto" w:sz="4" w:space="0"/>
+              <w:left w:val="single" w:color="auto" w:sz="4" w:space="0"/>
+              <w:bottom w:val="nil"/>
+              <w:right w:val="nil"/>
+            </w:tcBorders>
+            <w:shd w:val="clear" w:color="auto" w:fill="FFFFFF"/>
+            <w:noWrap w:val="0"/>
+            <w:tcMar>
+              <w:top w:w="120" w:type="dxa"/>
+              <w:left w:w="192" w:type="dxa"/>
+              <w:bottom w:w="120" w:type="dxa"/>
+              <w:right w:w="192" w:type="dxa"/>
+            </w:tcMar>
+            <w:vAlign w:val="center"/>
+          </w:tcPr>
+          <w:p>
+            <w:pPr>
+              <w:keepNext w:val="0"/>
+              <w:keepLines w:val="0"/>
+              <w:widowControl/>
+              <w:suppressLineNumbers w:val="0"/>
+              <w:snapToGrid w:val="0"/>
+              <w:spacing w:line="240" w:lineRule="auto"/>
+              <w:ind w:left="0" w:leftChars="0" w:right="0" w:rightChars="0" w:firstLine="0" w:firstLineChars="0"/>
+              <w:jc w:val="center"/>
+              <w:rPr>
+                <w:rFonts w:hint="default" w:ascii="Segoe UI" w:hAnsi="Segoe UI" w:eastAsia="Segoe UI" w:cs="Segoe UI"/>
+                <w:i w:val="0"/>
+                <w:iCs w:val="0"/>
+                <w:caps w:val="0"/>
+                <w:color w:val="0F1115"/>
+                <w:spacing w:val="0"/>
+                <w:sz w:val="18"/>
+                <w:szCs w:val="18"/>
+              </w:rPr>
+            </w:pPr>
+            <w:r>
+              <w:rPr>
+                <w:rFonts w:hint="default" w:ascii="Segoe UI" w:hAnsi="Segoe UI" w:eastAsia="Segoe UI" w:cs="Segoe UI"/>
+                <w:i w:val="0"/>
+                <w:iCs w:val="0"/>
+                <w:caps w:val="0"/>
+                <w:snapToGrid w:val="0"/>
+                <w:color w:val="000000"/>
+                <w:spacing w:val="0"/>
+                <w:kern w:val="0"/>
+                <w:sz w:val="18"/>
+                <w:szCs w:val="18"/>
+                <w:lang w:val="en-US" w:eastAsia="zh-CN" w:bidi="ar"/>
+              </w:rPr>
+              <w:t>18-01</w:t>
+            </w:r>
+          </w:p>
+        </w:tc>
+        <w:tc>
+          <w:tcPr>
+            <w:tcW w:w="1608" w:type="dxa"/>
+            <w:tcBorders>
+              <w:top w:val="single" w:color="auto" w:sz="4" w:space="0"/>
+              <w:left w:val="single" w:color="auto" w:sz="4" w:space="0"/>
+              <w:bottom w:val="nil"/>
+              <w:right w:val="nil"/>
+            </w:tcBorders>
+            <w:shd w:val="clear" w:color="auto" w:fill="FFFFFF"/>
+            <w:noWrap w:val="0"/>
+            <w:tcMar>
+              <w:top w:w="120" w:type="dxa"/>
+              <w:left w:w="192" w:type="dxa"/>
+              <w:bottom w:w="120" w:type="dxa"/>
+              <w:right w:w="192" w:type="dxa"/>
+            </w:tcMar>
+            <w:vAlign w:val="center"/>
+          </w:tcPr>
+          <w:p>
+            <w:pPr>
+              <w:keepNext w:val="0"/>
+              <w:keepLines w:val="0"/>
+              <w:widowControl/>
+              <w:suppressLineNumbers w:val="0"/>
+              <w:snapToGrid w:val="0"/>
+              <w:spacing w:line="240" w:lineRule="auto"/>
+              <w:ind w:left="0" w:leftChars="0" w:right="0" w:rightChars="0" w:firstLine="0" w:firstLineChars="0"/>
+              <w:jc w:val="center"/>
+              <w:rPr>
+                <w:rFonts w:hint="default" w:ascii="Segoe UI" w:hAnsi="Segoe UI" w:eastAsia="Segoe UI" w:cs="Segoe UI"/>
+                <w:i w:val="0"/>
+                <w:iCs w:val="0"/>
+                <w:caps w:val="0"/>
+                <w:color w:val="0F1115"/>
+                <w:spacing w:val="0"/>
+                <w:sz w:val="18"/>
+                <w:szCs w:val="18"/>
+              </w:rPr>
+            </w:pPr>
+            <w:r>
+              <w:rPr>
+                <w:rFonts w:hint="default" w:ascii="Segoe UI" w:hAnsi="Segoe UI" w:eastAsia="Segoe UI" w:cs="Segoe UI"/>
+                <w:i w:val="0"/>
+                <w:iCs w:val="0"/>
+                <w:caps w:val="0"/>
+                <w:snapToGrid w:val="0"/>
+                <w:color w:val="000000"/>
+                <w:spacing w:val="0"/>
+                <w:kern w:val="0"/>
+                <w:sz w:val="18"/>
+                <w:szCs w:val="18"/>
+                <w:lang w:val="en-US" w:eastAsia="zh-CN" w:bidi="ar"/>
+              </w:rPr>
+              <w:t>28</w:t>
+            </w:r>
+          </w:p>
+        </w:tc>
+        <w:tc>
+          <w:tcPr>
+            <w:tcW w:w="1703" w:type="dxa"/>
+            <w:tcBorders>
+              <w:top w:val="single" w:color="auto" w:sz="4" w:space="0"/>
+              <w:left w:val="single" w:color="auto" w:sz="4" w:space="0"/>
+              <w:bottom w:val="nil"/>
+              <w:right w:val="nil"/>
+            </w:tcBorders>
+            <w:shd w:val="clear" w:color="auto" w:fill="FFFFFF"/>
+            <w:noWrap w:val="0"/>
+            <w:tcMar>
+              <w:top w:w="120" w:type="dxa"/>
+              <w:left w:w="192" w:type="dxa"/>
+              <w:bottom w:w="120" w:type="dxa"/>
+              <w:right w:w="192" w:type="dxa"/>
+            </w:tcMar>
+            <w:vAlign w:val="center"/>
+          </w:tcPr>
+          <w:p>
+            <w:pPr>
+              <w:keepNext w:val="0"/>
+              <w:keepLines w:val="0"/>
+              <w:widowControl/>
+              <w:suppressLineNumbers w:val="0"/>
+              <w:snapToGrid w:val="0"/>
+              <w:spacing w:line="240" w:lineRule="auto"/>
+              <w:ind w:left="0" w:leftChars="0" w:right="0" w:rightChars="0" w:firstLine="0" w:firstLineChars="0"/>
+              <w:jc w:val="center"/>
+              <w:rPr>
+                <w:rFonts w:hint="default" w:ascii="Segoe UI" w:hAnsi="Segoe UI" w:eastAsia="Segoe UI" w:cs="Segoe UI"/>
+                <w:i w:val="0"/>
+                <w:iCs w:val="0"/>
+                <w:caps w:val="0"/>
+                <w:color w:val="0F1115"/>
+                <w:spacing w:val="0"/>
+                <w:sz w:val="18"/>
+                <w:szCs w:val="18"/>
+              </w:rPr>
+            </w:pPr>
+            <w:r>
+              <w:rPr>
+                <w:rFonts w:hint="default" w:ascii="Segoe UI" w:hAnsi="Segoe UI" w:eastAsia="Segoe UI" w:cs="Segoe UI"/>
+                <w:i w:val="0"/>
+                <w:iCs w:val="0"/>
+                <w:caps w:val="0"/>
+                <w:snapToGrid w:val="0"/>
+                <w:color w:val="000000"/>
+                <w:spacing w:val="0"/>
+                <w:kern w:val="0"/>
+                <w:sz w:val="18"/>
+                <w:szCs w:val="18"/>
+                <w:lang w:val="en-US" w:eastAsia="zh-CN" w:bidi="ar"/>
+              </w:rPr>
+              <w:t>750</w:t>
+            </w:r>
+          </w:p>
+        </w:tc>
+        <w:tc>
+          <w:tcPr>
+            <w:tcW w:w="2837" w:type="dxa"/>
+            <w:tcBorders>
+              <w:top w:val="single" w:color="auto" w:sz="4" w:space="0"/>
+              <w:left w:val="single" w:color="auto" w:sz="4" w:space="0"/>
+              <w:bottom w:val="nil"/>
+              <w:right w:val="nil"/>
+            </w:tcBorders>
+            <w:shd w:val="clear" w:color="auto" w:fill="FFFFFF"/>
+            <w:noWrap w:val="0"/>
+            <w:tcMar>
+              <w:top w:w="120" w:type="dxa"/>
+              <w:left w:w="192" w:type="dxa"/>
+              <w:bottom w:w="120" w:type="dxa"/>
+              <w:right w:w="192" w:type="dxa"/>
+            </w:tcMar>
+            <w:vAlign w:val="center"/>
+          </w:tcPr>
+          <w:p>
+            <w:pPr>
+              <w:keepNext w:val="0"/>
+              <w:keepLines w:val="0"/>
+              <w:widowControl/>
+              <w:suppressLineNumbers w:val="0"/>
+              <w:snapToGrid w:val="0"/>
+              <w:spacing w:line="240" w:lineRule="auto"/>
+              <w:ind w:left="0" w:leftChars="0" w:right="0" w:rightChars="0" w:firstLine="0" w:firstLineChars="0"/>
+              <w:jc w:val="right"/>
+              <w:rPr>
+                <w:rFonts w:hint="default" w:ascii="Segoe UI" w:hAnsi="Segoe UI" w:eastAsia="Segoe UI" w:cs="Segoe UI"/>
+                <w:i w:val="0"/>
+                <w:iCs w:val="0"/>
+                <w:caps w:val="0"/>
+                <w:color w:val="0F1115"/>
+                <w:spacing w:val="0"/>
+                <w:sz w:val="18"/>
+                <w:szCs w:val="18"/>
+              </w:rPr>
+            </w:pPr>
+            <w:r>
+              <w:rPr>
+                <w:rFonts w:hint="default" w:ascii="Segoe UI" w:hAnsi="Segoe UI" w:eastAsia="Segoe UI" w:cs="Segoe UI"/>
+                <w:i w:val="0"/>
+                <w:iCs w:val="0"/>
+                <w:caps w:val="0"/>
+                <w:snapToGrid w:val="0"/>
+                <w:color w:val="000000"/>
+                <w:spacing w:val="0"/>
+                <w:kern w:val="0"/>
+                <w:sz w:val="18"/>
+                <w:szCs w:val="18"/>
+                <w:lang w:val="en-US" w:eastAsia="zh-CN" w:bidi="ar"/>
+              </w:rPr>
+              <w:t>无</w:t>
+            </w:r>
+          </w:p>
+        </w:tc>
+        <w:tc>
+          <w:tcPr>
+            <w:tcW w:w="892" w:type="dxa"/>
+            <w:tcBorders>
+              <w:top w:val="single" w:color="auto" w:sz="4" w:space="0"/>
+              <w:left w:val="single" w:color="auto" w:sz="4" w:space="0"/>
+              <w:bottom w:val="nil"/>
+              <w:right w:val="single" w:color="auto" w:sz="12" w:space="0"/>
+            </w:tcBorders>
+            <w:shd w:val="clear" w:color="auto" w:fill="FFFFFF"/>
+            <w:noWrap w:val="0"/>
+            <w:tcMar>
+              <w:top w:w="120" w:type="dxa"/>
+              <w:left w:w="192" w:type="dxa"/>
+              <w:bottom w:w="120" w:type="dxa"/>
+              <w:right w:w="-1" w:type="dxa"/>
+            </w:tcMar>
+            <w:vAlign w:val="center"/>
+          </w:tcPr>
+          <w:p>
+            <w:pPr>
+              <w:keepNext w:val="0"/>
+              <w:keepLines w:val="0"/>
+              <w:widowControl/>
+              <w:suppressLineNumbers w:val="0"/>
+              <w:snapToGrid w:val="0"/>
+              <w:spacing w:line="240" w:lineRule="auto"/>
+              <w:ind w:left="0" w:leftChars="0" w:right="0" w:rightChars="0" w:firstLine="0" w:firstLineChars="0"/>
+              <w:jc w:val="center"/>
+              <w:rPr>
+                <w:rFonts w:hint="default" w:ascii="Segoe UI" w:hAnsi="Segoe UI" w:eastAsia="Segoe UI" w:cs="Segoe UI"/>
+                <w:i w:val="0"/>
+                <w:iCs w:val="0"/>
+                <w:caps w:val="0"/>
+                <w:color w:val="0F1115"/>
+                <w:spacing w:val="0"/>
+                <w:sz w:val="18"/>
+                <w:szCs w:val="18"/>
+              </w:rPr>
+            </w:pPr>
+            <w:r>
+              <w:rPr>
+                <w:rFonts w:hint="default" w:ascii="Segoe UI" w:hAnsi="Segoe UI" w:eastAsia="Segoe UI" w:cs="Segoe UI"/>
+                <w:i w:val="0"/>
+                <w:iCs w:val="0"/>
+                <w:caps w:val="0"/>
+                <w:snapToGrid w:val="0"/>
+                <w:color w:val="000000"/>
+                <w:spacing w:val="0"/>
+                <w:kern w:val="0"/>
+                <w:sz w:val="18"/>
+                <w:szCs w:val="18"/>
+                <w:lang w:val="en-US" w:eastAsia="zh-CN" w:bidi="ar"/>
+              </w:rPr>
+              <w:t>100%</w:t>
+            </w:r>
+          </w:p>
+        </w:tc>
+      </w:tr>
+      <w:tr>
+        <w:tblPrEx>
+          <w:tblBorders>
+            <w:top w:val="none" w:color="auto" w:sz="0" w:space="0"/>
+            <w:left w:val="none" w:color="auto" w:sz="0" w:space="0"/>
+            <w:bottom w:val="none" w:color="auto" w:sz="0" w:space="0"/>
+            <w:right w:val="none" w:color="auto" w:sz="0" w:space="0"/>
+            <w:insideH w:val="none" w:color="auto" w:sz="0" w:space="0"/>
+            <w:insideV w:val="none" w:color="auto" w:sz="0" w:space="0"/>
+          </w:tblBorders>
+          <w:shd w:val="clear" w:color="auto" w:fill="FFFFFF"/>
+          <w:tblCellMar>
+            <w:top w:w="15" w:type="dxa"/>
+            <w:left w:w="15" w:type="dxa"/>
+            <w:bottom w:w="15" w:type="dxa"/>
+            <w:right w:w="15" w:type="dxa"/>
+          </w:tblCellMar>
+        </w:tblPrEx>
+        <w:trPr>
+          <w:trHeight w:val="0" w:hRule="atLeast"/>
+          <w:jc w:val="center"/>
+        </w:trPr>
+        <w:tc>
+          <w:tcPr>
+            <w:tcW w:w="627" w:type="dxa"/>
+            <w:tcBorders>
+              <w:top w:val="single" w:color="auto" w:sz="4" w:space="0"/>
+              <w:left w:val="single" w:color="auto" w:sz="12" w:space="0"/>
               <w:bottom w:val="single" w:color="auto" w:sz="12" w:space="0"/>
               <w:right w:val="nil"/>
             </w:tcBorders>
@@ -15336,7 +15138,6 @@
                 <w:kern w:val="0"/>
                 <w:sz w:val="18"/>
                 <w:szCs w:val="18"/>
-                <w:bdr w:val="none" w:color="auto" w:sz="0" w:space="0"/>
                 <w:lang w:val="en-US" w:eastAsia="zh-CN" w:bidi="ar"/>
               </w:rPr>
               <w:t>#23</w:t>
@@ -15395,7 +15196,6 @@
                 <w:kern w:val="0"/>
                 <w:sz w:val="18"/>
                 <w:szCs w:val="18"/>
-                <w:bdr w:val="none" w:color="auto" w:sz="0" w:space="0"/>
                 <w:lang w:val="en-US" w:eastAsia="zh-CN" w:bidi="ar"/>
               </w:rPr>
               <w:t>23-02</w:t>
@@ -15454,7 +15254,6 @@
                 <w:kern w:val="0"/>
                 <w:sz w:val="18"/>
                 <w:szCs w:val="18"/>
-                <w:bdr w:val="none" w:color="auto" w:sz="0" w:space="0"/>
                 <w:lang w:val="en-US" w:eastAsia="zh-CN" w:bidi="ar"/>
               </w:rPr>
               <w:t>41</w:t>
@@ -15513,7 +15312,6 @@
                 <w:kern w:val="0"/>
                 <w:sz w:val="18"/>
                 <w:szCs w:val="18"/>
-                <w:bdr w:val="none" w:color="auto" w:sz="0" w:space="0"/>
                 <w:lang w:val="en-US" w:eastAsia="zh-CN" w:bidi="ar"/>
               </w:rPr>
               <w:t>1,100</w:t>
@@ -15572,7 +15370,6 @@
                 <w:kern w:val="0"/>
                 <w:sz w:val="18"/>
                 <w:szCs w:val="18"/>
-                <w:bdr w:val="none" w:color="auto" w:sz="0" w:space="0"/>
                 <w:lang w:val="en-US" w:eastAsia="zh-CN" w:bidi="ar"/>
               </w:rPr>
               <w:t>配电箱潮气告警（本次巡检发现）</w:t>
@@ -15631,7 +15428,6 @@
                 <w:kern w:val="0"/>
                 <w:sz w:val="18"/>
                 <w:szCs w:val="18"/>
-                <w:bdr w:val="none" w:color="auto" w:sz="0" w:space="0"/>
                 <w:lang w:val="en-US" w:eastAsia="zh-CN" w:bidi="ar"/>
               </w:rPr>
               <w:t>99.9</w:t>
@@ -15648,7 +15444,6 @@
                 <w:kern w:val="0"/>
                 <w:sz w:val="18"/>
                 <w:szCs w:val="18"/>
-                <w:bdr w:val="none" w:color="auto" w:sz="0" w:space="0"/>
                 <w:lang w:val="en-US" w:eastAsia="zh-CN" w:bidi="ar"/>
               </w:rPr>
               <w:t>%</w:t>
@@ -15687,6 +15482,7 @@
     </w:p>
     <w:tbl>
       <w:tblPr>
+        <w:tblStyle w:val="20"/>
         <w:tblW w:w="9151" w:type="dxa"/>
         <w:jc w:val="center"/>
         <w:tblBorders>
@@ -15794,7 +15590,6 @@
                 <w:kern w:val="0"/>
                 <w:sz w:val="18"/>
                 <w:szCs w:val="18"/>
-                <w:bdr w:val="none" w:color="auto" w:sz="0" w:space="0"/>
                 <w:lang w:val="en-US" w:eastAsia="zh-CN" w:bidi="ar"/>
               </w:rPr>
               <w:t>序号</w:t>
@@ -15857,7 +15652,6 @@
                 <w:kern w:val="0"/>
                 <w:sz w:val="18"/>
                 <w:szCs w:val="18"/>
-                <w:bdr w:val="none" w:color="auto" w:sz="0" w:space="0"/>
                 <w:lang w:val="en-US" w:eastAsia="zh-CN" w:bidi="ar"/>
               </w:rPr>
               <w:t>问题描述</w:t>
@@ -15920,7 +15714,6 @@
                 <w:kern w:val="0"/>
                 <w:sz w:val="18"/>
                 <w:szCs w:val="18"/>
-                <w:bdr w:val="none" w:color="auto" w:sz="0" w:space="0"/>
                 <w:lang w:val="en-US" w:eastAsia="zh-CN" w:bidi="ar"/>
               </w:rPr>
               <w:t>问题等级</w:t>
@@ -15983,7 +15776,6 @@
                 <w:kern w:val="0"/>
                 <w:sz w:val="18"/>
                 <w:szCs w:val="18"/>
-                <w:bdr w:val="none" w:color="auto" w:sz="0" w:space="0"/>
                 <w:lang w:val="en-US" w:eastAsia="zh-CN" w:bidi="ar"/>
               </w:rPr>
               <w:t>可能原因/影响</w:t>
@@ -16046,7 +15838,6 @@
                 <w:kern w:val="0"/>
                 <w:sz w:val="18"/>
                 <w:szCs w:val="18"/>
-                <w:bdr w:val="none" w:color="auto" w:sz="0" w:space="0"/>
                 <w:lang w:val="en-US" w:eastAsia="zh-CN" w:bidi="ar"/>
               </w:rPr>
               <w:t>处理建议</w:t>
@@ -16109,7 +15900,6 @@
                 <w:kern w:val="0"/>
                 <w:sz w:val="18"/>
                 <w:szCs w:val="18"/>
-                <w:bdr w:val="none" w:color="auto" w:sz="0" w:space="0"/>
                 <w:lang w:val="en-US" w:eastAsia="zh-CN" w:bidi="ar"/>
               </w:rPr>
               <w:t>责任岗位</w:t>
@@ -16172,994 +15962,9 @@
                 <w:kern w:val="0"/>
                 <w:sz w:val="18"/>
                 <w:szCs w:val="18"/>
-                <w:bdr w:val="none" w:color="auto" w:sz="0" w:space="0"/>
                 <w:lang w:val="en-US" w:eastAsia="zh-CN" w:bidi="ar"/>
               </w:rPr>
               <w:t>计划解决时间</w:t>
-            </w:r>
-          </w:p>
-        </w:tc>
-      </w:tr>
-      <w:tr>
-        <w:tblPrEx>
-          <w:tblBorders>
-            <w:top w:val="none" w:color="auto" w:sz="0" w:space="0"/>
-            <w:left w:val="none" w:color="auto" w:sz="0" w:space="0"/>
-            <w:bottom w:val="none" w:color="auto" w:sz="0" w:space="0"/>
-            <w:right w:val="none" w:color="auto" w:sz="0" w:space="0"/>
-            <w:insideH w:val="none" w:color="auto" w:sz="0" w:space="0"/>
-            <w:insideV w:val="none" w:color="auto" w:sz="0" w:space="0"/>
-          </w:tblBorders>
-          <w:tblCellMar>
-            <w:top w:w="15" w:type="dxa"/>
-            <w:left w:w="15" w:type="dxa"/>
-            <w:bottom w:w="15" w:type="dxa"/>
-            <w:right w:w="15" w:type="dxa"/>
-          </w:tblCellMar>
-        </w:tblPrEx>
-        <w:trPr>
-          <w:trHeight w:val="0" w:hRule="atLeast"/>
-          <w:jc w:val="center"/>
-        </w:trPr>
-        <w:tc>
-          <w:tcPr>
-            <w:tcW w:w="511" w:type="dxa"/>
-            <w:tcBorders>
-              <w:top w:val="single" w:color="auto" w:sz="4" w:space="0"/>
-              <w:left w:val="single" w:color="auto" w:sz="12" w:space="0"/>
-              <w:bottom w:val="nil"/>
-              <w:right w:val="nil"/>
-            </w:tcBorders>
-            <w:shd w:val="clear" w:color="auto" w:fill="FFFFFF"/>
-            <w:noWrap w:val="0"/>
-            <w:tcMar>
-              <w:top w:w="120" w:type="dxa"/>
-              <w:left w:w="-1" w:type="dxa"/>
-              <w:bottom w:w="120" w:type="dxa"/>
-              <w:right w:w="192" w:type="dxa"/>
-            </w:tcMar>
-            <w:vAlign w:val="center"/>
-          </w:tcPr>
-          <w:p>
-            <w:pPr>
-              <w:keepNext/>
-              <w:keepLines w:val="0"/>
-              <w:widowControl/>
-              <w:suppressLineNumbers w:val="0"/>
-              <w:snapToGrid w:val="0"/>
-              <w:spacing w:line="240" w:lineRule="auto"/>
-              <w:ind w:left="0" w:leftChars="0" w:right="0" w:rightChars="0" w:firstLine="0" w:firstLineChars="0"/>
-              <w:jc w:val="center"/>
-              <w:rPr>
-                <w:rFonts w:hint="default" w:ascii="Segoe UI" w:hAnsi="Segoe UI" w:eastAsia="Segoe UI" w:cs="Segoe UI"/>
-                <w:i w:val="0"/>
-                <w:iCs w:val="0"/>
-                <w:caps w:val="0"/>
-                <w:color w:val="0F1115"/>
-                <w:spacing w:val="0"/>
-                <w:sz w:val="18"/>
-                <w:szCs w:val="18"/>
-              </w:rPr>
-            </w:pPr>
-            <w:r>
-              <w:rPr>
-                <w:rFonts w:hint="default" w:ascii="Segoe UI" w:hAnsi="Segoe UI" w:eastAsia="Segoe UI" w:cs="Segoe UI"/>
-                <w:i w:val="0"/>
-                <w:iCs w:val="0"/>
-                <w:caps w:val="0"/>
-                <w:snapToGrid w:val="0"/>
-                <w:color w:val="000000"/>
-                <w:spacing w:val="0"/>
-                <w:kern w:val="0"/>
-                <w:sz w:val="18"/>
-                <w:szCs w:val="18"/>
-                <w:bdr w:val="none" w:color="auto" w:sz="0" w:space="0"/>
-                <w:lang w:val="en-US" w:eastAsia="zh-CN" w:bidi="ar"/>
-              </w:rPr>
-              <w:t>1</w:t>
-            </w:r>
-          </w:p>
-        </w:tc>
-        <w:tc>
-          <w:tcPr>
-            <w:tcW w:w="1530" w:type="dxa"/>
-            <w:tcBorders>
-              <w:top w:val="single" w:color="auto" w:sz="4" w:space="0"/>
-              <w:left w:val="single" w:color="auto" w:sz="4" w:space="0"/>
-              <w:bottom w:val="nil"/>
-              <w:right w:val="nil"/>
-            </w:tcBorders>
-            <w:shd w:val="clear" w:color="auto" w:fill="FFFFFF"/>
-            <w:noWrap w:val="0"/>
-            <w:tcMar>
-              <w:top w:w="120" w:type="dxa"/>
-              <w:left w:w="192" w:type="dxa"/>
-              <w:bottom w:w="120" w:type="dxa"/>
-              <w:right w:w="192" w:type="dxa"/>
-            </w:tcMar>
-            <w:vAlign w:val="center"/>
-          </w:tcPr>
-          <w:p>
-            <w:pPr>
-              <w:keepNext/>
-              <w:keepLines w:val="0"/>
-              <w:widowControl/>
-              <w:suppressLineNumbers w:val="0"/>
-              <w:snapToGrid w:val="0"/>
-              <w:spacing w:line="240" w:lineRule="auto"/>
-              <w:ind w:left="0" w:leftChars="0" w:right="0" w:rightChars="0" w:firstLine="0" w:firstLineChars="0"/>
-              <w:jc w:val="center"/>
-              <w:rPr>
-                <w:rFonts w:hint="default" w:ascii="Segoe UI" w:hAnsi="Segoe UI" w:eastAsia="Segoe UI" w:cs="Segoe UI"/>
-                <w:i w:val="0"/>
-                <w:iCs w:val="0"/>
-                <w:caps w:val="0"/>
-                <w:color w:val="0F1115"/>
-                <w:spacing w:val="0"/>
-                <w:sz w:val="18"/>
-                <w:szCs w:val="18"/>
-              </w:rPr>
-            </w:pPr>
-            <w:r>
-              <w:rPr>
-                <w:rStyle w:val="23"/>
-                <w:rFonts w:hint="default" w:ascii="Segoe UI" w:hAnsi="Segoe UI" w:eastAsia="Segoe UI" w:cs="Segoe UI"/>
-                <w:b/>
-                <w:bCs/>
-                <w:i w:val="0"/>
-                <w:iCs w:val="0"/>
-                <w:caps w:val="0"/>
-                <w:snapToGrid w:val="0"/>
-                <w:color w:val="000000"/>
-                <w:spacing w:val="0"/>
-                <w:kern w:val="0"/>
-                <w:sz w:val="18"/>
-                <w:szCs w:val="18"/>
-                <w:bdr w:val="none" w:color="auto" w:sz="0" w:space="0"/>
-                <w:lang w:val="en-US" w:eastAsia="zh-CN" w:bidi="ar"/>
-              </w:rPr>
-              <w:t>站点#12</w:t>
-            </w:r>
-            <w:r>
-              <w:rPr>
-                <w:rFonts w:hint="default" w:ascii="Segoe UI" w:hAnsi="Segoe UI" w:eastAsia="Segoe UI" w:cs="Segoe UI"/>
-                <w:i w:val="0"/>
-                <w:iCs w:val="0"/>
-                <w:caps w:val="0"/>
-                <w:snapToGrid w:val="0"/>
-                <w:color w:val="000000"/>
-                <w:spacing w:val="0"/>
-                <w:kern w:val="0"/>
-                <w:sz w:val="18"/>
-                <w:szCs w:val="18"/>
-                <w:bdr w:val="none" w:color="auto" w:sz="0" w:space="0"/>
-                <w:lang w:val="en-US" w:eastAsia="zh-CN" w:bidi="ar"/>
-              </w:rPr>
-              <w:t>：充电桩风扇有轻微异响。</w:t>
-            </w:r>
-          </w:p>
-        </w:tc>
-        <w:tc>
-          <w:tcPr>
-            <w:tcW w:w="630" w:type="dxa"/>
-            <w:tcBorders>
-              <w:top w:val="single" w:color="auto" w:sz="4" w:space="0"/>
-              <w:left w:val="single" w:color="auto" w:sz="4" w:space="0"/>
-              <w:bottom w:val="nil"/>
-              <w:right w:val="nil"/>
-            </w:tcBorders>
-            <w:shd w:val="clear" w:color="auto" w:fill="FFFFFF"/>
-            <w:noWrap w:val="0"/>
-            <w:tcMar>
-              <w:top w:w="120" w:type="dxa"/>
-              <w:left w:w="192" w:type="dxa"/>
-              <w:bottom w:w="120" w:type="dxa"/>
-              <w:right w:w="192" w:type="dxa"/>
-            </w:tcMar>
-            <w:vAlign w:val="center"/>
-          </w:tcPr>
-          <w:p>
-            <w:pPr>
-              <w:keepNext/>
-              <w:keepLines w:val="0"/>
-              <w:widowControl/>
-              <w:suppressLineNumbers w:val="0"/>
-              <w:snapToGrid w:val="0"/>
-              <w:spacing w:line="240" w:lineRule="auto"/>
-              <w:ind w:left="0" w:leftChars="0" w:right="0" w:rightChars="0" w:firstLine="0" w:firstLineChars="0"/>
-              <w:jc w:val="center"/>
-              <w:rPr>
-                <w:rFonts w:hint="default" w:ascii="Segoe UI" w:hAnsi="Segoe UI" w:eastAsia="Segoe UI" w:cs="Segoe UI"/>
-                <w:i w:val="0"/>
-                <w:iCs w:val="0"/>
-                <w:caps w:val="0"/>
-                <w:color w:val="0F1115"/>
-                <w:spacing w:val="0"/>
-                <w:sz w:val="18"/>
-                <w:szCs w:val="18"/>
-              </w:rPr>
-            </w:pPr>
-            <w:r>
-              <w:rPr>
-                <w:rStyle w:val="23"/>
-                <w:rFonts w:hint="default" w:ascii="Segoe UI" w:hAnsi="Segoe UI" w:eastAsia="Segoe UI" w:cs="Segoe UI"/>
-                <w:b/>
-                <w:bCs/>
-                <w:i w:val="0"/>
-                <w:iCs w:val="0"/>
-                <w:caps w:val="0"/>
-                <w:snapToGrid w:val="0"/>
-                <w:color w:val="000000"/>
-                <w:spacing w:val="0"/>
-                <w:kern w:val="0"/>
-                <w:sz w:val="18"/>
-                <w:szCs w:val="18"/>
-                <w:bdr w:val="none" w:color="auto" w:sz="0" w:space="0"/>
-                <w:lang w:val="en-US" w:eastAsia="zh-CN" w:bidi="ar"/>
-              </w:rPr>
-              <w:t>低</w:t>
-            </w:r>
-          </w:p>
-        </w:tc>
-        <w:tc>
-          <w:tcPr>
-            <w:tcW w:w="1890" w:type="dxa"/>
-            <w:tcBorders>
-              <w:top w:val="single" w:color="auto" w:sz="4" w:space="0"/>
-              <w:left w:val="single" w:color="auto" w:sz="4" w:space="0"/>
-              <w:bottom w:val="nil"/>
-              <w:right w:val="nil"/>
-            </w:tcBorders>
-            <w:shd w:val="clear" w:color="auto" w:fill="FFFFFF"/>
-            <w:noWrap w:val="0"/>
-            <w:tcMar>
-              <w:top w:w="120" w:type="dxa"/>
-              <w:left w:w="192" w:type="dxa"/>
-              <w:bottom w:w="120" w:type="dxa"/>
-              <w:right w:w="192" w:type="dxa"/>
-            </w:tcMar>
-            <w:vAlign w:val="center"/>
-          </w:tcPr>
-          <w:p>
-            <w:pPr>
-              <w:keepNext/>
-              <w:keepLines w:val="0"/>
-              <w:widowControl/>
-              <w:suppressLineNumbers w:val="0"/>
-              <w:snapToGrid w:val="0"/>
-              <w:spacing w:line="240" w:lineRule="auto"/>
-              <w:ind w:left="0" w:leftChars="0" w:right="0" w:rightChars="0" w:firstLine="0" w:firstLineChars="0"/>
-              <w:jc w:val="center"/>
-              <w:rPr>
-                <w:rFonts w:hint="default" w:ascii="Segoe UI" w:hAnsi="Segoe UI" w:eastAsia="Segoe UI" w:cs="Segoe UI"/>
-                <w:i w:val="0"/>
-                <w:iCs w:val="0"/>
-                <w:caps w:val="0"/>
-                <w:color w:val="0F1115"/>
-                <w:spacing w:val="0"/>
-                <w:sz w:val="18"/>
-                <w:szCs w:val="18"/>
-              </w:rPr>
-            </w:pPr>
-            <w:r>
-              <w:rPr>
-                <w:rFonts w:hint="default" w:ascii="Segoe UI" w:hAnsi="Segoe UI" w:eastAsia="Segoe UI" w:cs="Segoe UI"/>
-                <w:i w:val="0"/>
-                <w:iCs w:val="0"/>
-                <w:caps w:val="0"/>
-                <w:snapToGrid w:val="0"/>
-                <w:color w:val="000000"/>
-                <w:spacing w:val="0"/>
-                <w:kern w:val="0"/>
-                <w:sz w:val="18"/>
-                <w:szCs w:val="18"/>
-                <w:bdr w:val="none" w:color="auto" w:sz="0" w:space="0"/>
-                <w:lang w:val="en-US" w:eastAsia="zh-CN" w:bidi="ar"/>
-              </w:rPr>
-              <w:t>轴承磨损或灰尘。长期可能导致散热不良。</w:t>
-            </w:r>
-          </w:p>
-        </w:tc>
-        <w:tc>
-          <w:tcPr>
-            <w:tcW w:w="2610" w:type="dxa"/>
-            <w:tcBorders>
-              <w:top w:val="single" w:color="auto" w:sz="4" w:space="0"/>
-              <w:left w:val="single" w:color="auto" w:sz="4" w:space="0"/>
-              <w:bottom w:val="nil"/>
-              <w:right w:val="nil"/>
-            </w:tcBorders>
-            <w:shd w:val="clear" w:color="auto" w:fill="FFFFFF"/>
-            <w:noWrap w:val="0"/>
-            <w:tcMar>
-              <w:top w:w="120" w:type="dxa"/>
-              <w:left w:w="192" w:type="dxa"/>
-              <w:bottom w:w="120" w:type="dxa"/>
-              <w:right w:w="192" w:type="dxa"/>
-            </w:tcMar>
-            <w:vAlign w:val="center"/>
-          </w:tcPr>
-          <w:p>
-            <w:pPr>
-              <w:keepNext/>
-              <w:keepLines w:val="0"/>
-              <w:widowControl/>
-              <w:suppressLineNumbers w:val="0"/>
-              <w:snapToGrid w:val="0"/>
-              <w:spacing w:line="240" w:lineRule="auto"/>
-              <w:ind w:left="0" w:leftChars="0" w:right="0" w:rightChars="0" w:firstLine="0" w:firstLineChars="0"/>
-              <w:jc w:val="left"/>
-              <w:rPr>
-                <w:rFonts w:hint="default" w:ascii="Segoe UI" w:hAnsi="Segoe UI" w:eastAsia="Segoe UI" w:cs="Segoe UI"/>
-                <w:i w:val="0"/>
-                <w:iCs w:val="0"/>
-                <w:caps w:val="0"/>
-                <w:color w:val="0F1115"/>
-                <w:spacing w:val="0"/>
-                <w:sz w:val="18"/>
-                <w:szCs w:val="18"/>
-              </w:rPr>
-            </w:pPr>
-            <w:r>
-              <w:rPr>
-                <w:rFonts w:hint="default" w:ascii="Segoe UI" w:hAnsi="Segoe UI" w:eastAsia="Segoe UI" w:cs="Segoe UI"/>
-                <w:i w:val="0"/>
-                <w:iCs w:val="0"/>
-                <w:caps w:val="0"/>
-                <w:snapToGrid w:val="0"/>
-                <w:color w:val="000000"/>
-                <w:spacing w:val="0"/>
-                <w:kern w:val="0"/>
-                <w:sz w:val="18"/>
-                <w:szCs w:val="18"/>
-                <w:bdr w:val="none" w:color="auto" w:sz="0" w:space="0"/>
-                <w:lang w:val="en-US" w:eastAsia="zh-CN" w:bidi="ar"/>
-              </w:rPr>
-              <w:t>清洁风扇，持续观察。如下次巡检异响增大，则安排更换。</w:t>
-            </w:r>
-          </w:p>
-        </w:tc>
-        <w:tc>
-          <w:tcPr>
-            <w:tcW w:w="990" w:type="dxa"/>
-            <w:tcBorders>
-              <w:top w:val="single" w:color="auto" w:sz="4" w:space="0"/>
-              <w:left w:val="single" w:color="auto" w:sz="4" w:space="0"/>
-              <w:bottom w:val="nil"/>
-              <w:right w:val="nil"/>
-            </w:tcBorders>
-            <w:shd w:val="clear" w:color="auto" w:fill="FFFFFF"/>
-            <w:noWrap w:val="0"/>
-            <w:tcMar>
-              <w:top w:w="120" w:type="dxa"/>
-              <w:left w:w="192" w:type="dxa"/>
-              <w:bottom w:w="120" w:type="dxa"/>
-              <w:right w:w="192" w:type="dxa"/>
-            </w:tcMar>
-            <w:vAlign w:val="center"/>
-          </w:tcPr>
-          <w:p>
-            <w:pPr>
-              <w:keepNext/>
-              <w:keepLines w:val="0"/>
-              <w:widowControl/>
-              <w:suppressLineNumbers w:val="0"/>
-              <w:snapToGrid w:val="0"/>
-              <w:spacing w:line="240" w:lineRule="auto"/>
-              <w:ind w:left="0" w:leftChars="0" w:right="0" w:rightChars="0" w:firstLine="0" w:firstLineChars="0"/>
-              <w:jc w:val="left"/>
-              <w:rPr>
-                <w:rFonts w:hint="default" w:ascii="Segoe UI" w:hAnsi="Segoe UI" w:eastAsia="Segoe UI" w:cs="Segoe UI"/>
-                <w:i w:val="0"/>
-                <w:iCs w:val="0"/>
-                <w:caps w:val="0"/>
-                <w:color w:val="0F1115"/>
-                <w:spacing w:val="0"/>
-                <w:sz w:val="18"/>
-                <w:szCs w:val="18"/>
-              </w:rPr>
-            </w:pPr>
-            <w:r>
-              <w:rPr>
-                <w:rFonts w:hint="default" w:ascii="Segoe UI" w:hAnsi="Segoe UI" w:eastAsia="Segoe UI" w:cs="Segoe UI"/>
-                <w:i w:val="0"/>
-                <w:iCs w:val="0"/>
-                <w:caps w:val="0"/>
-                <w:snapToGrid w:val="0"/>
-                <w:color w:val="000000"/>
-                <w:spacing w:val="0"/>
-                <w:kern w:val="0"/>
-                <w:sz w:val="18"/>
-                <w:szCs w:val="18"/>
-                <w:bdr w:val="none" w:color="auto" w:sz="0" w:space="0"/>
-                <w:lang w:val="en-US" w:eastAsia="zh-CN" w:bidi="ar"/>
-              </w:rPr>
-              <w:t>运维实施工程师</w:t>
-            </w:r>
-          </w:p>
-        </w:tc>
-        <w:tc>
-          <w:tcPr>
-            <w:tcW w:w="990" w:type="dxa"/>
-            <w:tcBorders>
-              <w:top w:val="single" w:color="auto" w:sz="4" w:space="0"/>
-              <w:left w:val="single" w:color="auto" w:sz="4" w:space="0"/>
-              <w:bottom w:val="nil"/>
-              <w:right w:val="single" w:color="auto" w:sz="12" w:space="0"/>
-            </w:tcBorders>
-            <w:shd w:val="clear" w:color="auto" w:fill="FFFFFF"/>
-            <w:noWrap w:val="0"/>
-            <w:tcMar>
-              <w:top w:w="120" w:type="dxa"/>
-              <w:left w:w="192" w:type="dxa"/>
-              <w:bottom w:w="120" w:type="dxa"/>
-              <w:right w:w="-1" w:type="dxa"/>
-            </w:tcMar>
-            <w:vAlign w:val="center"/>
-          </w:tcPr>
-          <w:p>
-            <w:pPr>
-              <w:keepNext/>
-              <w:keepLines w:val="0"/>
-              <w:widowControl/>
-              <w:suppressLineNumbers w:val="0"/>
-              <w:snapToGrid w:val="0"/>
-              <w:spacing w:line="240" w:lineRule="auto"/>
-              <w:ind w:left="0" w:leftChars="0" w:right="0" w:rightChars="0" w:firstLine="0" w:firstLineChars="0"/>
-              <w:jc w:val="left"/>
-              <w:rPr>
-                <w:rFonts w:hint="default" w:ascii="Segoe UI" w:hAnsi="Segoe UI" w:eastAsia="Segoe UI" w:cs="Segoe UI"/>
-                <w:i w:val="0"/>
-                <w:iCs w:val="0"/>
-                <w:caps w:val="0"/>
-                <w:color w:val="0F1115"/>
-                <w:spacing w:val="0"/>
-                <w:sz w:val="18"/>
-                <w:szCs w:val="18"/>
-              </w:rPr>
-            </w:pPr>
-            <w:r>
-              <w:rPr>
-                <w:rFonts w:hint="default" w:ascii="Segoe UI" w:hAnsi="Segoe UI" w:eastAsia="Segoe UI" w:cs="Segoe UI"/>
-                <w:i w:val="0"/>
-                <w:iCs w:val="0"/>
-                <w:caps w:val="0"/>
-                <w:snapToGrid w:val="0"/>
-                <w:color w:val="000000"/>
-                <w:spacing w:val="0"/>
-                <w:kern w:val="0"/>
-                <w:sz w:val="18"/>
-                <w:szCs w:val="18"/>
-                <w:bdr w:val="none" w:color="auto" w:sz="0" w:space="0"/>
-                <w:lang w:val="en-US" w:eastAsia="zh-CN" w:bidi="ar"/>
-              </w:rPr>
-              <w:t>202</w:t>
-            </w:r>
-            <w:r>
-              <w:rPr>
-                <w:rFonts w:hint="eastAsia" w:ascii="Segoe UI" w:hAnsi="Segoe UI" w:eastAsia="Segoe UI" w:cs="Segoe UI"/>
-                <w:i w:val="0"/>
-                <w:iCs w:val="0"/>
-                <w:caps w:val="0"/>
-                <w:snapToGrid w:val="0"/>
-                <w:color w:val="000000"/>
-                <w:spacing w:val="0"/>
-                <w:kern w:val="0"/>
-                <w:sz w:val="18"/>
-                <w:szCs w:val="18"/>
-                <w:bdr w:val="none" w:color="auto" w:sz="0" w:space="0"/>
-                <w:lang w:val="en-US" w:eastAsia="zh-CN" w:bidi="ar"/>
-              </w:rPr>
-              <w:t>6</w:t>
-            </w:r>
-            <w:r>
-              <w:rPr>
-                <w:rFonts w:hint="default" w:ascii="Segoe UI" w:hAnsi="Segoe UI" w:eastAsia="Segoe UI" w:cs="Segoe UI"/>
-                <w:i w:val="0"/>
-                <w:iCs w:val="0"/>
-                <w:caps w:val="0"/>
-                <w:snapToGrid w:val="0"/>
-                <w:color w:val="000000"/>
-                <w:spacing w:val="0"/>
-                <w:kern w:val="0"/>
-                <w:sz w:val="18"/>
-                <w:szCs w:val="18"/>
-                <w:bdr w:val="none" w:color="auto" w:sz="0" w:space="0"/>
-                <w:lang w:val="en-US" w:eastAsia="zh-CN" w:bidi="ar"/>
-              </w:rPr>
-              <w:t>年</w:t>
-            </w:r>
-            <w:r>
-              <w:rPr>
-                <w:rFonts w:hint="eastAsia" w:ascii="Segoe UI" w:hAnsi="Segoe UI" w:eastAsia="Segoe UI" w:cs="Segoe UI"/>
-                <w:i w:val="0"/>
-                <w:iCs w:val="0"/>
-                <w:caps w:val="0"/>
-                <w:snapToGrid w:val="0"/>
-                <w:color w:val="000000"/>
-                <w:spacing w:val="0"/>
-                <w:kern w:val="0"/>
-                <w:sz w:val="18"/>
-                <w:szCs w:val="18"/>
-                <w:bdr w:val="none" w:color="auto" w:sz="0" w:space="0"/>
-                <w:lang w:val="en-US" w:eastAsia="zh-CN" w:bidi="ar"/>
-              </w:rPr>
-              <w:t>2</w:t>
-            </w:r>
-            <w:r>
-              <w:rPr>
-                <w:rFonts w:hint="default" w:ascii="Segoe UI" w:hAnsi="Segoe UI" w:eastAsia="Segoe UI" w:cs="Segoe UI"/>
-                <w:i w:val="0"/>
-                <w:iCs w:val="0"/>
-                <w:caps w:val="0"/>
-                <w:snapToGrid w:val="0"/>
-                <w:color w:val="000000"/>
-                <w:spacing w:val="0"/>
-                <w:kern w:val="0"/>
-                <w:sz w:val="18"/>
-                <w:szCs w:val="18"/>
-                <w:bdr w:val="none" w:color="auto" w:sz="0" w:space="0"/>
-                <w:lang w:val="en-US" w:eastAsia="zh-CN" w:bidi="ar"/>
-              </w:rPr>
-              <w:t>月（下次巡检前）</w:t>
-            </w:r>
-          </w:p>
-        </w:tc>
-      </w:tr>
-      <w:tr>
-        <w:tblPrEx>
-          <w:tblBorders>
-            <w:top w:val="none" w:color="auto" w:sz="0" w:space="0"/>
-            <w:left w:val="none" w:color="auto" w:sz="0" w:space="0"/>
-            <w:bottom w:val="none" w:color="auto" w:sz="0" w:space="0"/>
-            <w:right w:val="none" w:color="auto" w:sz="0" w:space="0"/>
-            <w:insideH w:val="none" w:color="auto" w:sz="0" w:space="0"/>
-            <w:insideV w:val="none" w:color="auto" w:sz="0" w:space="0"/>
-          </w:tblBorders>
-          <w:tblCellMar>
-            <w:top w:w="15" w:type="dxa"/>
-            <w:left w:w="15" w:type="dxa"/>
-            <w:bottom w:w="15" w:type="dxa"/>
-            <w:right w:w="15" w:type="dxa"/>
-          </w:tblCellMar>
-        </w:tblPrEx>
-        <w:trPr>
-          <w:trHeight w:val="0" w:hRule="atLeast"/>
-          <w:jc w:val="center"/>
-        </w:trPr>
-        <w:tc>
-          <w:tcPr>
-            <w:tcW w:w="511" w:type="dxa"/>
-            <w:tcBorders>
-              <w:top w:val="single" w:color="auto" w:sz="4" w:space="0"/>
-              <w:left w:val="single" w:color="auto" w:sz="12" w:space="0"/>
-              <w:bottom w:val="nil"/>
-              <w:right w:val="nil"/>
-            </w:tcBorders>
-            <w:shd w:val="clear" w:color="auto" w:fill="FFFFFF"/>
-            <w:noWrap w:val="0"/>
-            <w:tcMar>
-              <w:top w:w="120" w:type="dxa"/>
-              <w:left w:w="-1" w:type="dxa"/>
-              <w:bottom w:w="120" w:type="dxa"/>
-              <w:right w:w="192" w:type="dxa"/>
-            </w:tcMar>
-            <w:vAlign w:val="center"/>
-          </w:tcPr>
-          <w:p>
-            <w:pPr>
-              <w:keepNext/>
-              <w:keepLines w:val="0"/>
-              <w:widowControl/>
-              <w:suppressLineNumbers w:val="0"/>
-              <w:snapToGrid w:val="0"/>
-              <w:spacing w:line="240" w:lineRule="auto"/>
-              <w:ind w:left="0" w:leftChars="0" w:right="0" w:rightChars="0" w:firstLine="0" w:firstLineChars="0"/>
-              <w:jc w:val="center"/>
-              <w:rPr>
-                <w:rFonts w:hint="default" w:ascii="Segoe UI" w:hAnsi="Segoe UI" w:eastAsia="Segoe UI" w:cs="Segoe UI"/>
-                <w:i w:val="0"/>
-                <w:iCs w:val="0"/>
-                <w:caps w:val="0"/>
-                <w:color w:val="0F1115"/>
-                <w:spacing w:val="0"/>
-                <w:sz w:val="18"/>
-                <w:szCs w:val="18"/>
-              </w:rPr>
-            </w:pPr>
-            <w:r>
-              <w:rPr>
-                <w:rFonts w:hint="default" w:ascii="Segoe UI" w:hAnsi="Segoe UI" w:eastAsia="Segoe UI" w:cs="Segoe UI"/>
-                <w:i w:val="0"/>
-                <w:iCs w:val="0"/>
-                <w:caps w:val="0"/>
-                <w:snapToGrid w:val="0"/>
-                <w:color w:val="000000"/>
-                <w:spacing w:val="0"/>
-                <w:kern w:val="0"/>
-                <w:sz w:val="18"/>
-                <w:szCs w:val="18"/>
-                <w:bdr w:val="none" w:color="auto" w:sz="0" w:space="0"/>
-                <w:lang w:val="en-US" w:eastAsia="zh-CN" w:bidi="ar"/>
-              </w:rPr>
-              <w:t>2</w:t>
-            </w:r>
-          </w:p>
-        </w:tc>
-        <w:tc>
-          <w:tcPr>
-            <w:tcW w:w="1530" w:type="dxa"/>
-            <w:tcBorders>
-              <w:top w:val="single" w:color="auto" w:sz="4" w:space="0"/>
-              <w:left w:val="single" w:color="auto" w:sz="4" w:space="0"/>
-              <w:bottom w:val="nil"/>
-              <w:right w:val="nil"/>
-            </w:tcBorders>
-            <w:shd w:val="clear" w:color="auto" w:fill="FFFFFF"/>
-            <w:noWrap w:val="0"/>
-            <w:tcMar>
-              <w:top w:w="120" w:type="dxa"/>
-              <w:left w:w="192" w:type="dxa"/>
-              <w:bottom w:w="120" w:type="dxa"/>
-              <w:right w:w="192" w:type="dxa"/>
-            </w:tcMar>
-            <w:vAlign w:val="center"/>
-          </w:tcPr>
-          <w:p>
-            <w:pPr>
-              <w:keepNext/>
-              <w:keepLines w:val="0"/>
-              <w:widowControl/>
-              <w:suppressLineNumbers w:val="0"/>
-              <w:snapToGrid w:val="0"/>
-              <w:spacing w:line="240" w:lineRule="auto"/>
-              <w:ind w:left="0" w:leftChars="0" w:right="0" w:rightChars="0" w:firstLine="0" w:firstLineChars="0"/>
-              <w:jc w:val="center"/>
-              <w:rPr>
-                <w:rFonts w:hint="default" w:ascii="Segoe UI" w:hAnsi="Segoe UI" w:eastAsia="Segoe UI" w:cs="Segoe UI"/>
-                <w:i w:val="0"/>
-                <w:iCs w:val="0"/>
-                <w:caps w:val="0"/>
-                <w:color w:val="0F1115"/>
-                <w:spacing w:val="0"/>
-                <w:sz w:val="18"/>
-                <w:szCs w:val="18"/>
-              </w:rPr>
-            </w:pPr>
-            <w:r>
-              <w:rPr>
-                <w:rStyle w:val="23"/>
-                <w:rFonts w:hint="default" w:ascii="Segoe UI" w:hAnsi="Segoe UI" w:eastAsia="Segoe UI" w:cs="Segoe UI"/>
-                <w:b/>
-                <w:bCs/>
-                <w:i w:val="0"/>
-                <w:iCs w:val="0"/>
-                <w:caps w:val="0"/>
-                <w:snapToGrid w:val="0"/>
-                <w:color w:val="000000"/>
-                <w:spacing w:val="0"/>
-                <w:kern w:val="0"/>
-                <w:sz w:val="18"/>
-                <w:szCs w:val="18"/>
-                <w:bdr w:val="none" w:color="auto" w:sz="0" w:space="0"/>
-                <w:lang w:val="en-US" w:eastAsia="zh-CN" w:bidi="ar"/>
-              </w:rPr>
-              <w:t>站点#12</w:t>
-            </w:r>
-            <w:r>
-              <w:rPr>
-                <w:rFonts w:hint="default" w:ascii="Segoe UI" w:hAnsi="Segoe UI" w:eastAsia="Segoe UI" w:cs="Segoe UI"/>
-                <w:i w:val="0"/>
-                <w:iCs w:val="0"/>
-                <w:caps w:val="0"/>
-                <w:snapToGrid w:val="0"/>
-                <w:color w:val="000000"/>
-                <w:spacing w:val="0"/>
-                <w:kern w:val="0"/>
-                <w:sz w:val="18"/>
-                <w:szCs w:val="18"/>
-                <w:bdr w:val="none" w:color="auto" w:sz="0" w:space="0"/>
-                <w:lang w:val="en-US" w:eastAsia="zh-CN" w:bidi="ar"/>
-              </w:rPr>
-              <w:t>：枪线有轻度磨损。</w:t>
-            </w:r>
-          </w:p>
-        </w:tc>
-        <w:tc>
-          <w:tcPr>
-            <w:tcW w:w="630" w:type="dxa"/>
-            <w:tcBorders>
-              <w:top w:val="single" w:color="auto" w:sz="4" w:space="0"/>
-              <w:left w:val="single" w:color="auto" w:sz="4" w:space="0"/>
-              <w:bottom w:val="nil"/>
-              <w:right w:val="nil"/>
-            </w:tcBorders>
-            <w:shd w:val="clear" w:color="auto" w:fill="FFFFFF"/>
-            <w:noWrap w:val="0"/>
-            <w:tcMar>
-              <w:top w:w="120" w:type="dxa"/>
-              <w:left w:w="192" w:type="dxa"/>
-              <w:bottom w:w="120" w:type="dxa"/>
-              <w:right w:w="192" w:type="dxa"/>
-            </w:tcMar>
-            <w:vAlign w:val="center"/>
-          </w:tcPr>
-          <w:p>
-            <w:pPr>
-              <w:keepNext/>
-              <w:keepLines w:val="0"/>
-              <w:widowControl/>
-              <w:suppressLineNumbers w:val="0"/>
-              <w:snapToGrid w:val="0"/>
-              <w:spacing w:line="240" w:lineRule="auto"/>
-              <w:ind w:left="0" w:leftChars="0" w:right="0" w:rightChars="0" w:firstLine="0" w:firstLineChars="0"/>
-              <w:jc w:val="center"/>
-              <w:rPr>
-                <w:rFonts w:hint="default" w:ascii="Segoe UI" w:hAnsi="Segoe UI" w:eastAsia="Segoe UI" w:cs="Segoe UI"/>
-                <w:i w:val="0"/>
-                <w:iCs w:val="0"/>
-                <w:caps w:val="0"/>
-                <w:color w:val="0F1115"/>
-                <w:spacing w:val="0"/>
-                <w:sz w:val="18"/>
-                <w:szCs w:val="18"/>
-              </w:rPr>
-            </w:pPr>
-            <w:r>
-              <w:rPr>
-                <w:rStyle w:val="23"/>
-                <w:rFonts w:hint="default" w:ascii="Segoe UI" w:hAnsi="Segoe UI" w:eastAsia="Segoe UI" w:cs="Segoe UI"/>
-                <w:b/>
-                <w:bCs/>
-                <w:i w:val="0"/>
-                <w:iCs w:val="0"/>
-                <w:caps w:val="0"/>
-                <w:snapToGrid w:val="0"/>
-                <w:color w:val="000000"/>
-                <w:spacing w:val="0"/>
-                <w:kern w:val="0"/>
-                <w:sz w:val="18"/>
-                <w:szCs w:val="18"/>
-                <w:bdr w:val="none" w:color="auto" w:sz="0" w:space="0"/>
-                <w:lang w:val="en-US" w:eastAsia="zh-CN" w:bidi="ar"/>
-              </w:rPr>
-              <w:t>低</w:t>
-            </w:r>
-          </w:p>
-        </w:tc>
-        <w:tc>
-          <w:tcPr>
-            <w:tcW w:w="1890" w:type="dxa"/>
-            <w:tcBorders>
-              <w:top w:val="single" w:color="auto" w:sz="4" w:space="0"/>
-              <w:left w:val="single" w:color="auto" w:sz="4" w:space="0"/>
-              <w:bottom w:val="nil"/>
-              <w:right w:val="nil"/>
-            </w:tcBorders>
-            <w:shd w:val="clear" w:color="auto" w:fill="FFFFFF"/>
-            <w:noWrap w:val="0"/>
-            <w:tcMar>
-              <w:top w:w="120" w:type="dxa"/>
-              <w:left w:w="192" w:type="dxa"/>
-              <w:bottom w:w="120" w:type="dxa"/>
-              <w:right w:w="192" w:type="dxa"/>
-            </w:tcMar>
-            <w:vAlign w:val="center"/>
-          </w:tcPr>
-          <w:p>
-            <w:pPr>
-              <w:keepNext/>
-              <w:keepLines w:val="0"/>
-              <w:widowControl/>
-              <w:suppressLineNumbers w:val="0"/>
-              <w:snapToGrid w:val="0"/>
-              <w:spacing w:line="240" w:lineRule="auto"/>
-              <w:ind w:left="0" w:leftChars="0" w:right="0" w:rightChars="0" w:firstLine="0" w:firstLineChars="0"/>
-              <w:jc w:val="center"/>
-              <w:rPr>
-                <w:rFonts w:hint="default" w:ascii="Segoe UI" w:hAnsi="Segoe UI" w:eastAsia="Segoe UI" w:cs="Segoe UI"/>
-                <w:i w:val="0"/>
-                <w:iCs w:val="0"/>
-                <w:caps w:val="0"/>
-                <w:color w:val="0F1115"/>
-                <w:spacing w:val="0"/>
-                <w:sz w:val="18"/>
-                <w:szCs w:val="18"/>
-              </w:rPr>
-            </w:pPr>
-            <w:r>
-              <w:rPr>
-                <w:rFonts w:hint="default" w:ascii="Segoe UI" w:hAnsi="Segoe UI" w:eastAsia="Segoe UI" w:cs="Segoe UI"/>
-                <w:i w:val="0"/>
-                <w:iCs w:val="0"/>
-                <w:caps w:val="0"/>
-                <w:snapToGrid w:val="0"/>
-                <w:color w:val="000000"/>
-                <w:spacing w:val="0"/>
-                <w:kern w:val="0"/>
-                <w:sz w:val="18"/>
-                <w:szCs w:val="18"/>
-                <w:bdr w:val="none" w:color="auto" w:sz="0" w:space="0"/>
-                <w:lang w:val="en-US" w:eastAsia="zh-CN" w:bidi="ar"/>
-              </w:rPr>
-              <w:t>日常使用磨损。存在潜在绝缘风险。</w:t>
-            </w:r>
-          </w:p>
-        </w:tc>
-        <w:tc>
-          <w:tcPr>
-            <w:tcW w:w="2610" w:type="dxa"/>
-            <w:tcBorders>
-              <w:top w:val="single" w:color="auto" w:sz="4" w:space="0"/>
-              <w:left w:val="single" w:color="auto" w:sz="4" w:space="0"/>
-              <w:bottom w:val="nil"/>
-              <w:right w:val="nil"/>
-            </w:tcBorders>
-            <w:shd w:val="clear" w:color="auto" w:fill="FFFFFF"/>
-            <w:noWrap w:val="0"/>
-            <w:tcMar>
-              <w:top w:w="120" w:type="dxa"/>
-              <w:left w:w="192" w:type="dxa"/>
-              <w:bottom w:w="120" w:type="dxa"/>
-              <w:right w:w="192" w:type="dxa"/>
-            </w:tcMar>
-            <w:vAlign w:val="center"/>
-          </w:tcPr>
-          <w:p>
-            <w:pPr>
-              <w:keepNext/>
-              <w:keepLines w:val="0"/>
-              <w:widowControl/>
-              <w:suppressLineNumbers w:val="0"/>
-              <w:snapToGrid w:val="0"/>
-              <w:spacing w:line="240" w:lineRule="auto"/>
-              <w:ind w:left="0" w:leftChars="0" w:right="0" w:rightChars="0" w:firstLine="0" w:firstLineChars="0"/>
-              <w:jc w:val="left"/>
-              <w:rPr>
-                <w:rFonts w:hint="default" w:ascii="Segoe UI" w:hAnsi="Segoe UI" w:eastAsia="Segoe UI" w:cs="Segoe UI"/>
-                <w:i w:val="0"/>
-                <w:iCs w:val="0"/>
-                <w:caps w:val="0"/>
-                <w:color w:val="0F1115"/>
-                <w:spacing w:val="0"/>
-                <w:sz w:val="18"/>
-                <w:szCs w:val="18"/>
-              </w:rPr>
-            </w:pPr>
-            <w:r>
-              <w:rPr>
-                <w:rFonts w:hint="default" w:ascii="Segoe UI" w:hAnsi="Segoe UI" w:eastAsia="Segoe UI" w:cs="Segoe UI"/>
-                <w:i w:val="0"/>
-                <w:iCs w:val="0"/>
-                <w:caps w:val="0"/>
-                <w:snapToGrid w:val="0"/>
-                <w:color w:val="000000"/>
-                <w:spacing w:val="0"/>
-                <w:kern w:val="0"/>
-                <w:sz w:val="18"/>
-                <w:szCs w:val="18"/>
-                <w:bdr w:val="none" w:color="auto" w:sz="0" w:space="0"/>
-                <w:lang w:val="en-US" w:eastAsia="zh-CN" w:bidi="ar"/>
-              </w:rPr>
-              <w:t>加强该站点枪线的目视检查频次，纳入重点观察对象。</w:t>
-            </w:r>
-          </w:p>
-        </w:tc>
-        <w:tc>
-          <w:tcPr>
-            <w:tcW w:w="990" w:type="dxa"/>
-            <w:tcBorders>
-              <w:top w:val="single" w:color="auto" w:sz="4" w:space="0"/>
-              <w:left w:val="single" w:color="auto" w:sz="4" w:space="0"/>
-              <w:bottom w:val="nil"/>
-              <w:right w:val="nil"/>
-            </w:tcBorders>
-            <w:shd w:val="clear" w:color="auto" w:fill="FFFFFF"/>
-            <w:noWrap w:val="0"/>
-            <w:tcMar>
-              <w:top w:w="120" w:type="dxa"/>
-              <w:left w:w="192" w:type="dxa"/>
-              <w:bottom w:w="120" w:type="dxa"/>
-              <w:right w:w="192" w:type="dxa"/>
-            </w:tcMar>
-            <w:vAlign w:val="center"/>
-          </w:tcPr>
-          <w:p>
-            <w:pPr>
-              <w:keepNext/>
-              <w:keepLines w:val="0"/>
-              <w:widowControl/>
-              <w:suppressLineNumbers w:val="0"/>
-              <w:snapToGrid w:val="0"/>
-              <w:spacing w:line="240" w:lineRule="auto"/>
-              <w:ind w:left="0" w:leftChars="0" w:right="0" w:rightChars="0" w:firstLine="0" w:firstLineChars="0"/>
-              <w:jc w:val="left"/>
-              <w:rPr>
-                <w:rFonts w:hint="default" w:ascii="Segoe UI" w:hAnsi="Segoe UI" w:eastAsia="Segoe UI" w:cs="Segoe UI"/>
-                <w:i w:val="0"/>
-                <w:iCs w:val="0"/>
-                <w:caps w:val="0"/>
-                <w:color w:val="0F1115"/>
-                <w:spacing w:val="0"/>
-                <w:sz w:val="18"/>
-                <w:szCs w:val="18"/>
-              </w:rPr>
-            </w:pPr>
-            <w:r>
-              <w:rPr>
-                <w:rFonts w:hint="default" w:ascii="Segoe UI" w:hAnsi="Segoe UI" w:eastAsia="Segoe UI" w:cs="Segoe UI"/>
-                <w:i w:val="0"/>
-                <w:iCs w:val="0"/>
-                <w:caps w:val="0"/>
-                <w:snapToGrid w:val="0"/>
-                <w:color w:val="000000"/>
-                <w:spacing w:val="0"/>
-                <w:kern w:val="0"/>
-                <w:sz w:val="18"/>
-                <w:szCs w:val="18"/>
-                <w:bdr w:val="none" w:color="auto" w:sz="0" w:space="0"/>
-                <w:lang w:val="en-US" w:eastAsia="zh-CN" w:bidi="ar"/>
-              </w:rPr>
-              <w:t>运维实施工程师</w:t>
-            </w:r>
-          </w:p>
-        </w:tc>
-        <w:tc>
-          <w:tcPr>
-            <w:tcW w:w="990" w:type="dxa"/>
-            <w:tcBorders>
-              <w:top w:val="single" w:color="auto" w:sz="4" w:space="0"/>
-              <w:left w:val="single" w:color="auto" w:sz="4" w:space="0"/>
-              <w:bottom w:val="nil"/>
-              <w:right w:val="single" w:color="auto" w:sz="12" w:space="0"/>
-            </w:tcBorders>
-            <w:shd w:val="clear" w:color="auto" w:fill="FFFFFF"/>
-            <w:noWrap w:val="0"/>
-            <w:tcMar>
-              <w:top w:w="120" w:type="dxa"/>
-              <w:left w:w="192" w:type="dxa"/>
-              <w:bottom w:w="120" w:type="dxa"/>
-              <w:right w:w="-1" w:type="dxa"/>
-            </w:tcMar>
-            <w:vAlign w:val="center"/>
-          </w:tcPr>
-          <w:p>
-            <w:pPr>
-              <w:keepNext/>
-              <w:keepLines w:val="0"/>
-              <w:widowControl/>
-              <w:suppressLineNumbers w:val="0"/>
-              <w:snapToGrid w:val="0"/>
-              <w:spacing w:line="240" w:lineRule="auto"/>
-              <w:ind w:left="0" w:leftChars="0" w:right="0" w:rightChars="0" w:firstLine="0" w:firstLineChars="0"/>
-              <w:jc w:val="left"/>
-              <w:rPr>
-                <w:rFonts w:hint="default" w:ascii="Segoe UI" w:hAnsi="Segoe UI" w:eastAsia="Segoe UI" w:cs="Segoe UI"/>
-                <w:i w:val="0"/>
-                <w:iCs w:val="0"/>
-                <w:caps w:val="0"/>
-                <w:color w:val="0F1115"/>
-                <w:spacing w:val="0"/>
-                <w:sz w:val="18"/>
-                <w:szCs w:val="18"/>
-              </w:rPr>
-            </w:pPr>
-            <w:r>
-              <w:rPr>
-                <w:rFonts w:hint="default" w:ascii="Segoe UI" w:hAnsi="Segoe UI" w:eastAsia="Segoe UI" w:cs="Segoe UI"/>
-                <w:i w:val="0"/>
-                <w:iCs w:val="0"/>
-                <w:caps w:val="0"/>
-                <w:snapToGrid w:val="0"/>
-                <w:color w:val="000000"/>
-                <w:spacing w:val="0"/>
-                <w:kern w:val="0"/>
-                <w:sz w:val="18"/>
-                <w:szCs w:val="18"/>
-                <w:bdr w:val="none" w:color="auto" w:sz="0" w:space="0"/>
-                <w:lang w:val="en-US" w:eastAsia="zh-CN" w:bidi="ar"/>
-              </w:rPr>
-              <w:t>持续观察</w:t>
             </w:r>
           </w:p>
         </w:tc>
@@ -17238,10 +16043,9 @@
                 <w:kern w:val="0"/>
                 <w:sz w:val="18"/>
                 <w:szCs w:val="18"/>
-                <w:bdr w:val="none" w:color="auto" w:sz="0" w:space="0"/>
-                <w:lang w:val="en-US" w:eastAsia="zh-CN" w:bidi="ar"/>
-              </w:rPr>
-              <w:t>3</w:t>
+                <w:lang w:val="en-US" w:eastAsia="zh-CN" w:bidi="ar"/>
+              </w:rPr>
+              <w:t>1</w:t>
             </w:r>
           </w:p>
         </w:tc>
@@ -17300,27 +16104,25 @@
                 <w:kern w:val="0"/>
                 <w:sz w:val="18"/>
                 <w:szCs w:val="18"/>
-                <w:bdr w:val="none" w:color="auto" w:sz="0" w:space="0"/>
-                <w:lang w:val="en-US" w:eastAsia="zh-CN" w:bidi="ar"/>
-              </w:rPr>
-              <w:t>站点#23</w:t>
-            </w:r>
-            <w:r>
-              <w:rPr>
-                <w:rFonts w:hint="default" w:ascii="Segoe UI" w:hAnsi="Segoe UI" w:eastAsia="Segoe UI" w:cs="Segoe UI"/>
-                <w:i w:val="0"/>
-                <w:iCs w:val="0"/>
-                <w:caps w:val="0"/>
-                <w:snapToGrid w:val="0"/>
-                <w:color w:val="000000"/>
-                <w:spacing w:val="0"/>
-                <w:kern w:val="0"/>
-                <w:sz w:val="18"/>
-                <w:szCs w:val="18"/>
-                <w:bdr w:val="none" w:color="auto" w:sz="0" w:space="0"/>
-                <w:lang w:val="en-US" w:eastAsia="zh-CN" w:bidi="ar"/>
-              </w:rPr>
-              <w:t>：配电箱内发现轻微水汽。</w:t>
+                <w:lang w:val="en-US" w:eastAsia="zh-CN" w:bidi="ar"/>
+              </w:rPr>
+              <w:t>站点#12</w:t>
+            </w:r>
+            <w:r>
+              <w:rPr>
+                <w:rFonts w:hint="default" w:ascii="Segoe UI" w:hAnsi="Segoe UI" w:eastAsia="Segoe UI" w:cs="Segoe UI"/>
+                <w:i w:val="0"/>
+                <w:iCs w:val="0"/>
+                <w:caps w:val="0"/>
+                <w:snapToGrid w:val="0"/>
+                <w:color w:val="000000"/>
+                <w:spacing w:val="0"/>
+                <w:kern w:val="0"/>
+                <w:sz w:val="18"/>
+                <w:szCs w:val="18"/>
+                <w:lang w:val="en-US" w:eastAsia="zh-CN" w:bidi="ar"/>
+              </w:rPr>
+              <w:t>：充电桩风扇有轻微异响。</w:t>
             </w:r>
           </w:p>
         </w:tc>
@@ -17379,10 +16181,9 @@
                 <w:kern w:val="0"/>
                 <w:sz w:val="18"/>
                 <w:szCs w:val="18"/>
-                <w:bdr w:val="none" w:color="auto" w:sz="0" w:space="0"/>
-                <w:lang w:val="en-US" w:eastAsia="zh-CN" w:bidi="ar"/>
-              </w:rPr>
-              <w:t>中</w:t>
+                <w:lang w:val="en-US" w:eastAsia="zh-CN" w:bidi="ar"/>
+              </w:rPr>
+              <w:t>低</w:t>
             </w:r>
           </w:p>
         </w:tc>
@@ -17438,10 +16239,9 @@
                 <w:kern w:val="0"/>
                 <w:sz w:val="18"/>
                 <w:szCs w:val="18"/>
-                <w:bdr w:val="none" w:color="auto" w:sz="0" w:space="0"/>
-                <w:lang w:val="en-US" w:eastAsia="zh-CN" w:bidi="ar"/>
-              </w:rPr>
-              <w:t>箱体密封条老化或凝露。可能引发电气短路。</w:t>
+                <w:lang w:val="en-US" w:eastAsia="zh-CN" w:bidi="ar"/>
+              </w:rPr>
+              <w:t>轴承磨损或灰尘。长期可能导致散热不良。</w:t>
             </w:r>
           </w:p>
         </w:tc>
@@ -17497,78 +16297,9 @@
                 <w:kern w:val="0"/>
                 <w:sz w:val="18"/>
                 <w:szCs w:val="18"/>
-                <w:bdr w:val="none" w:color="auto" w:sz="0" w:space="0"/>
-                <w:lang w:val="en-US" w:eastAsia="zh-CN" w:bidi="ar"/>
-              </w:rPr>
-              <w:t>1. 立即擦拭干燥。</w:t>
-            </w:r>
-            <w:r>
-              <w:rPr>
-                <w:rFonts w:hint="default" w:ascii="Segoe UI" w:hAnsi="Segoe UI" w:eastAsia="Segoe UI" w:cs="Segoe UI"/>
-                <w:i w:val="0"/>
-                <w:iCs w:val="0"/>
-                <w:caps w:val="0"/>
-                <w:snapToGrid w:val="0"/>
-                <w:color w:val="000000"/>
-                <w:spacing w:val="0"/>
-                <w:kern w:val="0"/>
-                <w:sz w:val="18"/>
-                <w:szCs w:val="18"/>
-                <w:bdr w:val="none" w:color="auto" w:sz="0" w:space="0"/>
-                <w:lang w:val="en-US" w:eastAsia="zh-CN" w:bidi="ar"/>
-              </w:rPr>
-              <w:br w:type="textWrapping"/>
-            </w:r>
-            <w:r>
-              <w:rPr>
-                <w:rFonts w:hint="default" w:ascii="Segoe UI" w:hAnsi="Segoe UI" w:eastAsia="Segoe UI" w:cs="Segoe UI"/>
-                <w:i w:val="0"/>
-                <w:iCs w:val="0"/>
-                <w:caps w:val="0"/>
-                <w:snapToGrid w:val="0"/>
-                <w:color w:val="000000"/>
-                <w:spacing w:val="0"/>
-                <w:kern w:val="0"/>
-                <w:sz w:val="18"/>
-                <w:szCs w:val="18"/>
-                <w:bdr w:val="none" w:color="auto" w:sz="0" w:space="0"/>
-                <w:lang w:val="en-US" w:eastAsia="zh-CN" w:bidi="ar"/>
-              </w:rPr>
-              <w:t>2. 检查密封条，必要时更换。</w:t>
-            </w:r>
-            <w:r>
-              <w:rPr>
-                <w:rFonts w:hint="default" w:ascii="Segoe UI" w:hAnsi="Segoe UI" w:eastAsia="Segoe UI" w:cs="Segoe UI"/>
-                <w:i w:val="0"/>
-                <w:iCs w:val="0"/>
-                <w:caps w:val="0"/>
-                <w:snapToGrid w:val="0"/>
-                <w:color w:val="000000"/>
-                <w:spacing w:val="0"/>
-                <w:kern w:val="0"/>
-                <w:sz w:val="18"/>
-                <w:szCs w:val="18"/>
-                <w:bdr w:val="none" w:color="auto" w:sz="0" w:space="0"/>
-                <w:lang w:val="en-US" w:eastAsia="zh-CN" w:bidi="ar"/>
-              </w:rPr>
-              <w:br w:type="textWrapping"/>
-            </w:r>
-            <w:r>
-              <w:rPr>
-                <w:rFonts w:hint="default" w:ascii="Segoe UI" w:hAnsi="Segoe UI" w:eastAsia="Segoe UI" w:cs="Segoe UI"/>
-                <w:i w:val="0"/>
-                <w:iCs w:val="0"/>
-                <w:caps w:val="0"/>
-                <w:snapToGrid w:val="0"/>
-                <w:color w:val="000000"/>
-                <w:spacing w:val="0"/>
-                <w:kern w:val="0"/>
-                <w:sz w:val="18"/>
-                <w:szCs w:val="18"/>
-                <w:bdr w:val="none" w:color="auto" w:sz="0" w:space="0"/>
-                <w:lang w:val="en-US" w:eastAsia="zh-CN" w:bidi="ar"/>
-              </w:rPr>
-              <w:t>3. 考虑加装防凝露装置。</w:t>
+                <w:lang w:val="en-US" w:eastAsia="zh-CN" w:bidi="ar"/>
+              </w:rPr>
+              <w:t>清洁风扇，持续观察。如下次巡检异响增大，则安排更换。</w:t>
             </w:r>
           </w:p>
         </w:tc>
@@ -17624,10 +16355,9 @@
                 <w:kern w:val="0"/>
                 <w:sz w:val="18"/>
                 <w:szCs w:val="18"/>
-                <w:bdr w:val="none" w:color="auto" w:sz="0" w:space="0"/>
-                <w:lang w:val="en-US" w:eastAsia="zh-CN" w:bidi="ar"/>
-              </w:rPr>
-              <w:t>基础环境运维工程师</w:t>
+                <w:lang w:val="en-US" w:eastAsia="zh-CN" w:bidi="ar"/>
+              </w:rPr>
+              <w:t>运维实施工程师</w:t>
             </w:r>
           </w:p>
         </w:tc>
@@ -17749,7 +16479,7 @@
                 <w:szCs w:val="18"/>
                 <w:lang w:val="en-US" w:eastAsia="zh-CN" w:bidi="ar"/>
               </w:rPr>
-              <w:t>月</w:t>
+              <w:t>月（下次巡检前）</w:t>
             </w:r>
           </w:p>
         </w:tc>
@@ -17828,10 +16558,9 @@
                 <w:kern w:val="0"/>
                 <w:sz w:val="18"/>
                 <w:szCs w:val="18"/>
-                <w:bdr w:val="none" w:color="auto" w:sz="0" w:space="0"/>
-                <w:lang w:val="en-US" w:eastAsia="zh-CN" w:bidi="ar"/>
-              </w:rPr>
-              <w:t>4</w:t>
+                <w:lang w:val="en-US" w:eastAsia="zh-CN" w:bidi="ar"/>
+              </w:rPr>
+              <w:t>2</w:t>
             </w:r>
           </w:p>
         </w:tc>
@@ -17890,7 +16619,6 @@
                 <w:kern w:val="0"/>
                 <w:sz w:val="18"/>
                 <w:szCs w:val="18"/>
-                <w:bdr w:val="none" w:color="auto" w:sz="0" w:space="0"/>
                 <w:lang w:val="en-US" w:eastAsia="zh-CN" w:bidi="ar"/>
               </w:rPr>
               <w:t>站点#12</w:t>
@@ -17907,10 +16635,9 @@
                 <w:kern w:val="0"/>
                 <w:sz w:val="18"/>
                 <w:szCs w:val="18"/>
-                <w:bdr w:val="none" w:color="auto" w:sz="0" w:space="0"/>
-                <w:lang w:val="en-US" w:eastAsia="zh-CN" w:bidi="ar"/>
-              </w:rPr>
-              <w:t>：网络偶发高延迟。</w:t>
+                <w:lang w:val="en-US" w:eastAsia="zh-CN" w:bidi="ar"/>
+              </w:rPr>
+              <w:t>：枪线有轻度磨损。</w:t>
             </w:r>
           </w:p>
         </w:tc>
@@ -17969,10 +16696,9 @@
                 <w:kern w:val="0"/>
                 <w:sz w:val="18"/>
                 <w:szCs w:val="18"/>
-                <w:bdr w:val="none" w:color="auto" w:sz="0" w:space="0"/>
-                <w:lang w:val="en-US" w:eastAsia="zh-CN" w:bidi="ar"/>
-              </w:rPr>
-              <w:t>中</w:t>
+                <w:lang w:val="en-US" w:eastAsia="zh-CN" w:bidi="ar"/>
+              </w:rPr>
+              <w:t>低</w:t>
             </w:r>
           </w:p>
         </w:tc>
@@ -18028,10 +16754,9 @@
                 <w:kern w:val="0"/>
                 <w:sz w:val="18"/>
                 <w:szCs w:val="18"/>
-                <w:bdr w:val="none" w:color="auto" w:sz="0" w:space="0"/>
-                <w:lang w:val="en-US" w:eastAsia="zh-CN" w:bidi="ar"/>
-              </w:rPr>
-              <w:t>运营商线路波动或现场交换机问题。影响交易和数据上传。</w:t>
+                <w:lang w:val="en-US" w:eastAsia="zh-CN" w:bidi="ar"/>
+              </w:rPr>
+              <w:t>日常使用磨损。存在潜在绝缘风险。</w:t>
             </w:r>
           </w:p>
         </w:tc>
@@ -18087,44 +16812,9 @@
                 <w:kern w:val="0"/>
                 <w:sz w:val="18"/>
                 <w:szCs w:val="18"/>
-                <w:bdr w:val="none" w:color="auto" w:sz="0" w:space="0"/>
-                <w:lang w:val="en-US" w:eastAsia="zh-CN" w:bidi="ar"/>
-              </w:rPr>
-              <w:t>1. 联系网络供应商检查线路。</w:t>
-            </w:r>
-            <w:r>
-              <w:rPr>
-                <w:rFonts w:hint="default" w:ascii="Segoe UI" w:hAnsi="Segoe UI" w:eastAsia="Segoe UI" w:cs="Segoe UI"/>
-                <w:i w:val="0"/>
-                <w:iCs w:val="0"/>
-                <w:caps w:val="0"/>
-                <w:snapToGrid w:val="0"/>
-                <w:color w:val="000000"/>
-                <w:spacing w:val="0"/>
-                <w:kern w:val="0"/>
-                <w:sz w:val="18"/>
-                <w:szCs w:val="18"/>
-                <w:bdr w:val="none" w:color="auto" w:sz="0" w:space="0"/>
-                <w:lang w:val="en-US" w:eastAsia="zh-CN" w:bidi="ar"/>
-              </w:rPr>
-              <w:br w:type="textWrapping"/>
-            </w:r>
-            <w:r>
-              <w:rPr>
-                <w:rFonts w:hint="default" w:ascii="Segoe UI" w:hAnsi="Segoe UI" w:eastAsia="Segoe UI" w:cs="Segoe UI"/>
-                <w:i w:val="0"/>
-                <w:iCs w:val="0"/>
-                <w:caps w:val="0"/>
-                <w:snapToGrid w:val="0"/>
-                <w:color w:val="000000"/>
-                <w:spacing w:val="0"/>
-                <w:kern w:val="0"/>
-                <w:sz w:val="18"/>
-                <w:szCs w:val="18"/>
-                <w:bdr w:val="none" w:color="auto" w:sz="0" w:space="0"/>
-                <w:lang w:val="en-US" w:eastAsia="zh-CN" w:bidi="ar"/>
-              </w:rPr>
-              <w:t>2. 下次巡检携带设备进行网络质量测试。</w:t>
+                <w:lang w:val="en-US" w:eastAsia="zh-CN" w:bidi="ar"/>
+              </w:rPr>
+              <w:t>加强该站点枪线的目视检查频次，纳入重点观察对象。</w:t>
             </w:r>
           </w:p>
         </w:tc>
@@ -18180,10 +16870,9 @@
                 <w:kern w:val="0"/>
                 <w:sz w:val="18"/>
                 <w:szCs w:val="18"/>
-                <w:bdr w:val="none" w:color="auto" w:sz="0" w:space="0"/>
-                <w:lang w:val="en-US" w:eastAsia="zh-CN" w:bidi="ar"/>
-              </w:rPr>
-              <w:t>网络工程师</w:t>
+                <w:lang w:val="en-US" w:eastAsia="zh-CN" w:bidi="ar"/>
+              </w:rPr>
+              <w:t>运维实施工程师</w:t>
             </w:r>
           </w:p>
         </w:tc>
@@ -18241,71 +16930,7 @@
                 <w:szCs w:val="18"/>
                 <w:lang w:val="en-US" w:eastAsia="zh-CN" w:bidi="ar"/>
               </w:rPr>
-              <w:t>202</w:t>
-            </w:r>
-            <w:r>
-              <w:rPr>
-                <w:rFonts w:hint="eastAsia" w:ascii="Segoe UI" w:hAnsi="Segoe UI" w:eastAsia="Segoe UI" w:cs="Segoe UI"/>
-                <w:i w:val="0"/>
-                <w:iCs w:val="0"/>
-                <w:caps w:val="0"/>
-                <w:snapToGrid w:val="0"/>
-                <w:color w:val="000000"/>
-                <w:spacing w:val="0"/>
-                <w:kern w:val="0"/>
-                <w:sz w:val="18"/>
-                <w:szCs w:val="18"/>
-                <w:lang w:val="en-US" w:eastAsia="zh-CN" w:bidi="ar"/>
-              </w:rPr>
-              <w:t>6</w:t>
-            </w:r>
-            <w:r>
-              <w:rPr>
-                <w:rFonts w:hint="default" w:ascii="Segoe UI" w:hAnsi="Segoe UI" w:eastAsia="Segoe UI" w:cs="Segoe UI"/>
-                <w:i w:val="0"/>
-                <w:iCs w:val="0"/>
-                <w:caps w:val="0"/>
-                <w:snapToGrid w:val="0"/>
-                <w:color w:val="000000"/>
-                <w:spacing w:val="0"/>
-                <w:kern w:val="0"/>
-                <w:sz w:val="18"/>
-                <w:szCs w:val="18"/>
-                <w:lang w:val="en-US" w:eastAsia="zh-CN" w:bidi="ar"/>
-              </w:rPr>
-              <w:t>年</w:t>
-            </w:r>
-            <w:r>
-              <w:rPr>
-                <w:rFonts w:hint="eastAsia" w:ascii="Segoe UI" w:hAnsi="Segoe UI" w:eastAsia="Segoe UI" w:cs="Segoe UI"/>
-                <w:i w:val="0"/>
-                <w:iCs w:val="0"/>
-                <w:caps w:val="0"/>
-                <w:snapToGrid w:val="0"/>
-                <w:color w:val="000000"/>
-                <w:spacing w:val="0"/>
-                <w:kern w:val="0"/>
-                <w:sz w:val="18"/>
-                <w:szCs w:val="18"/>
-                <w:lang w:val="en-US" w:eastAsia="zh-CN" w:bidi="ar"/>
-              </w:rPr>
-              <w:t>2</w:t>
-            </w:r>
-            <w:r>
-              <w:rPr>
-                <w:rFonts w:hint="default" w:ascii="Segoe UI" w:hAnsi="Segoe UI" w:eastAsia="Segoe UI" w:cs="Segoe UI"/>
-                <w:i w:val="0"/>
-                <w:iCs w:val="0"/>
-                <w:caps w:val="0"/>
-                <w:snapToGrid w:val="0"/>
-                <w:color w:val="000000"/>
-                <w:spacing w:val="0"/>
-                <w:kern w:val="0"/>
-                <w:sz w:val="18"/>
-                <w:szCs w:val="18"/>
-                <w:lang w:val="en-US" w:eastAsia="zh-CN" w:bidi="ar"/>
-              </w:rPr>
-              <w:t>月</w:t>
+              <w:t>持续观察</w:t>
             </w:r>
           </w:p>
         </w:tc>
@@ -18320,6 +16945,7 @@
             <w:insideH w:val="none" w:color="auto" w:sz="0" w:space="0"/>
             <w:insideV w:val="none" w:color="auto" w:sz="0" w:space="0"/>
           </w:tblBorders>
+          <w:shd w:val="clear" w:color="auto" w:fill="FFFFFF"/>
           <w:tblCellMar>
             <w:top w:w="15" w:type="dxa"/>
             <w:left w:w="15" w:type="dxa"/>
@@ -18337,6 +16963,1132 @@
             <w:tcBorders>
               <w:top w:val="single" w:color="auto" w:sz="4" w:space="0"/>
               <w:left w:val="single" w:color="auto" w:sz="12" w:space="0"/>
+              <w:bottom w:val="nil"/>
+              <w:right w:val="nil"/>
+            </w:tcBorders>
+            <w:shd w:val="clear" w:color="auto" w:fill="FFFFFF"/>
+            <w:noWrap w:val="0"/>
+            <w:tcMar>
+              <w:top w:w="120" w:type="dxa"/>
+              <w:left w:w="-1" w:type="dxa"/>
+              <w:bottom w:w="120" w:type="dxa"/>
+              <w:right w:w="192" w:type="dxa"/>
+            </w:tcMar>
+            <w:vAlign w:val="center"/>
+          </w:tcPr>
+          <w:p>
+            <w:pPr>
+              <w:keepNext/>
+              <w:keepLines w:val="0"/>
+              <w:widowControl/>
+              <w:suppressLineNumbers w:val="0"/>
+              <w:snapToGrid w:val="0"/>
+              <w:spacing w:line="240" w:lineRule="auto"/>
+              <w:ind w:left="0" w:leftChars="0" w:right="0" w:rightChars="0" w:firstLine="0" w:firstLineChars="0"/>
+              <w:jc w:val="center"/>
+              <w:rPr>
+                <w:rFonts w:hint="default" w:ascii="Segoe UI" w:hAnsi="Segoe UI" w:eastAsia="Segoe UI" w:cs="Segoe UI"/>
+                <w:i w:val="0"/>
+                <w:iCs w:val="0"/>
+                <w:caps w:val="0"/>
+                <w:color w:val="0F1115"/>
+                <w:spacing w:val="0"/>
+                <w:sz w:val="18"/>
+                <w:szCs w:val="18"/>
+              </w:rPr>
+            </w:pPr>
+            <w:r>
+              <w:rPr>
+                <w:rFonts w:hint="default" w:ascii="Segoe UI" w:hAnsi="Segoe UI" w:eastAsia="Segoe UI" w:cs="Segoe UI"/>
+                <w:i w:val="0"/>
+                <w:iCs w:val="0"/>
+                <w:caps w:val="0"/>
+                <w:snapToGrid w:val="0"/>
+                <w:color w:val="000000"/>
+                <w:spacing w:val="0"/>
+                <w:kern w:val="0"/>
+                <w:sz w:val="18"/>
+                <w:szCs w:val="18"/>
+                <w:lang w:val="en-US" w:eastAsia="zh-CN" w:bidi="ar"/>
+              </w:rPr>
+              <w:t>3</w:t>
+            </w:r>
+          </w:p>
+        </w:tc>
+        <w:tc>
+          <w:tcPr>
+            <w:tcW w:w="1530" w:type="dxa"/>
+            <w:tcBorders>
+              <w:top w:val="single" w:color="auto" w:sz="4" w:space="0"/>
+              <w:left w:val="single" w:color="auto" w:sz="4" w:space="0"/>
+              <w:bottom w:val="nil"/>
+              <w:right w:val="nil"/>
+            </w:tcBorders>
+            <w:shd w:val="clear" w:color="auto" w:fill="FFFFFF"/>
+            <w:noWrap w:val="0"/>
+            <w:tcMar>
+              <w:top w:w="120" w:type="dxa"/>
+              <w:left w:w="192" w:type="dxa"/>
+              <w:bottom w:w="120" w:type="dxa"/>
+              <w:right w:w="192" w:type="dxa"/>
+            </w:tcMar>
+            <w:vAlign w:val="center"/>
+          </w:tcPr>
+          <w:p>
+            <w:pPr>
+              <w:keepNext/>
+              <w:keepLines w:val="0"/>
+              <w:widowControl/>
+              <w:suppressLineNumbers w:val="0"/>
+              <w:snapToGrid w:val="0"/>
+              <w:spacing w:line="240" w:lineRule="auto"/>
+              <w:ind w:left="0" w:leftChars="0" w:right="0" w:rightChars="0" w:firstLine="0" w:firstLineChars="0"/>
+              <w:jc w:val="center"/>
+              <w:rPr>
+                <w:rFonts w:hint="default" w:ascii="Segoe UI" w:hAnsi="Segoe UI" w:eastAsia="Segoe UI" w:cs="Segoe UI"/>
+                <w:i w:val="0"/>
+                <w:iCs w:val="0"/>
+                <w:caps w:val="0"/>
+                <w:color w:val="0F1115"/>
+                <w:spacing w:val="0"/>
+                <w:sz w:val="18"/>
+                <w:szCs w:val="18"/>
+              </w:rPr>
+            </w:pPr>
+            <w:r>
+              <w:rPr>
+                <w:rStyle w:val="23"/>
+                <w:rFonts w:hint="default" w:ascii="Segoe UI" w:hAnsi="Segoe UI" w:eastAsia="Segoe UI" w:cs="Segoe UI"/>
+                <w:b/>
+                <w:bCs/>
+                <w:i w:val="0"/>
+                <w:iCs w:val="0"/>
+                <w:caps w:val="0"/>
+                <w:snapToGrid w:val="0"/>
+                <w:color w:val="000000"/>
+                <w:spacing w:val="0"/>
+                <w:kern w:val="0"/>
+                <w:sz w:val="18"/>
+                <w:szCs w:val="18"/>
+                <w:lang w:val="en-US" w:eastAsia="zh-CN" w:bidi="ar"/>
+              </w:rPr>
+              <w:t>站点#23</w:t>
+            </w:r>
+            <w:r>
+              <w:rPr>
+                <w:rFonts w:hint="default" w:ascii="Segoe UI" w:hAnsi="Segoe UI" w:eastAsia="Segoe UI" w:cs="Segoe UI"/>
+                <w:i w:val="0"/>
+                <w:iCs w:val="0"/>
+                <w:caps w:val="0"/>
+                <w:snapToGrid w:val="0"/>
+                <w:color w:val="000000"/>
+                <w:spacing w:val="0"/>
+                <w:kern w:val="0"/>
+                <w:sz w:val="18"/>
+                <w:szCs w:val="18"/>
+                <w:lang w:val="en-US" w:eastAsia="zh-CN" w:bidi="ar"/>
+              </w:rPr>
+              <w:t>：配电箱内发现轻微水汽。</w:t>
+            </w:r>
+          </w:p>
+        </w:tc>
+        <w:tc>
+          <w:tcPr>
+            <w:tcW w:w="630" w:type="dxa"/>
+            <w:tcBorders>
+              <w:top w:val="single" w:color="auto" w:sz="4" w:space="0"/>
+              <w:left w:val="single" w:color="auto" w:sz="4" w:space="0"/>
+              <w:bottom w:val="nil"/>
+              <w:right w:val="nil"/>
+            </w:tcBorders>
+            <w:shd w:val="clear" w:color="auto" w:fill="FFFFFF"/>
+            <w:noWrap w:val="0"/>
+            <w:tcMar>
+              <w:top w:w="120" w:type="dxa"/>
+              <w:left w:w="192" w:type="dxa"/>
+              <w:bottom w:w="120" w:type="dxa"/>
+              <w:right w:w="192" w:type="dxa"/>
+            </w:tcMar>
+            <w:vAlign w:val="center"/>
+          </w:tcPr>
+          <w:p>
+            <w:pPr>
+              <w:keepNext/>
+              <w:keepLines w:val="0"/>
+              <w:widowControl/>
+              <w:suppressLineNumbers w:val="0"/>
+              <w:snapToGrid w:val="0"/>
+              <w:spacing w:line="240" w:lineRule="auto"/>
+              <w:ind w:left="0" w:leftChars="0" w:right="0" w:rightChars="0" w:firstLine="0" w:firstLineChars="0"/>
+              <w:jc w:val="center"/>
+              <w:rPr>
+                <w:rFonts w:hint="default" w:ascii="Segoe UI" w:hAnsi="Segoe UI" w:eastAsia="Segoe UI" w:cs="Segoe UI"/>
+                <w:i w:val="0"/>
+                <w:iCs w:val="0"/>
+                <w:caps w:val="0"/>
+                <w:color w:val="0F1115"/>
+                <w:spacing w:val="0"/>
+                <w:sz w:val="18"/>
+                <w:szCs w:val="18"/>
+              </w:rPr>
+            </w:pPr>
+            <w:r>
+              <w:rPr>
+                <w:rStyle w:val="23"/>
+                <w:rFonts w:hint="default" w:ascii="Segoe UI" w:hAnsi="Segoe UI" w:eastAsia="Segoe UI" w:cs="Segoe UI"/>
+                <w:b/>
+                <w:bCs/>
+                <w:i w:val="0"/>
+                <w:iCs w:val="0"/>
+                <w:caps w:val="0"/>
+                <w:snapToGrid w:val="0"/>
+                <w:color w:val="000000"/>
+                <w:spacing w:val="0"/>
+                <w:kern w:val="0"/>
+                <w:sz w:val="18"/>
+                <w:szCs w:val="18"/>
+                <w:lang w:val="en-US" w:eastAsia="zh-CN" w:bidi="ar"/>
+              </w:rPr>
+              <w:t>中</w:t>
+            </w:r>
+          </w:p>
+        </w:tc>
+        <w:tc>
+          <w:tcPr>
+            <w:tcW w:w="1890" w:type="dxa"/>
+            <w:tcBorders>
+              <w:top w:val="single" w:color="auto" w:sz="4" w:space="0"/>
+              <w:left w:val="single" w:color="auto" w:sz="4" w:space="0"/>
+              <w:bottom w:val="nil"/>
+              <w:right w:val="nil"/>
+            </w:tcBorders>
+            <w:shd w:val="clear" w:color="auto" w:fill="FFFFFF"/>
+            <w:noWrap w:val="0"/>
+            <w:tcMar>
+              <w:top w:w="120" w:type="dxa"/>
+              <w:left w:w="192" w:type="dxa"/>
+              <w:bottom w:w="120" w:type="dxa"/>
+              <w:right w:w="192" w:type="dxa"/>
+            </w:tcMar>
+            <w:vAlign w:val="center"/>
+          </w:tcPr>
+          <w:p>
+            <w:pPr>
+              <w:keepNext/>
+              <w:keepLines w:val="0"/>
+              <w:widowControl/>
+              <w:suppressLineNumbers w:val="0"/>
+              <w:snapToGrid w:val="0"/>
+              <w:spacing w:line="240" w:lineRule="auto"/>
+              <w:ind w:left="0" w:leftChars="0" w:right="0" w:rightChars="0" w:firstLine="0" w:firstLineChars="0"/>
+              <w:jc w:val="center"/>
+              <w:rPr>
+                <w:rFonts w:hint="default" w:ascii="Segoe UI" w:hAnsi="Segoe UI" w:eastAsia="Segoe UI" w:cs="Segoe UI"/>
+                <w:i w:val="0"/>
+                <w:iCs w:val="0"/>
+                <w:caps w:val="0"/>
+                <w:color w:val="0F1115"/>
+                <w:spacing w:val="0"/>
+                <w:sz w:val="18"/>
+                <w:szCs w:val="18"/>
+              </w:rPr>
+            </w:pPr>
+            <w:r>
+              <w:rPr>
+                <w:rFonts w:hint="default" w:ascii="Segoe UI" w:hAnsi="Segoe UI" w:eastAsia="Segoe UI" w:cs="Segoe UI"/>
+                <w:i w:val="0"/>
+                <w:iCs w:val="0"/>
+                <w:caps w:val="0"/>
+                <w:snapToGrid w:val="0"/>
+                <w:color w:val="000000"/>
+                <w:spacing w:val="0"/>
+                <w:kern w:val="0"/>
+                <w:sz w:val="18"/>
+                <w:szCs w:val="18"/>
+                <w:lang w:val="en-US" w:eastAsia="zh-CN" w:bidi="ar"/>
+              </w:rPr>
+              <w:t>箱体密封条老化或凝露。可能引发电气短路。</w:t>
+            </w:r>
+          </w:p>
+        </w:tc>
+        <w:tc>
+          <w:tcPr>
+            <w:tcW w:w="2610" w:type="dxa"/>
+            <w:tcBorders>
+              <w:top w:val="single" w:color="auto" w:sz="4" w:space="0"/>
+              <w:left w:val="single" w:color="auto" w:sz="4" w:space="0"/>
+              <w:bottom w:val="nil"/>
+              <w:right w:val="nil"/>
+            </w:tcBorders>
+            <w:shd w:val="clear" w:color="auto" w:fill="FFFFFF"/>
+            <w:noWrap w:val="0"/>
+            <w:tcMar>
+              <w:top w:w="120" w:type="dxa"/>
+              <w:left w:w="192" w:type="dxa"/>
+              <w:bottom w:w="120" w:type="dxa"/>
+              <w:right w:w="192" w:type="dxa"/>
+            </w:tcMar>
+            <w:vAlign w:val="center"/>
+          </w:tcPr>
+          <w:p>
+            <w:pPr>
+              <w:keepNext/>
+              <w:keepLines w:val="0"/>
+              <w:widowControl/>
+              <w:suppressLineNumbers w:val="0"/>
+              <w:snapToGrid w:val="0"/>
+              <w:spacing w:line="240" w:lineRule="auto"/>
+              <w:ind w:left="0" w:leftChars="0" w:right="0" w:rightChars="0" w:firstLine="0" w:firstLineChars="0"/>
+              <w:jc w:val="left"/>
+              <w:rPr>
+                <w:rFonts w:hint="default" w:ascii="Segoe UI" w:hAnsi="Segoe UI" w:eastAsia="Segoe UI" w:cs="Segoe UI"/>
+                <w:i w:val="0"/>
+                <w:iCs w:val="0"/>
+                <w:caps w:val="0"/>
+                <w:color w:val="0F1115"/>
+                <w:spacing w:val="0"/>
+                <w:sz w:val="18"/>
+                <w:szCs w:val="18"/>
+              </w:rPr>
+            </w:pPr>
+            <w:r>
+              <w:rPr>
+                <w:rFonts w:hint="default" w:ascii="Segoe UI" w:hAnsi="Segoe UI" w:eastAsia="Segoe UI" w:cs="Segoe UI"/>
+                <w:i w:val="0"/>
+                <w:iCs w:val="0"/>
+                <w:caps w:val="0"/>
+                <w:snapToGrid w:val="0"/>
+                <w:color w:val="000000"/>
+                <w:spacing w:val="0"/>
+                <w:kern w:val="0"/>
+                <w:sz w:val="18"/>
+                <w:szCs w:val="18"/>
+                <w:lang w:val="en-US" w:eastAsia="zh-CN" w:bidi="ar"/>
+              </w:rPr>
+              <w:t>1. 立即擦拭干燥。</w:t>
+            </w:r>
+            <w:r>
+              <w:rPr>
+                <w:rFonts w:hint="default" w:ascii="Segoe UI" w:hAnsi="Segoe UI" w:eastAsia="Segoe UI" w:cs="Segoe UI"/>
+                <w:i w:val="0"/>
+                <w:iCs w:val="0"/>
+                <w:caps w:val="0"/>
+                <w:snapToGrid w:val="0"/>
+                <w:color w:val="000000"/>
+                <w:spacing w:val="0"/>
+                <w:kern w:val="0"/>
+                <w:sz w:val="18"/>
+                <w:szCs w:val="18"/>
+                <w:lang w:val="en-US" w:eastAsia="zh-CN" w:bidi="ar"/>
+              </w:rPr>
+              <w:br w:type="textWrapping"/>
+            </w:r>
+            <w:r>
+              <w:rPr>
+                <w:rFonts w:hint="default" w:ascii="Segoe UI" w:hAnsi="Segoe UI" w:eastAsia="Segoe UI" w:cs="Segoe UI"/>
+                <w:i w:val="0"/>
+                <w:iCs w:val="0"/>
+                <w:caps w:val="0"/>
+                <w:snapToGrid w:val="0"/>
+                <w:color w:val="000000"/>
+                <w:spacing w:val="0"/>
+                <w:kern w:val="0"/>
+                <w:sz w:val="18"/>
+                <w:szCs w:val="18"/>
+                <w:lang w:val="en-US" w:eastAsia="zh-CN" w:bidi="ar"/>
+              </w:rPr>
+              <w:t>2. 检查密封条，必要时更换。</w:t>
+            </w:r>
+            <w:r>
+              <w:rPr>
+                <w:rFonts w:hint="default" w:ascii="Segoe UI" w:hAnsi="Segoe UI" w:eastAsia="Segoe UI" w:cs="Segoe UI"/>
+                <w:i w:val="0"/>
+                <w:iCs w:val="0"/>
+                <w:caps w:val="0"/>
+                <w:snapToGrid w:val="0"/>
+                <w:color w:val="000000"/>
+                <w:spacing w:val="0"/>
+                <w:kern w:val="0"/>
+                <w:sz w:val="18"/>
+                <w:szCs w:val="18"/>
+                <w:lang w:val="en-US" w:eastAsia="zh-CN" w:bidi="ar"/>
+              </w:rPr>
+              <w:br w:type="textWrapping"/>
+            </w:r>
+            <w:r>
+              <w:rPr>
+                <w:rFonts w:hint="default" w:ascii="Segoe UI" w:hAnsi="Segoe UI" w:eastAsia="Segoe UI" w:cs="Segoe UI"/>
+                <w:i w:val="0"/>
+                <w:iCs w:val="0"/>
+                <w:caps w:val="0"/>
+                <w:snapToGrid w:val="0"/>
+                <w:color w:val="000000"/>
+                <w:spacing w:val="0"/>
+                <w:kern w:val="0"/>
+                <w:sz w:val="18"/>
+                <w:szCs w:val="18"/>
+                <w:lang w:val="en-US" w:eastAsia="zh-CN" w:bidi="ar"/>
+              </w:rPr>
+              <w:t>3. 考虑加装防凝露装置。</w:t>
+            </w:r>
+          </w:p>
+        </w:tc>
+        <w:tc>
+          <w:tcPr>
+            <w:tcW w:w="990" w:type="dxa"/>
+            <w:tcBorders>
+              <w:top w:val="single" w:color="auto" w:sz="4" w:space="0"/>
+              <w:left w:val="single" w:color="auto" w:sz="4" w:space="0"/>
+              <w:bottom w:val="nil"/>
+              <w:right w:val="nil"/>
+            </w:tcBorders>
+            <w:shd w:val="clear" w:color="auto" w:fill="FFFFFF"/>
+            <w:noWrap w:val="0"/>
+            <w:tcMar>
+              <w:top w:w="120" w:type="dxa"/>
+              <w:left w:w="192" w:type="dxa"/>
+              <w:bottom w:w="120" w:type="dxa"/>
+              <w:right w:w="192" w:type="dxa"/>
+            </w:tcMar>
+            <w:vAlign w:val="center"/>
+          </w:tcPr>
+          <w:p>
+            <w:pPr>
+              <w:keepNext/>
+              <w:keepLines w:val="0"/>
+              <w:widowControl/>
+              <w:suppressLineNumbers w:val="0"/>
+              <w:snapToGrid w:val="0"/>
+              <w:spacing w:line="240" w:lineRule="auto"/>
+              <w:ind w:left="0" w:leftChars="0" w:right="0" w:rightChars="0" w:firstLine="0" w:firstLineChars="0"/>
+              <w:jc w:val="left"/>
+              <w:rPr>
+                <w:rFonts w:hint="default" w:ascii="Segoe UI" w:hAnsi="Segoe UI" w:eastAsia="Segoe UI" w:cs="Segoe UI"/>
+                <w:i w:val="0"/>
+                <w:iCs w:val="0"/>
+                <w:caps w:val="0"/>
+                <w:color w:val="0F1115"/>
+                <w:spacing w:val="0"/>
+                <w:sz w:val="18"/>
+                <w:szCs w:val="18"/>
+              </w:rPr>
+            </w:pPr>
+            <w:r>
+              <w:rPr>
+                <w:rFonts w:hint="default" w:ascii="Segoe UI" w:hAnsi="Segoe UI" w:eastAsia="Segoe UI" w:cs="Segoe UI"/>
+                <w:i w:val="0"/>
+                <w:iCs w:val="0"/>
+                <w:caps w:val="0"/>
+                <w:snapToGrid w:val="0"/>
+                <w:color w:val="000000"/>
+                <w:spacing w:val="0"/>
+                <w:kern w:val="0"/>
+                <w:sz w:val="18"/>
+                <w:szCs w:val="18"/>
+                <w:lang w:val="en-US" w:eastAsia="zh-CN" w:bidi="ar"/>
+              </w:rPr>
+              <w:t>基础环境运维工程师</w:t>
+            </w:r>
+          </w:p>
+        </w:tc>
+        <w:tc>
+          <w:tcPr>
+            <w:tcW w:w="990" w:type="dxa"/>
+            <w:tcBorders>
+              <w:top w:val="single" w:color="auto" w:sz="4" w:space="0"/>
+              <w:left w:val="single" w:color="auto" w:sz="4" w:space="0"/>
+              <w:bottom w:val="nil"/>
+              <w:right w:val="single" w:color="auto" w:sz="12" w:space="0"/>
+            </w:tcBorders>
+            <w:shd w:val="clear" w:color="auto" w:fill="FFFFFF"/>
+            <w:noWrap w:val="0"/>
+            <w:tcMar>
+              <w:top w:w="120" w:type="dxa"/>
+              <w:left w:w="192" w:type="dxa"/>
+              <w:bottom w:w="120" w:type="dxa"/>
+              <w:right w:w="-1" w:type="dxa"/>
+            </w:tcMar>
+            <w:vAlign w:val="center"/>
+          </w:tcPr>
+          <w:p>
+            <w:pPr>
+              <w:keepNext/>
+              <w:keepLines w:val="0"/>
+              <w:widowControl/>
+              <w:suppressLineNumbers w:val="0"/>
+              <w:snapToGrid w:val="0"/>
+              <w:spacing w:line="240" w:lineRule="auto"/>
+              <w:ind w:left="0" w:leftChars="0" w:right="0" w:rightChars="0" w:firstLine="0" w:firstLineChars="0"/>
+              <w:jc w:val="left"/>
+              <w:rPr>
+                <w:rFonts w:hint="default" w:ascii="Segoe UI" w:hAnsi="Segoe UI" w:eastAsia="Segoe UI" w:cs="Segoe UI"/>
+                <w:i w:val="0"/>
+                <w:iCs w:val="0"/>
+                <w:caps w:val="0"/>
+                <w:color w:val="0F1115"/>
+                <w:spacing w:val="0"/>
+                <w:sz w:val="18"/>
+                <w:szCs w:val="18"/>
+              </w:rPr>
+            </w:pPr>
+            <w:r>
+              <w:rPr>
+                <w:rFonts w:hint="default" w:ascii="Segoe UI" w:hAnsi="Segoe UI" w:eastAsia="Segoe UI" w:cs="Segoe UI"/>
+                <w:i w:val="0"/>
+                <w:iCs w:val="0"/>
+                <w:caps w:val="0"/>
+                <w:snapToGrid w:val="0"/>
+                <w:color w:val="000000"/>
+                <w:spacing w:val="0"/>
+                <w:kern w:val="0"/>
+                <w:sz w:val="18"/>
+                <w:szCs w:val="18"/>
+                <w:lang w:val="en-US" w:eastAsia="zh-CN" w:bidi="ar"/>
+              </w:rPr>
+              <w:t>202</w:t>
+            </w:r>
+            <w:r>
+              <w:rPr>
+                <w:rFonts w:hint="eastAsia" w:ascii="Segoe UI" w:hAnsi="Segoe UI" w:eastAsia="Segoe UI" w:cs="Segoe UI"/>
+                <w:i w:val="0"/>
+                <w:iCs w:val="0"/>
+                <w:caps w:val="0"/>
+                <w:snapToGrid w:val="0"/>
+                <w:color w:val="000000"/>
+                <w:spacing w:val="0"/>
+                <w:kern w:val="0"/>
+                <w:sz w:val="18"/>
+                <w:szCs w:val="18"/>
+                <w:lang w:val="en-US" w:eastAsia="zh-CN" w:bidi="ar"/>
+              </w:rPr>
+              <w:t>6</w:t>
+            </w:r>
+            <w:r>
+              <w:rPr>
+                <w:rFonts w:hint="default" w:ascii="Segoe UI" w:hAnsi="Segoe UI" w:eastAsia="Segoe UI" w:cs="Segoe UI"/>
+                <w:i w:val="0"/>
+                <w:iCs w:val="0"/>
+                <w:caps w:val="0"/>
+                <w:snapToGrid w:val="0"/>
+                <w:color w:val="000000"/>
+                <w:spacing w:val="0"/>
+                <w:kern w:val="0"/>
+                <w:sz w:val="18"/>
+                <w:szCs w:val="18"/>
+                <w:lang w:val="en-US" w:eastAsia="zh-CN" w:bidi="ar"/>
+              </w:rPr>
+              <w:t>年</w:t>
+            </w:r>
+            <w:r>
+              <w:rPr>
+                <w:rFonts w:hint="eastAsia" w:ascii="Segoe UI" w:hAnsi="Segoe UI" w:eastAsia="Segoe UI" w:cs="Segoe UI"/>
+                <w:i w:val="0"/>
+                <w:iCs w:val="0"/>
+                <w:caps w:val="0"/>
+                <w:snapToGrid w:val="0"/>
+                <w:color w:val="000000"/>
+                <w:spacing w:val="0"/>
+                <w:kern w:val="0"/>
+                <w:sz w:val="18"/>
+                <w:szCs w:val="18"/>
+                <w:lang w:val="en-US" w:eastAsia="zh-CN" w:bidi="ar"/>
+              </w:rPr>
+              <w:t>2</w:t>
+            </w:r>
+            <w:r>
+              <w:rPr>
+                <w:rFonts w:hint="default" w:ascii="Segoe UI" w:hAnsi="Segoe UI" w:eastAsia="Segoe UI" w:cs="Segoe UI"/>
+                <w:i w:val="0"/>
+                <w:iCs w:val="0"/>
+                <w:caps w:val="0"/>
+                <w:snapToGrid w:val="0"/>
+                <w:color w:val="000000"/>
+                <w:spacing w:val="0"/>
+                <w:kern w:val="0"/>
+                <w:sz w:val="18"/>
+                <w:szCs w:val="18"/>
+                <w:lang w:val="en-US" w:eastAsia="zh-CN" w:bidi="ar"/>
+              </w:rPr>
+              <w:t>月</w:t>
+            </w:r>
+          </w:p>
+        </w:tc>
+      </w:tr>
+      <w:tr>
+        <w:tblPrEx>
+          <w:tblBorders>
+            <w:top w:val="none" w:color="auto" w:sz="0" w:space="0"/>
+            <w:left w:val="none" w:color="auto" w:sz="0" w:space="0"/>
+            <w:bottom w:val="none" w:color="auto" w:sz="0" w:space="0"/>
+            <w:right w:val="none" w:color="auto" w:sz="0" w:space="0"/>
+            <w:insideH w:val="none" w:color="auto" w:sz="0" w:space="0"/>
+            <w:insideV w:val="none" w:color="auto" w:sz="0" w:space="0"/>
+          </w:tblBorders>
+          <w:shd w:val="clear" w:color="auto" w:fill="FFFFFF"/>
+          <w:tblCellMar>
+            <w:top w:w="15" w:type="dxa"/>
+            <w:left w:w="15" w:type="dxa"/>
+            <w:bottom w:w="15" w:type="dxa"/>
+            <w:right w:w="15" w:type="dxa"/>
+          </w:tblCellMar>
+        </w:tblPrEx>
+        <w:trPr>
+          <w:trHeight w:val="0" w:hRule="atLeast"/>
+          <w:jc w:val="center"/>
+        </w:trPr>
+        <w:tc>
+          <w:tcPr>
+            <w:tcW w:w="511" w:type="dxa"/>
+            <w:tcBorders>
+              <w:top w:val="single" w:color="auto" w:sz="4" w:space="0"/>
+              <w:left w:val="single" w:color="auto" w:sz="12" w:space="0"/>
+              <w:bottom w:val="nil"/>
+              <w:right w:val="nil"/>
+            </w:tcBorders>
+            <w:shd w:val="clear" w:color="auto" w:fill="FFFFFF"/>
+            <w:noWrap w:val="0"/>
+            <w:tcMar>
+              <w:top w:w="120" w:type="dxa"/>
+              <w:left w:w="-1" w:type="dxa"/>
+              <w:bottom w:w="120" w:type="dxa"/>
+              <w:right w:w="192" w:type="dxa"/>
+            </w:tcMar>
+            <w:vAlign w:val="center"/>
+          </w:tcPr>
+          <w:p>
+            <w:pPr>
+              <w:keepNext/>
+              <w:keepLines w:val="0"/>
+              <w:widowControl/>
+              <w:suppressLineNumbers w:val="0"/>
+              <w:snapToGrid w:val="0"/>
+              <w:spacing w:line="240" w:lineRule="auto"/>
+              <w:ind w:left="0" w:leftChars="0" w:right="0" w:rightChars="0" w:firstLine="0" w:firstLineChars="0"/>
+              <w:jc w:val="center"/>
+              <w:rPr>
+                <w:rFonts w:hint="default" w:ascii="Segoe UI" w:hAnsi="Segoe UI" w:eastAsia="Segoe UI" w:cs="Segoe UI"/>
+                <w:i w:val="0"/>
+                <w:iCs w:val="0"/>
+                <w:caps w:val="0"/>
+                <w:color w:val="0F1115"/>
+                <w:spacing w:val="0"/>
+                <w:sz w:val="18"/>
+                <w:szCs w:val="18"/>
+              </w:rPr>
+            </w:pPr>
+            <w:r>
+              <w:rPr>
+                <w:rFonts w:hint="default" w:ascii="Segoe UI" w:hAnsi="Segoe UI" w:eastAsia="Segoe UI" w:cs="Segoe UI"/>
+                <w:i w:val="0"/>
+                <w:iCs w:val="0"/>
+                <w:caps w:val="0"/>
+                <w:snapToGrid w:val="0"/>
+                <w:color w:val="000000"/>
+                <w:spacing w:val="0"/>
+                <w:kern w:val="0"/>
+                <w:sz w:val="18"/>
+                <w:szCs w:val="18"/>
+                <w:lang w:val="en-US" w:eastAsia="zh-CN" w:bidi="ar"/>
+              </w:rPr>
+              <w:t>4</w:t>
+            </w:r>
+          </w:p>
+        </w:tc>
+        <w:tc>
+          <w:tcPr>
+            <w:tcW w:w="1530" w:type="dxa"/>
+            <w:tcBorders>
+              <w:top w:val="single" w:color="auto" w:sz="4" w:space="0"/>
+              <w:left w:val="single" w:color="auto" w:sz="4" w:space="0"/>
+              <w:bottom w:val="nil"/>
+              <w:right w:val="nil"/>
+            </w:tcBorders>
+            <w:shd w:val="clear" w:color="auto" w:fill="FFFFFF"/>
+            <w:noWrap w:val="0"/>
+            <w:tcMar>
+              <w:top w:w="120" w:type="dxa"/>
+              <w:left w:w="192" w:type="dxa"/>
+              <w:bottom w:w="120" w:type="dxa"/>
+              <w:right w:w="192" w:type="dxa"/>
+            </w:tcMar>
+            <w:vAlign w:val="center"/>
+          </w:tcPr>
+          <w:p>
+            <w:pPr>
+              <w:keepNext/>
+              <w:keepLines w:val="0"/>
+              <w:widowControl/>
+              <w:suppressLineNumbers w:val="0"/>
+              <w:snapToGrid w:val="0"/>
+              <w:spacing w:line="240" w:lineRule="auto"/>
+              <w:ind w:left="0" w:leftChars="0" w:right="0" w:rightChars="0" w:firstLine="0" w:firstLineChars="0"/>
+              <w:jc w:val="center"/>
+              <w:rPr>
+                <w:rFonts w:hint="default" w:ascii="Segoe UI" w:hAnsi="Segoe UI" w:eastAsia="Segoe UI" w:cs="Segoe UI"/>
+                <w:i w:val="0"/>
+                <w:iCs w:val="0"/>
+                <w:caps w:val="0"/>
+                <w:color w:val="0F1115"/>
+                <w:spacing w:val="0"/>
+                <w:sz w:val="18"/>
+                <w:szCs w:val="18"/>
+              </w:rPr>
+            </w:pPr>
+            <w:r>
+              <w:rPr>
+                <w:rStyle w:val="23"/>
+                <w:rFonts w:hint="default" w:ascii="Segoe UI" w:hAnsi="Segoe UI" w:eastAsia="Segoe UI" w:cs="Segoe UI"/>
+                <w:b/>
+                <w:bCs/>
+                <w:i w:val="0"/>
+                <w:iCs w:val="0"/>
+                <w:caps w:val="0"/>
+                <w:snapToGrid w:val="0"/>
+                <w:color w:val="000000"/>
+                <w:spacing w:val="0"/>
+                <w:kern w:val="0"/>
+                <w:sz w:val="18"/>
+                <w:szCs w:val="18"/>
+                <w:lang w:val="en-US" w:eastAsia="zh-CN" w:bidi="ar"/>
+              </w:rPr>
+              <w:t>站点#12</w:t>
+            </w:r>
+            <w:r>
+              <w:rPr>
+                <w:rFonts w:hint="default" w:ascii="Segoe UI" w:hAnsi="Segoe UI" w:eastAsia="Segoe UI" w:cs="Segoe UI"/>
+                <w:i w:val="0"/>
+                <w:iCs w:val="0"/>
+                <w:caps w:val="0"/>
+                <w:snapToGrid w:val="0"/>
+                <w:color w:val="000000"/>
+                <w:spacing w:val="0"/>
+                <w:kern w:val="0"/>
+                <w:sz w:val="18"/>
+                <w:szCs w:val="18"/>
+                <w:lang w:val="en-US" w:eastAsia="zh-CN" w:bidi="ar"/>
+              </w:rPr>
+              <w:t>：网络偶发高延迟。</w:t>
+            </w:r>
+          </w:p>
+        </w:tc>
+        <w:tc>
+          <w:tcPr>
+            <w:tcW w:w="630" w:type="dxa"/>
+            <w:tcBorders>
+              <w:top w:val="single" w:color="auto" w:sz="4" w:space="0"/>
+              <w:left w:val="single" w:color="auto" w:sz="4" w:space="0"/>
+              <w:bottom w:val="nil"/>
+              <w:right w:val="nil"/>
+            </w:tcBorders>
+            <w:shd w:val="clear" w:color="auto" w:fill="FFFFFF"/>
+            <w:noWrap w:val="0"/>
+            <w:tcMar>
+              <w:top w:w="120" w:type="dxa"/>
+              <w:left w:w="192" w:type="dxa"/>
+              <w:bottom w:w="120" w:type="dxa"/>
+              <w:right w:w="192" w:type="dxa"/>
+            </w:tcMar>
+            <w:vAlign w:val="center"/>
+          </w:tcPr>
+          <w:p>
+            <w:pPr>
+              <w:keepNext/>
+              <w:keepLines w:val="0"/>
+              <w:widowControl/>
+              <w:suppressLineNumbers w:val="0"/>
+              <w:snapToGrid w:val="0"/>
+              <w:spacing w:line="240" w:lineRule="auto"/>
+              <w:ind w:left="0" w:leftChars="0" w:right="0" w:rightChars="0" w:firstLine="0" w:firstLineChars="0"/>
+              <w:jc w:val="center"/>
+              <w:rPr>
+                <w:rFonts w:hint="default" w:ascii="Segoe UI" w:hAnsi="Segoe UI" w:eastAsia="Segoe UI" w:cs="Segoe UI"/>
+                <w:i w:val="0"/>
+                <w:iCs w:val="0"/>
+                <w:caps w:val="0"/>
+                <w:color w:val="0F1115"/>
+                <w:spacing w:val="0"/>
+                <w:sz w:val="18"/>
+                <w:szCs w:val="18"/>
+              </w:rPr>
+            </w:pPr>
+            <w:r>
+              <w:rPr>
+                <w:rStyle w:val="23"/>
+                <w:rFonts w:hint="default" w:ascii="Segoe UI" w:hAnsi="Segoe UI" w:eastAsia="Segoe UI" w:cs="Segoe UI"/>
+                <w:b/>
+                <w:bCs/>
+                <w:i w:val="0"/>
+                <w:iCs w:val="0"/>
+                <w:caps w:val="0"/>
+                <w:snapToGrid w:val="0"/>
+                <w:color w:val="000000"/>
+                <w:spacing w:val="0"/>
+                <w:kern w:val="0"/>
+                <w:sz w:val="18"/>
+                <w:szCs w:val="18"/>
+                <w:lang w:val="en-US" w:eastAsia="zh-CN" w:bidi="ar"/>
+              </w:rPr>
+              <w:t>中</w:t>
+            </w:r>
+          </w:p>
+        </w:tc>
+        <w:tc>
+          <w:tcPr>
+            <w:tcW w:w="1890" w:type="dxa"/>
+            <w:tcBorders>
+              <w:top w:val="single" w:color="auto" w:sz="4" w:space="0"/>
+              <w:left w:val="single" w:color="auto" w:sz="4" w:space="0"/>
+              <w:bottom w:val="nil"/>
+              <w:right w:val="nil"/>
+            </w:tcBorders>
+            <w:shd w:val="clear" w:color="auto" w:fill="FFFFFF"/>
+            <w:noWrap w:val="0"/>
+            <w:tcMar>
+              <w:top w:w="120" w:type="dxa"/>
+              <w:left w:w="192" w:type="dxa"/>
+              <w:bottom w:w="120" w:type="dxa"/>
+              <w:right w:w="192" w:type="dxa"/>
+            </w:tcMar>
+            <w:vAlign w:val="center"/>
+          </w:tcPr>
+          <w:p>
+            <w:pPr>
+              <w:keepNext/>
+              <w:keepLines w:val="0"/>
+              <w:widowControl/>
+              <w:suppressLineNumbers w:val="0"/>
+              <w:snapToGrid w:val="0"/>
+              <w:spacing w:line="240" w:lineRule="auto"/>
+              <w:ind w:left="0" w:leftChars="0" w:right="0" w:rightChars="0" w:firstLine="0" w:firstLineChars="0"/>
+              <w:jc w:val="center"/>
+              <w:rPr>
+                <w:rFonts w:hint="default" w:ascii="Segoe UI" w:hAnsi="Segoe UI" w:eastAsia="Segoe UI" w:cs="Segoe UI"/>
+                <w:i w:val="0"/>
+                <w:iCs w:val="0"/>
+                <w:caps w:val="0"/>
+                <w:color w:val="0F1115"/>
+                <w:spacing w:val="0"/>
+                <w:sz w:val="18"/>
+                <w:szCs w:val="18"/>
+              </w:rPr>
+            </w:pPr>
+            <w:r>
+              <w:rPr>
+                <w:rFonts w:hint="default" w:ascii="Segoe UI" w:hAnsi="Segoe UI" w:eastAsia="Segoe UI" w:cs="Segoe UI"/>
+                <w:i w:val="0"/>
+                <w:iCs w:val="0"/>
+                <w:caps w:val="0"/>
+                <w:snapToGrid w:val="0"/>
+                <w:color w:val="000000"/>
+                <w:spacing w:val="0"/>
+                <w:kern w:val="0"/>
+                <w:sz w:val="18"/>
+                <w:szCs w:val="18"/>
+                <w:lang w:val="en-US" w:eastAsia="zh-CN" w:bidi="ar"/>
+              </w:rPr>
+              <w:t>运营商线路波动或现场交换机问题。影响交易和数据上传。</w:t>
+            </w:r>
+          </w:p>
+        </w:tc>
+        <w:tc>
+          <w:tcPr>
+            <w:tcW w:w="2610" w:type="dxa"/>
+            <w:tcBorders>
+              <w:top w:val="single" w:color="auto" w:sz="4" w:space="0"/>
+              <w:left w:val="single" w:color="auto" w:sz="4" w:space="0"/>
+              <w:bottom w:val="nil"/>
+              <w:right w:val="nil"/>
+            </w:tcBorders>
+            <w:shd w:val="clear" w:color="auto" w:fill="FFFFFF"/>
+            <w:noWrap w:val="0"/>
+            <w:tcMar>
+              <w:top w:w="120" w:type="dxa"/>
+              <w:left w:w="192" w:type="dxa"/>
+              <w:bottom w:w="120" w:type="dxa"/>
+              <w:right w:w="192" w:type="dxa"/>
+            </w:tcMar>
+            <w:vAlign w:val="center"/>
+          </w:tcPr>
+          <w:p>
+            <w:pPr>
+              <w:keepNext/>
+              <w:keepLines w:val="0"/>
+              <w:widowControl/>
+              <w:suppressLineNumbers w:val="0"/>
+              <w:snapToGrid w:val="0"/>
+              <w:spacing w:line="240" w:lineRule="auto"/>
+              <w:ind w:left="0" w:leftChars="0" w:right="0" w:rightChars="0" w:firstLine="0" w:firstLineChars="0"/>
+              <w:jc w:val="left"/>
+              <w:rPr>
+                <w:rFonts w:hint="default" w:ascii="Segoe UI" w:hAnsi="Segoe UI" w:eastAsia="Segoe UI" w:cs="Segoe UI"/>
+                <w:i w:val="0"/>
+                <w:iCs w:val="0"/>
+                <w:caps w:val="0"/>
+                <w:color w:val="0F1115"/>
+                <w:spacing w:val="0"/>
+                <w:sz w:val="18"/>
+                <w:szCs w:val="18"/>
+              </w:rPr>
+            </w:pPr>
+            <w:r>
+              <w:rPr>
+                <w:rFonts w:hint="default" w:ascii="Segoe UI" w:hAnsi="Segoe UI" w:eastAsia="Segoe UI" w:cs="Segoe UI"/>
+                <w:i w:val="0"/>
+                <w:iCs w:val="0"/>
+                <w:caps w:val="0"/>
+                <w:snapToGrid w:val="0"/>
+                <w:color w:val="000000"/>
+                <w:spacing w:val="0"/>
+                <w:kern w:val="0"/>
+                <w:sz w:val="18"/>
+                <w:szCs w:val="18"/>
+                <w:lang w:val="en-US" w:eastAsia="zh-CN" w:bidi="ar"/>
+              </w:rPr>
+              <w:t>1. 联系网络供应商检查线路。</w:t>
+            </w:r>
+            <w:r>
+              <w:rPr>
+                <w:rFonts w:hint="default" w:ascii="Segoe UI" w:hAnsi="Segoe UI" w:eastAsia="Segoe UI" w:cs="Segoe UI"/>
+                <w:i w:val="0"/>
+                <w:iCs w:val="0"/>
+                <w:caps w:val="0"/>
+                <w:snapToGrid w:val="0"/>
+                <w:color w:val="000000"/>
+                <w:spacing w:val="0"/>
+                <w:kern w:val="0"/>
+                <w:sz w:val="18"/>
+                <w:szCs w:val="18"/>
+                <w:lang w:val="en-US" w:eastAsia="zh-CN" w:bidi="ar"/>
+              </w:rPr>
+              <w:br w:type="textWrapping"/>
+            </w:r>
+            <w:r>
+              <w:rPr>
+                <w:rFonts w:hint="default" w:ascii="Segoe UI" w:hAnsi="Segoe UI" w:eastAsia="Segoe UI" w:cs="Segoe UI"/>
+                <w:i w:val="0"/>
+                <w:iCs w:val="0"/>
+                <w:caps w:val="0"/>
+                <w:snapToGrid w:val="0"/>
+                <w:color w:val="000000"/>
+                <w:spacing w:val="0"/>
+                <w:kern w:val="0"/>
+                <w:sz w:val="18"/>
+                <w:szCs w:val="18"/>
+                <w:lang w:val="en-US" w:eastAsia="zh-CN" w:bidi="ar"/>
+              </w:rPr>
+              <w:t>2. 下次巡检携带设备进行网络质量测试。</w:t>
+            </w:r>
+          </w:p>
+        </w:tc>
+        <w:tc>
+          <w:tcPr>
+            <w:tcW w:w="990" w:type="dxa"/>
+            <w:tcBorders>
+              <w:top w:val="single" w:color="auto" w:sz="4" w:space="0"/>
+              <w:left w:val="single" w:color="auto" w:sz="4" w:space="0"/>
+              <w:bottom w:val="nil"/>
+              <w:right w:val="nil"/>
+            </w:tcBorders>
+            <w:shd w:val="clear" w:color="auto" w:fill="FFFFFF"/>
+            <w:noWrap w:val="0"/>
+            <w:tcMar>
+              <w:top w:w="120" w:type="dxa"/>
+              <w:left w:w="192" w:type="dxa"/>
+              <w:bottom w:w="120" w:type="dxa"/>
+              <w:right w:w="192" w:type="dxa"/>
+            </w:tcMar>
+            <w:vAlign w:val="center"/>
+          </w:tcPr>
+          <w:p>
+            <w:pPr>
+              <w:keepNext/>
+              <w:keepLines w:val="0"/>
+              <w:widowControl/>
+              <w:suppressLineNumbers w:val="0"/>
+              <w:snapToGrid w:val="0"/>
+              <w:spacing w:line="240" w:lineRule="auto"/>
+              <w:ind w:left="0" w:leftChars="0" w:right="0" w:rightChars="0" w:firstLine="0" w:firstLineChars="0"/>
+              <w:jc w:val="left"/>
+              <w:rPr>
+                <w:rFonts w:hint="default" w:ascii="Segoe UI" w:hAnsi="Segoe UI" w:eastAsia="Segoe UI" w:cs="Segoe UI"/>
+                <w:i w:val="0"/>
+                <w:iCs w:val="0"/>
+                <w:caps w:val="0"/>
+                <w:color w:val="0F1115"/>
+                <w:spacing w:val="0"/>
+                <w:sz w:val="18"/>
+                <w:szCs w:val="18"/>
+              </w:rPr>
+            </w:pPr>
+            <w:r>
+              <w:rPr>
+                <w:rFonts w:hint="default" w:ascii="Segoe UI" w:hAnsi="Segoe UI" w:eastAsia="Segoe UI" w:cs="Segoe UI"/>
+                <w:i w:val="0"/>
+                <w:iCs w:val="0"/>
+                <w:caps w:val="0"/>
+                <w:snapToGrid w:val="0"/>
+                <w:color w:val="000000"/>
+                <w:spacing w:val="0"/>
+                <w:kern w:val="0"/>
+                <w:sz w:val="18"/>
+                <w:szCs w:val="18"/>
+                <w:lang w:val="en-US" w:eastAsia="zh-CN" w:bidi="ar"/>
+              </w:rPr>
+              <w:t>网络工程师</w:t>
+            </w:r>
+          </w:p>
+        </w:tc>
+        <w:tc>
+          <w:tcPr>
+            <w:tcW w:w="990" w:type="dxa"/>
+            <w:tcBorders>
+              <w:top w:val="single" w:color="auto" w:sz="4" w:space="0"/>
+              <w:left w:val="single" w:color="auto" w:sz="4" w:space="0"/>
+              <w:bottom w:val="nil"/>
+              <w:right w:val="single" w:color="auto" w:sz="12" w:space="0"/>
+            </w:tcBorders>
+            <w:shd w:val="clear" w:color="auto" w:fill="FFFFFF"/>
+            <w:noWrap w:val="0"/>
+            <w:tcMar>
+              <w:top w:w="120" w:type="dxa"/>
+              <w:left w:w="192" w:type="dxa"/>
+              <w:bottom w:w="120" w:type="dxa"/>
+              <w:right w:w="-1" w:type="dxa"/>
+            </w:tcMar>
+            <w:vAlign w:val="center"/>
+          </w:tcPr>
+          <w:p>
+            <w:pPr>
+              <w:keepNext/>
+              <w:keepLines w:val="0"/>
+              <w:widowControl/>
+              <w:suppressLineNumbers w:val="0"/>
+              <w:snapToGrid w:val="0"/>
+              <w:spacing w:line="240" w:lineRule="auto"/>
+              <w:ind w:left="0" w:leftChars="0" w:right="0" w:rightChars="0" w:firstLine="0" w:firstLineChars="0"/>
+              <w:jc w:val="left"/>
+              <w:rPr>
+                <w:rFonts w:hint="default" w:ascii="Segoe UI" w:hAnsi="Segoe UI" w:eastAsia="Segoe UI" w:cs="Segoe UI"/>
+                <w:i w:val="0"/>
+                <w:iCs w:val="0"/>
+                <w:caps w:val="0"/>
+                <w:color w:val="0F1115"/>
+                <w:spacing w:val="0"/>
+                <w:sz w:val="18"/>
+                <w:szCs w:val="18"/>
+              </w:rPr>
+            </w:pPr>
+            <w:r>
+              <w:rPr>
+                <w:rFonts w:hint="default" w:ascii="Segoe UI" w:hAnsi="Segoe UI" w:eastAsia="Segoe UI" w:cs="Segoe UI"/>
+                <w:i w:val="0"/>
+                <w:iCs w:val="0"/>
+                <w:caps w:val="0"/>
+                <w:snapToGrid w:val="0"/>
+                <w:color w:val="000000"/>
+                <w:spacing w:val="0"/>
+                <w:kern w:val="0"/>
+                <w:sz w:val="18"/>
+                <w:szCs w:val="18"/>
+                <w:lang w:val="en-US" w:eastAsia="zh-CN" w:bidi="ar"/>
+              </w:rPr>
+              <w:t>202</w:t>
+            </w:r>
+            <w:r>
+              <w:rPr>
+                <w:rFonts w:hint="eastAsia" w:ascii="Segoe UI" w:hAnsi="Segoe UI" w:eastAsia="Segoe UI" w:cs="Segoe UI"/>
+                <w:i w:val="0"/>
+                <w:iCs w:val="0"/>
+                <w:caps w:val="0"/>
+                <w:snapToGrid w:val="0"/>
+                <w:color w:val="000000"/>
+                <w:spacing w:val="0"/>
+                <w:kern w:val="0"/>
+                <w:sz w:val="18"/>
+                <w:szCs w:val="18"/>
+                <w:lang w:val="en-US" w:eastAsia="zh-CN" w:bidi="ar"/>
+              </w:rPr>
+              <w:t>6</w:t>
+            </w:r>
+            <w:r>
+              <w:rPr>
+                <w:rFonts w:hint="default" w:ascii="Segoe UI" w:hAnsi="Segoe UI" w:eastAsia="Segoe UI" w:cs="Segoe UI"/>
+                <w:i w:val="0"/>
+                <w:iCs w:val="0"/>
+                <w:caps w:val="0"/>
+                <w:snapToGrid w:val="0"/>
+                <w:color w:val="000000"/>
+                <w:spacing w:val="0"/>
+                <w:kern w:val="0"/>
+                <w:sz w:val="18"/>
+                <w:szCs w:val="18"/>
+                <w:lang w:val="en-US" w:eastAsia="zh-CN" w:bidi="ar"/>
+              </w:rPr>
+              <w:t>年</w:t>
+            </w:r>
+            <w:r>
+              <w:rPr>
+                <w:rFonts w:hint="eastAsia" w:ascii="Segoe UI" w:hAnsi="Segoe UI" w:eastAsia="Segoe UI" w:cs="Segoe UI"/>
+                <w:i w:val="0"/>
+                <w:iCs w:val="0"/>
+                <w:caps w:val="0"/>
+                <w:snapToGrid w:val="0"/>
+                <w:color w:val="000000"/>
+                <w:spacing w:val="0"/>
+                <w:kern w:val="0"/>
+                <w:sz w:val="18"/>
+                <w:szCs w:val="18"/>
+                <w:lang w:val="en-US" w:eastAsia="zh-CN" w:bidi="ar"/>
+              </w:rPr>
+              <w:t>2</w:t>
+            </w:r>
+            <w:r>
+              <w:rPr>
+                <w:rFonts w:hint="default" w:ascii="Segoe UI" w:hAnsi="Segoe UI" w:eastAsia="Segoe UI" w:cs="Segoe UI"/>
+                <w:i w:val="0"/>
+                <w:iCs w:val="0"/>
+                <w:caps w:val="0"/>
+                <w:snapToGrid w:val="0"/>
+                <w:color w:val="000000"/>
+                <w:spacing w:val="0"/>
+                <w:kern w:val="0"/>
+                <w:sz w:val="18"/>
+                <w:szCs w:val="18"/>
+                <w:lang w:val="en-US" w:eastAsia="zh-CN" w:bidi="ar"/>
+              </w:rPr>
+              <w:t>月</w:t>
+            </w:r>
+          </w:p>
+        </w:tc>
+      </w:tr>
+      <w:tr>
+        <w:tblPrEx>
+          <w:tblBorders>
+            <w:top w:val="none" w:color="auto" w:sz="0" w:space="0"/>
+            <w:left w:val="none" w:color="auto" w:sz="0" w:space="0"/>
+            <w:bottom w:val="none" w:color="auto" w:sz="0" w:space="0"/>
+            <w:right w:val="none" w:color="auto" w:sz="0" w:space="0"/>
+            <w:insideH w:val="none" w:color="auto" w:sz="0" w:space="0"/>
+            <w:insideV w:val="none" w:color="auto" w:sz="0" w:space="0"/>
+          </w:tblBorders>
+          <w:shd w:val="clear" w:color="auto" w:fill="FFFFFF"/>
+          <w:tblCellMar>
+            <w:top w:w="15" w:type="dxa"/>
+            <w:left w:w="15" w:type="dxa"/>
+            <w:bottom w:w="15" w:type="dxa"/>
+            <w:right w:w="15" w:type="dxa"/>
+          </w:tblCellMar>
+        </w:tblPrEx>
+        <w:trPr>
+          <w:trHeight w:val="0" w:hRule="atLeast"/>
+          <w:jc w:val="center"/>
+        </w:trPr>
+        <w:tc>
+          <w:tcPr>
+            <w:tcW w:w="511" w:type="dxa"/>
+            <w:tcBorders>
+              <w:top w:val="single" w:color="auto" w:sz="4" w:space="0"/>
+              <w:left w:val="single" w:color="auto" w:sz="12" w:space="0"/>
               <w:bottom w:val="single" w:color="auto" w:sz="12" w:space="0"/>
               <w:right w:val="nil"/>
             </w:tcBorders>
@@ -18383,7 +18135,6 @@
                 <w:kern w:val="0"/>
                 <w:sz w:val="18"/>
                 <w:szCs w:val="18"/>
-                <w:bdr w:val="none" w:color="auto" w:sz="0" w:space="0"/>
                 <w:lang w:val="en-US" w:eastAsia="zh-CN" w:bidi="ar"/>
               </w:rPr>
               <w:t>5</w:t>
@@ -18445,7 +18196,6 @@
                 <w:kern w:val="0"/>
                 <w:sz w:val="18"/>
                 <w:szCs w:val="18"/>
-                <w:bdr w:val="none" w:color="auto" w:sz="0" w:space="0"/>
                 <w:lang w:val="en-US" w:eastAsia="zh-CN" w:bidi="ar"/>
               </w:rPr>
               <w:t>站点#18</w:t>
@@ -18462,7 +18212,6 @@
                 <w:kern w:val="0"/>
                 <w:sz w:val="18"/>
                 <w:szCs w:val="18"/>
-                <w:bdr w:val="none" w:color="auto" w:sz="0" w:space="0"/>
                 <w:lang w:val="en-US" w:eastAsia="zh-CN" w:bidi="ar"/>
               </w:rPr>
               <w:t>：监控镜头有污渍。</w:t>
@@ -18524,7 +18273,6 @@
                 <w:kern w:val="0"/>
                 <w:sz w:val="18"/>
                 <w:szCs w:val="18"/>
-                <w:bdr w:val="none" w:color="auto" w:sz="0" w:space="0"/>
                 <w:lang w:val="en-US" w:eastAsia="zh-CN" w:bidi="ar"/>
               </w:rPr>
               <w:t>低</w:t>
@@ -18583,7 +18331,6 @@
                 <w:kern w:val="0"/>
                 <w:sz w:val="18"/>
                 <w:szCs w:val="18"/>
-                <w:bdr w:val="none" w:color="auto" w:sz="0" w:space="0"/>
                 <w:lang w:val="en-US" w:eastAsia="zh-CN" w:bidi="ar"/>
               </w:rPr>
               <w:t>灰尘或鸟粪。影响监控画面清晰度。</w:t>
@@ -18642,7 +18389,6 @@
                 <w:kern w:val="0"/>
                 <w:sz w:val="18"/>
                 <w:szCs w:val="18"/>
-                <w:bdr w:val="none" w:color="auto" w:sz="0" w:space="0"/>
                 <w:lang w:val="en-US" w:eastAsia="zh-CN" w:bidi="ar"/>
               </w:rPr>
               <w:t>清洁镜头。</w:t>
@@ -18701,7 +18447,6 @@
                 <w:kern w:val="0"/>
                 <w:sz w:val="18"/>
                 <w:szCs w:val="18"/>
-                <w:bdr w:val="none" w:color="auto" w:sz="0" w:space="0"/>
                 <w:lang w:val="en-US" w:eastAsia="zh-CN" w:bidi="ar"/>
               </w:rPr>
               <w:t>运维实施工程师</w:t>
